--- a/0-学习与工具/卓品智能AI转型实施计划（最新版）.docx
+++ b/0-学习与工具/卓品智能AI转型实施计划（最新版）.docx
@@ -12,7 +12,7 @@
           <w:b/>
           <w:sz w:val="24"/>
         </w:rPr>
-        <w:t>卓品智能科技股份有限公司</w:t>
+        <w:t>卓品智能科技股份</w:t>
       </w:r>
     </w:p>
     <w:p>
@@ -27,19 +27,6 @@
           <w:sz w:val="40"/>
         </w:rPr>
         <w:t>卓品智能 AI 转型实施计划（最新版）</w:t>
-      </w:r>
-    </w:p>
-    <w:p>
-      <w:pPr>
-        <w:jc w:val="center"/>
-      </w:pPr>
-      <w:r>
-        <w:rPr>
-          <w:rFonts w:ascii="Microsoft YaHei" w:hAnsi="Microsoft YaHei" w:eastAsia="Microsoft YaHei" w:cs="Microsoft YaHei"/>
-          <w:color w:val="555555"/>
-          <w:sz w:val="21"/>
-        </w:rPr>
-        <w:t>House 风格 · 含 Phase 1 修正</w:t>
       </w:r>
     </w:p>
     <w:p/>
@@ -76,7 +63,7 @@
           <w:b w:val="0"/>
           <w:sz w:val="20"/>
         </w:rPr>
-        <w:t>版本：2026-06-07（含 Phase 1 修正）</w:t>
+        <w:t>版本：2026-06-11（含 Phase 1 修正 + supplychain 收割重排 + 收割收尾进度，见第七节及七.1）</w:t>
       </w:r>
       <w:r>
         <w:br/>
@@ -87,7 +74,7 @@
           <w:b w:val="0"/>
           <w:sz w:val="20"/>
         </w:rPr>
-        <w:t>权威来源：《卓品智能AI转型全景规划.md》+《从采购部启动.md》</w:t>
+        <w:t>权威来源：《卓品智能AI转型全景规划.md》+《从采购部启动.md》+《supplychain收割与全景推进策略.md》</w:t>
       </w:r>
       <w:r>
         <w:br/>
@@ -124,7 +111,25 @@
           <w:color w:val="1F4E79"/>
           <w:sz w:val="28"/>
         </w:rPr>
-        <w:t>一、六部门场景总清单（38个）</w:t>
+        <w:t>一、六部门场景总清单（40个）</w:t>
+      </w:r>
+    </w:p>
+    <w:p>
+      <w:pPr>
+        <w:pBdr>
+          <w:left w:val="single" w:sz="18" w:space="8" w:color="1F4E79"/>
+        </w:pBdr>
+        <w:shd w:val="clear" w:color="auto" w:fill="EAF1FB"/>
+        <w:spacing w:before="80" w:after="160"/>
+        <w:ind w:left="160"/>
+      </w:pPr>
+      <w:r>
+        <w:rPr>
+          <w:rFonts w:ascii="Microsoft YaHei" w:hAnsi="Microsoft YaHei" w:eastAsia="Microsoft YaHei" w:cs="Microsoft YaHei"/>
+          <w:b w:val="0"/>
+          <w:sz w:val="20"/>
+        </w:rPr>
+        <w:t>计数 2026-06-11 由 38 更新为 40：质量域新增 Q7 IQC、Q8 SPC。本清单启动月份与 §二月度时间线、《全景规划》§加速启动总览权威排期表一致。</w:t>
       </w:r>
     </w:p>
     <w:p>
@@ -410,7 +415,7 @@
                 <w:b w:val="0"/>
                 <w:sz w:val="18"/>
               </w:rPr>
-              <w:t>✅ 代码完成，等真实数据验证</w:t>
+              <w:t>✅ 代码完成；先 mock 跑通，6/12 真实数据到位后切真实</w:t>
             </w:r>
           </w:p>
         </w:tc>
@@ -659,7 +664,23 @@
                 <w:b w:val="0"/>
                 <w:sz w:val="18"/>
               </w:rPr>
-              <w:t>待开发</w:t>
+              <w:t xml:space="preserve">supplychain </w:t>
+            </w:r>
+            <w:r>
+              <w:rPr>
+                <w:rFonts w:ascii="Consolas" w:hAnsi="Consolas" w:eastAsia="Consolas" w:cs="Consolas"/>
+                <w:b w:val="0"/>
+                <w:sz w:val="18"/>
+              </w:rPr>
+              <w:t>supplier_tracking</w:t>
+            </w:r>
+            <w:r>
+              <w:rPr>
+                <w:rFonts w:ascii="Microsoft YaHei" w:hAnsi="Microsoft YaHei" w:eastAsia="Microsoft YaHei" w:cs="Microsoft YaHei"/>
+                <w:b w:val="0"/>
+                <w:sz w:val="18"/>
+              </w:rPr>
+              <w:t>（在途三色风险）已实现，收割落位</w:t>
             </w:r>
           </w:p>
         </w:tc>
@@ -736,7 +757,7 @@
                 <w:b w:val="0"/>
                 <w:sz w:val="18"/>
               </w:rPr>
-              <w:t>2026-09</w:t>
+              <w:t>2026-10</w:t>
             </w:r>
           </w:p>
         </w:tc>
@@ -860,7 +881,7 @@
                 <w:b w:val="0"/>
                 <w:sz w:val="18"/>
               </w:rPr>
-              <w:t>2026-10</w:t>
+              <w:t>2026-09</w:t>
             </w:r>
           </w:p>
         </w:tc>
@@ -908,7 +929,23 @@
                 <w:b w:val="0"/>
                 <w:sz w:val="18"/>
               </w:rPr>
-              <w:t>待开发</w:t>
+              <w:t xml:space="preserve">supplychain </w:t>
+            </w:r>
+            <w:r>
+              <w:rPr>
+                <w:rFonts w:ascii="Consolas" w:hAnsi="Consolas" w:eastAsia="Consolas" w:cs="Consolas"/>
+                <w:b w:val="0"/>
+                <w:sz w:val="18"/>
+              </w:rPr>
+              <w:t>purchase_recommendation</w:t>
+            </w:r>
+            <w:r>
+              <w:rPr>
+                <w:rFonts w:ascii="Microsoft YaHei" w:hAnsi="Microsoft YaHei" w:eastAsia="Microsoft YaHei" w:cs="Microsoft YaHei"/>
+                <w:b w:val="0"/>
+                <w:sz w:val="18"/>
+              </w:rPr>
+              <w:t>（MRP+遴选）算法完整，已合 master（收割）</w:t>
             </w:r>
           </w:p>
         </w:tc>
@@ -985,7 +1022,7 @@
                 <w:b w:val="0"/>
                 <w:sz w:val="18"/>
               </w:rPr>
-              <w:t>2026-10</w:t>
+              <w:t>2026-12</w:t>
             </w:r>
           </w:p>
         </w:tc>
@@ -1109,7 +1146,7 @@
                 <w:b w:val="0"/>
                 <w:sz w:val="18"/>
               </w:rPr>
-              <w:t>2026-11</w:t>
+              <w:t>2027-01</w:t>
             </w:r>
           </w:p>
         </w:tc>
@@ -1231,10 +1268,10 @@
             <w:r>
               <w:rPr>
                 <w:rFonts w:ascii="Microsoft YaHei" w:hAnsi="Microsoft YaHei" w:eastAsia="Microsoft YaHei" w:cs="Microsoft YaHei"/>
-                <w:b w:val="0"/>
+                <w:b/>
                 <w:sz w:val="18"/>
               </w:rPr>
-              <w:t>2026-11</w:t>
+              <w:t>2026-07/08 MVP</w:t>
             </w:r>
           </w:p>
         </w:tc>
@@ -1284,7 +1321,39 @@
                 <w:b w:val="0"/>
                 <w:sz w:val="18"/>
               </w:rPr>
-              <w:t>待开发</w:t>
+              <w:t xml:space="preserve">⭐ 从 supplychain </w:t>
+            </w:r>
+            <w:r>
+              <w:rPr>
+                <w:rFonts w:ascii="Consolas" w:hAnsi="Consolas" w:eastAsia="Consolas" w:cs="Consolas"/>
+                <w:b w:val="0"/>
+                <w:sz w:val="18"/>
+              </w:rPr>
+              <w:t>delivery_forecast</w:t>
+            </w:r>
+            <w:r>
+              <w:rPr>
+                <w:rFonts w:ascii="Microsoft YaHei" w:hAnsi="Microsoft YaHei" w:eastAsia="Microsoft YaHei" w:cs="Microsoft YaHei"/>
+                <w:b w:val="0"/>
+                <w:sz w:val="18"/>
+              </w:rPr>
+              <w:t>+</w:t>
+            </w:r>
+            <w:r>
+              <w:rPr>
+                <w:rFonts w:ascii="Consolas" w:hAnsi="Consolas" w:eastAsia="Consolas" w:cs="Consolas"/>
+                <w:b w:val="0"/>
+                <w:sz w:val="18"/>
+              </w:rPr>
+              <w:t>crm_notifier</w:t>
+            </w:r>
+            <w:r>
+              <w:rPr>
+                <w:rFonts w:ascii="Microsoft YaHei" w:hAnsi="Microsoft YaHei" w:eastAsia="Microsoft YaHei" w:cs="Microsoft YaHei"/>
+                <w:b w:val="0"/>
+                <w:sz w:val="18"/>
+              </w:rPr>
+              <w:t xml:space="preserve"> 收割，大幅提前；用真实供应商承诺交期+BOM齐套直接算，不依赖 SC6/SC7</w:t>
             </w:r>
           </w:p>
         </w:tc>
@@ -1358,7 +1427,7 @@
                 <w:b w:val="0"/>
                 <w:sz w:val="18"/>
               </w:rPr>
-              <w:t>2026-12</w:t>
+              <w:t>2027-03</w:t>
             </w:r>
           </w:p>
         </w:tc>
@@ -1406,7 +1475,7 @@
                 <w:b w:val="0"/>
                 <w:sz w:val="18"/>
               </w:rPr>
-              <w:t>待开发</w:t>
+              <w:t>待开发（预测类，需历史数据积累，维持）</w:t>
             </w:r>
           </w:p>
         </w:tc>
@@ -3087,7 +3156,7 @@
                 <w:b w:val="0"/>
                 <w:sz w:val="18"/>
               </w:rPr>
-              <w:t>2026-11</w:t>
+              <w:t>2026-12</w:t>
             </w:r>
           </w:p>
         </w:tc>
@@ -3212,7 +3281,7 @@
                 <w:b w:val="0"/>
                 <w:sz w:val="18"/>
               </w:rPr>
-              <w:t>2026-12</w:t>
+              <w:t>2027-01</w:t>
             </w:r>
           </w:p>
         </w:tc>
@@ -3336,7 +3405,7 @@
                 <w:b w:val="0"/>
                 <w:sz w:val="18"/>
               </w:rPr>
-              <w:t>2027-01</w:t>
+              <w:t>2027-02</w:t>
             </w:r>
           </w:p>
         </w:tc>
@@ -3407,7 +3476,25 @@
           <w:color w:val="2E5B8A"/>
           <w:sz w:val="25"/>
         </w:rPr>
-        <w:t>质量部（6个）</w:t>
+        <w:t>质量部（8个）</w:t>
+      </w:r>
+    </w:p>
+    <w:p>
+      <w:pPr>
+        <w:pBdr>
+          <w:left w:val="single" w:sz="18" w:space="8" w:color="1F4E79"/>
+        </w:pBdr>
+        <w:shd w:val="clear" w:color="auto" w:fill="EAF1FB"/>
+        <w:spacing w:before="80" w:after="160"/>
+        <w:ind w:left="160"/>
+      </w:pPr>
+      <w:r>
+        <w:rPr>
+          <w:rFonts w:ascii="Microsoft YaHei" w:hAnsi="Microsoft YaHei" w:eastAsia="Microsoft YaHei" w:cs="Microsoft YaHei"/>
+          <w:b w:val="0"/>
+          <w:sz w:val="20"/>
+        </w:rPr>
+        <w:t>2026-06-11 序列修订（Paul 批准）：旗舰 8D（Q2）/立项门禁（Q6）前置，新增 Q7 IQC / Q8 SPC，FMEA(Q3)/PPAP(Q4) 后置。下表按编号列、启动月为修订后值。</w:t>
       </w:r>
     </w:p>
     <w:tbl>
@@ -3418,15 +3505,16 @@
         <w:tblLook w:firstColumn="1" w:firstRow="1" w:lastColumn="0" w:lastRow="0" w:noHBand="0" w:noVBand="1" w:val="04A0"/>
       </w:tblPr>
       <w:tblGrid>
-        <w:gridCol w:w="2340"/>
-        <w:gridCol w:w="2340"/>
-        <w:gridCol w:w="2340"/>
-        <w:gridCol w:w="2340"/>
+        <w:gridCol w:w="1872"/>
+        <w:gridCol w:w="1872"/>
+        <w:gridCol w:w="1872"/>
+        <w:gridCol w:w="1872"/>
+        <w:gridCol w:w="1872"/>
       </w:tblGrid>
       <w:tr>
         <w:tc>
           <w:tcPr>
-            <w:tcW w:type="dxa" w:w="2340"/>
+            <w:tcW w:type="dxa" w:w="1872"/>
             <w:tcBorders>
               <w:top w:val="single" w:sz="4" w:space="0" w:color="BBBBBB"/>
               <w:left w:val="single" w:sz="4" w:space="0" w:color="BBBBBB"/>
@@ -3453,7 +3541,7 @@
         </w:tc>
         <w:tc>
           <w:tcPr>
-            <w:tcW w:type="dxa" w:w="2340"/>
+            <w:tcW w:type="dxa" w:w="1872"/>
             <w:tcBorders>
               <w:top w:val="single" w:sz="4" w:space="0" w:color="BBBBBB"/>
               <w:left w:val="single" w:sz="4" w:space="0" w:color="BBBBBB"/>
@@ -3480,7 +3568,7 @@
         </w:tc>
         <w:tc>
           <w:tcPr>
-            <w:tcW w:type="dxa" w:w="2340"/>
+            <w:tcW w:type="dxa" w:w="1872"/>
             <w:tcBorders>
               <w:top w:val="single" w:sz="4" w:space="0" w:color="BBBBBB"/>
               <w:left w:val="single" w:sz="4" w:space="0" w:color="BBBBBB"/>
@@ -3507,7 +3595,7 @@
         </w:tc>
         <w:tc>
           <w:tcPr>
-            <w:tcW w:type="dxa" w:w="2340"/>
+            <w:tcW w:type="dxa" w:w="1872"/>
             <w:tcBorders>
               <w:top w:val="single" w:sz="4" w:space="0" w:color="BBBBBB"/>
               <w:left w:val="single" w:sz="4" w:space="0" w:color="BBBBBB"/>
@@ -3532,11 +3620,38 @@
             </w:r>
           </w:p>
         </w:tc>
+        <w:tc>
+          <w:tcPr>
+            <w:tcW w:type="dxa" w:w="1872"/>
+            <w:tcBorders>
+              <w:top w:val="single" w:sz="4" w:space="0" w:color="BBBBBB"/>
+              <w:left w:val="single" w:sz="4" w:space="0" w:color="BBBBBB"/>
+              <w:bottom w:val="single" w:sz="4" w:space="0" w:color="BBBBBB"/>
+              <w:right w:val="single" w:sz="4" w:space="0" w:color="BBBBBB"/>
+            </w:tcBorders>
+            <w:shd w:val="clear" w:color="auto" w:fill="1F4E79"/>
+          </w:tcPr>
+          <w:p>
+            <w:pPr>
+              <w:spacing w:before="0" w:after="0" w:line="240" w:lineRule="auto"/>
+              <w:jc w:val="center"/>
+            </w:pPr>
+            <w:r>
+              <w:rPr>
+                <w:rFonts w:ascii="Microsoft YaHei" w:hAnsi="Microsoft YaHei" w:eastAsia="Microsoft YaHei" w:cs="Microsoft YaHei"/>
+                <w:b/>
+                <w:color w:val="FFFFFF"/>
+                <w:sz w:val="19"/>
+              </w:rPr>
+              <w:t>备注</w:t>
+            </w:r>
+          </w:p>
+        </w:tc>
       </w:tr>
       <w:tr>
         <w:tc>
           <w:tcPr>
-            <w:tcW w:type="dxa" w:w="2340"/>
+            <w:tcW w:type="dxa" w:w="1872"/>
             <w:tcBorders>
               <w:top w:val="single" w:sz="4" w:space="0" w:color="BBBBBB"/>
               <w:left w:val="single" w:sz="4" w:space="0" w:color="BBBBBB"/>
@@ -3560,7 +3675,7 @@
         </w:tc>
         <w:tc>
           <w:tcPr>
-            <w:tcW w:type="dxa" w:w="2340"/>
+            <w:tcW w:type="dxa" w:w="1872"/>
             <w:tcBorders>
               <w:top w:val="single" w:sz="4" w:space="0" w:color="BBBBBB"/>
               <w:left w:val="single" w:sz="4" w:space="0" w:color="BBBBBB"/>
@@ -3584,7 +3699,7 @@
         </w:tc>
         <w:tc>
           <w:tcPr>
-            <w:tcW w:type="dxa" w:w="2340"/>
+            <w:tcW w:type="dxa" w:w="1872"/>
             <w:tcBorders>
               <w:top w:val="single" w:sz="4" w:space="0" w:color="BBBBBB"/>
               <w:left w:val="single" w:sz="4" w:space="0" w:color="BBBBBB"/>
@@ -3602,13 +3717,13 @@
                 <w:b w:val="0"/>
                 <w:sz w:val="18"/>
               </w:rPr>
-              <w:t>2026-10</w:t>
+              <w:t>2027-01</w:t>
             </w:r>
           </w:p>
         </w:tc>
         <w:tc>
           <w:tcPr>
-            <w:tcW w:type="dxa" w:w="2340"/>
+            <w:tcW w:type="dxa" w:w="1872"/>
             <w:tcBorders>
               <w:top w:val="single" w:sz="4" w:space="0" w:color="BBBBBB"/>
               <w:left w:val="single" w:sz="4" w:space="0" w:color="BBBBBB"/>
@@ -3630,11 +3745,35 @@
             </w:r>
           </w:p>
         </w:tc>
+        <w:tc>
+          <w:tcPr>
+            <w:tcW w:type="dxa" w:w="1872"/>
+            <w:tcBorders>
+              <w:top w:val="single" w:sz="4" w:space="0" w:color="BBBBBB"/>
+              <w:left w:val="single" w:sz="4" w:space="0" w:color="BBBBBB"/>
+              <w:bottom w:val="single" w:sz="4" w:space="0" w:color="BBBBBB"/>
+              <w:right w:val="single" w:sz="4" w:space="0" w:color="BBBBBB"/>
+            </w:tcBorders>
+          </w:tcPr>
+          <w:p>
+            <w:pPr>
+              <w:spacing w:before="0" w:after="0" w:line="240" w:lineRule="auto"/>
+            </w:pPr>
+            <w:r>
+              <w:rPr>
+                <w:rFonts w:ascii="Microsoft YaHei" w:hAnsi="Microsoft YaHei" w:eastAsia="Microsoft YaHei" w:cs="Microsoft YaHei"/>
+                <w:b w:val="0"/>
+                <w:sz w:val="18"/>
+              </w:rPr>
+              <w:t>为 8D 喂入口</w:t>
+            </w:r>
+          </w:p>
+        </w:tc>
       </w:tr>
       <w:tr>
         <w:tc>
           <w:tcPr>
-            <w:tcW w:type="dxa" w:w="2340"/>
+            <w:tcW w:type="dxa" w:w="1872"/>
             <w:tcBorders>
               <w:top w:val="single" w:sz="4" w:space="0" w:color="BBBBBB"/>
               <w:left w:val="single" w:sz="4" w:space="0" w:color="BBBBBB"/>
@@ -3659,7 +3798,7 @@
         </w:tc>
         <w:tc>
           <w:tcPr>
-            <w:tcW w:type="dxa" w:w="2340"/>
+            <w:tcW w:type="dxa" w:w="1872"/>
             <w:tcBorders>
               <w:top w:val="single" w:sz="4" w:space="0" w:color="BBBBBB"/>
               <w:left w:val="single" w:sz="4" w:space="0" w:color="BBBBBB"/>
@@ -3678,13 +3817,13 @@
                 <w:b w:val="0"/>
                 <w:sz w:val="18"/>
               </w:rPr>
-              <w:t>8D 报告智能起草</w:t>
+              <w:t>8D 不良分析与根因起草</w:t>
             </w:r>
           </w:p>
         </w:tc>
         <w:tc>
           <w:tcPr>
-            <w:tcW w:type="dxa" w:w="2340"/>
+            <w:tcW w:type="dxa" w:w="1872"/>
             <w:tcBorders>
               <w:top w:val="single" w:sz="4" w:space="0" w:color="BBBBBB"/>
               <w:left w:val="single" w:sz="4" w:space="0" w:color="BBBBBB"/>
@@ -3703,13 +3842,13 @@
                 <w:b w:val="0"/>
                 <w:sz w:val="18"/>
               </w:rPr>
-              <w:t>2026-11</w:t>
+              <w:t>2026-10</w:t>
             </w:r>
           </w:p>
         </w:tc>
         <w:tc>
           <w:tcPr>
-            <w:tcW w:type="dxa" w:w="2340"/>
+            <w:tcW w:type="dxa" w:w="1872"/>
             <w:tcBorders>
               <w:top w:val="single" w:sz="4" w:space="0" w:color="BBBBBB"/>
               <w:left w:val="single" w:sz="4" w:space="0" w:color="BBBBBB"/>
@@ -3732,109 +3871,9 @@
             </w:r>
           </w:p>
         </w:tc>
-      </w:tr>
-      <w:tr>
         <w:tc>
           <w:tcPr>
-            <w:tcW w:type="dxa" w:w="2340"/>
-            <w:tcBorders>
-              <w:top w:val="single" w:sz="4" w:space="0" w:color="BBBBBB"/>
-              <w:left w:val="single" w:sz="4" w:space="0" w:color="BBBBBB"/>
-              <w:bottom w:val="single" w:sz="4" w:space="0" w:color="BBBBBB"/>
-              <w:right w:val="single" w:sz="4" w:space="0" w:color="BBBBBB"/>
-            </w:tcBorders>
-          </w:tcPr>
-          <w:p>
-            <w:pPr>
-              <w:spacing w:before="0" w:after="0" w:line="240" w:lineRule="auto"/>
-            </w:pPr>
-            <w:r>
-              <w:rPr>
-                <w:rFonts w:ascii="Microsoft YaHei" w:hAnsi="Microsoft YaHei" w:eastAsia="Microsoft YaHei" w:cs="Microsoft YaHei"/>
-                <w:b w:val="0"/>
-                <w:sz w:val="18"/>
-              </w:rPr>
-              <w:t>Q3</w:t>
-            </w:r>
-          </w:p>
-        </w:tc>
-        <w:tc>
-          <w:tcPr>
-            <w:tcW w:type="dxa" w:w="2340"/>
-            <w:tcBorders>
-              <w:top w:val="single" w:sz="4" w:space="0" w:color="BBBBBB"/>
-              <w:left w:val="single" w:sz="4" w:space="0" w:color="BBBBBB"/>
-              <w:bottom w:val="single" w:sz="4" w:space="0" w:color="BBBBBB"/>
-              <w:right w:val="single" w:sz="4" w:space="0" w:color="BBBBBB"/>
-            </w:tcBorders>
-          </w:tcPr>
-          <w:p>
-            <w:pPr>
-              <w:spacing w:before="0" w:after="0" w:line="240" w:lineRule="auto"/>
-            </w:pPr>
-            <w:r>
-              <w:rPr>
-                <w:rFonts w:ascii="Microsoft YaHei" w:hAnsi="Microsoft YaHei" w:eastAsia="Microsoft YaHei" w:cs="Microsoft YaHei"/>
-                <w:b w:val="0"/>
-                <w:sz w:val="18"/>
-              </w:rPr>
-              <w:t>FMEA 智能维护助手</w:t>
-            </w:r>
-          </w:p>
-        </w:tc>
-        <w:tc>
-          <w:tcPr>
-            <w:tcW w:type="dxa" w:w="2340"/>
-            <w:tcBorders>
-              <w:top w:val="single" w:sz="4" w:space="0" w:color="BBBBBB"/>
-              <w:left w:val="single" w:sz="4" w:space="0" w:color="BBBBBB"/>
-              <w:bottom w:val="single" w:sz="4" w:space="0" w:color="BBBBBB"/>
-              <w:right w:val="single" w:sz="4" w:space="0" w:color="BBBBBB"/>
-            </w:tcBorders>
-          </w:tcPr>
-          <w:p>
-            <w:pPr>
-              <w:spacing w:before="0" w:after="0" w:line="240" w:lineRule="auto"/>
-            </w:pPr>
-            <w:r>
-              <w:rPr>
-                <w:rFonts w:ascii="Microsoft YaHei" w:hAnsi="Microsoft YaHei" w:eastAsia="Microsoft YaHei" w:cs="Microsoft YaHei"/>
-                <w:b w:val="0"/>
-                <w:sz w:val="18"/>
-              </w:rPr>
-              <w:t>2026-12</w:t>
-            </w:r>
-          </w:p>
-        </w:tc>
-        <w:tc>
-          <w:tcPr>
-            <w:tcW w:type="dxa" w:w="2340"/>
-            <w:tcBorders>
-              <w:top w:val="single" w:sz="4" w:space="0" w:color="BBBBBB"/>
-              <w:left w:val="single" w:sz="4" w:space="0" w:color="BBBBBB"/>
-              <w:bottom w:val="single" w:sz="4" w:space="0" w:color="BBBBBB"/>
-              <w:right w:val="single" w:sz="4" w:space="0" w:color="BBBBBB"/>
-            </w:tcBorders>
-          </w:tcPr>
-          <w:p>
-            <w:pPr>
-              <w:spacing w:before="0" w:after="0" w:line="240" w:lineRule="auto"/>
-            </w:pPr>
-            <w:r>
-              <w:rPr>
-                <w:rFonts w:ascii="Microsoft YaHei" w:hAnsi="Microsoft YaHei" w:eastAsia="Microsoft YaHei" w:cs="Microsoft YaHei"/>
-                <w:b w:val="0"/>
-                <w:sz w:val="18"/>
-              </w:rPr>
-              <w:t>L1</w:t>
-            </w:r>
-          </w:p>
-        </w:tc>
-      </w:tr>
-      <w:tr>
-        <w:tc>
-          <w:tcPr>
-            <w:tcW w:type="dxa" w:w="2340"/>
+            <w:tcW w:type="dxa" w:w="1872"/>
             <w:tcBorders>
               <w:top w:val="single" w:sz="4" w:space="0" w:color="BBBBBB"/>
               <w:left w:val="single" w:sz="4" w:space="0" w:color="BBBBBB"/>
@@ -3850,16 +3889,148 @@
             <w:r>
               <w:rPr>
                 <w:rFonts w:ascii="Microsoft YaHei" w:hAnsi="Microsoft YaHei" w:eastAsia="Microsoft YaHei" w:cs="Microsoft YaHei"/>
+                <w:b/>
+                <w:sz w:val="18"/>
+              </w:rPr>
+              <w:t>旗舰①</w:t>
+            </w:r>
+            <w:r>
+              <w:rPr>
+                <w:rFonts w:ascii="Microsoft YaHei" w:hAnsi="Microsoft YaHei" w:eastAsia="Microsoft YaHei" w:cs="Microsoft YaHei"/>
                 <w:b w:val="0"/>
                 <w:sz w:val="18"/>
               </w:rPr>
-              <w:t>Q4</w:t>
+              <w:t>（质量入轨）</w:t>
+            </w:r>
+          </w:p>
+        </w:tc>
+      </w:tr>
+      <w:tr>
+        <w:tc>
+          <w:tcPr>
+            <w:tcW w:type="dxa" w:w="1872"/>
+            <w:tcBorders>
+              <w:top w:val="single" w:sz="4" w:space="0" w:color="BBBBBB"/>
+              <w:left w:val="single" w:sz="4" w:space="0" w:color="BBBBBB"/>
+              <w:bottom w:val="single" w:sz="4" w:space="0" w:color="BBBBBB"/>
+              <w:right w:val="single" w:sz="4" w:space="0" w:color="BBBBBB"/>
+            </w:tcBorders>
+          </w:tcPr>
+          <w:p>
+            <w:pPr>
+              <w:spacing w:before="0" w:after="0" w:line="240" w:lineRule="auto"/>
+            </w:pPr>
+            <w:r>
+              <w:rPr>
+                <w:rFonts w:ascii="Microsoft YaHei" w:hAnsi="Microsoft YaHei" w:eastAsia="Microsoft YaHei" w:cs="Microsoft YaHei"/>
+                <w:b w:val="0"/>
+                <w:sz w:val="18"/>
+              </w:rPr>
+              <w:t>Q3</w:t>
             </w:r>
           </w:p>
         </w:tc>
         <w:tc>
           <w:tcPr>
-            <w:tcW w:type="dxa" w:w="2340"/>
+            <w:tcW w:type="dxa" w:w="1872"/>
+            <w:tcBorders>
+              <w:top w:val="single" w:sz="4" w:space="0" w:color="BBBBBB"/>
+              <w:left w:val="single" w:sz="4" w:space="0" w:color="BBBBBB"/>
+              <w:bottom w:val="single" w:sz="4" w:space="0" w:color="BBBBBB"/>
+              <w:right w:val="single" w:sz="4" w:space="0" w:color="BBBBBB"/>
+            </w:tcBorders>
+          </w:tcPr>
+          <w:p>
+            <w:pPr>
+              <w:spacing w:before="0" w:after="0" w:line="240" w:lineRule="auto"/>
+            </w:pPr>
+            <w:r>
+              <w:rPr>
+                <w:rFonts w:ascii="Microsoft YaHei" w:hAnsi="Microsoft YaHei" w:eastAsia="Microsoft YaHei" w:cs="Microsoft YaHei"/>
+                <w:b w:val="0"/>
+                <w:sz w:val="18"/>
+              </w:rPr>
+              <w:t>FMEA 智能维护助手</w:t>
+            </w:r>
+          </w:p>
+        </w:tc>
+        <w:tc>
+          <w:tcPr>
+            <w:tcW w:type="dxa" w:w="1872"/>
+            <w:tcBorders>
+              <w:top w:val="single" w:sz="4" w:space="0" w:color="BBBBBB"/>
+              <w:left w:val="single" w:sz="4" w:space="0" w:color="BBBBBB"/>
+              <w:bottom w:val="single" w:sz="4" w:space="0" w:color="BBBBBB"/>
+              <w:right w:val="single" w:sz="4" w:space="0" w:color="BBBBBB"/>
+            </w:tcBorders>
+          </w:tcPr>
+          <w:p>
+            <w:pPr>
+              <w:spacing w:before="0" w:after="0" w:line="240" w:lineRule="auto"/>
+            </w:pPr>
+            <w:r>
+              <w:rPr>
+                <w:rFonts w:ascii="Microsoft YaHei" w:hAnsi="Microsoft YaHei" w:eastAsia="Microsoft YaHei" w:cs="Microsoft YaHei"/>
+                <w:b w:val="0"/>
+                <w:sz w:val="18"/>
+              </w:rPr>
+              <w:t>2027-05</w:t>
+            </w:r>
+          </w:p>
+        </w:tc>
+        <w:tc>
+          <w:tcPr>
+            <w:tcW w:type="dxa" w:w="1872"/>
+            <w:tcBorders>
+              <w:top w:val="single" w:sz="4" w:space="0" w:color="BBBBBB"/>
+              <w:left w:val="single" w:sz="4" w:space="0" w:color="BBBBBB"/>
+              <w:bottom w:val="single" w:sz="4" w:space="0" w:color="BBBBBB"/>
+              <w:right w:val="single" w:sz="4" w:space="0" w:color="BBBBBB"/>
+            </w:tcBorders>
+          </w:tcPr>
+          <w:p>
+            <w:pPr>
+              <w:spacing w:before="0" w:after="0" w:line="240" w:lineRule="auto"/>
+            </w:pPr>
+            <w:r>
+              <w:rPr>
+                <w:rFonts w:ascii="Microsoft YaHei" w:hAnsi="Microsoft YaHei" w:eastAsia="Microsoft YaHei" w:cs="Microsoft YaHei"/>
+                <w:b w:val="0"/>
+                <w:sz w:val="18"/>
+              </w:rPr>
+              <w:t>L1</w:t>
+            </w:r>
+          </w:p>
+        </w:tc>
+        <w:tc>
+          <w:tcPr>
+            <w:tcW w:type="dxa" w:w="1872"/>
+            <w:tcBorders>
+              <w:top w:val="single" w:sz="4" w:space="0" w:color="BBBBBB"/>
+              <w:left w:val="single" w:sz="4" w:space="0" w:color="BBBBBB"/>
+              <w:bottom w:val="single" w:sz="4" w:space="0" w:color="BBBBBB"/>
+              <w:right w:val="single" w:sz="4" w:space="0" w:color="BBBBBB"/>
+            </w:tcBorders>
+          </w:tcPr>
+          <w:p>
+            <w:pPr>
+              <w:spacing w:before="0" w:after="0" w:line="240" w:lineRule="auto"/>
+            </w:pPr>
+            <w:r>
+              <w:rPr>
+                <w:rFonts w:ascii="Microsoft YaHei" w:hAnsi="Microsoft YaHei" w:eastAsia="Microsoft YaHei" w:cs="Microsoft YaHei"/>
+                <w:b w:val="0"/>
+                <w:sz w:val="18"/>
+              </w:rPr>
+              <w:t>后置（OEM 设计数据，最重）</w:t>
+            </w:r>
+          </w:p>
+        </w:tc>
+      </w:tr>
+      <w:tr>
+        <w:tc>
+          <w:tcPr>
+            <w:tcW w:type="dxa" w:w="1872"/>
             <w:tcBorders>
               <w:top w:val="single" w:sz="4" w:space="0" w:color="BBBBBB"/>
               <w:left w:val="single" w:sz="4" w:space="0" w:color="BBBBBB"/>
@@ -3878,13 +4049,13 @@
                 <w:b w:val="0"/>
                 <w:sz w:val="18"/>
               </w:rPr>
-              <w:t>PPAP 文档自动审核</w:t>
+              <w:t>Q4</w:t>
             </w:r>
           </w:p>
         </w:tc>
         <w:tc>
           <w:tcPr>
-            <w:tcW w:type="dxa" w:w="2340"/>
+            <w:tcW w:type="dxa" w:w="1872"/>
             <w:tcBorders>
               <w:top w:val="single" w:sz="4" w:space="0" w:color="BBBBBB"/>
               <w:left w:val="single" w:sz="4" w:space="0" w:color="BBBBBB"/>
@@ -3903,13 +4074,13 @@
                 <w:b w:val="0"/>
                 <w:sz w:val="18"/>
               </w:rPr>
-              <w:t>2027-01</w:t>
+              <w:t>PPAP 文档自动审核</w:t>
             </w:r>
           </w:p>
         </w:tc>
         <w:tc>
           <w:tcPr>
-            <w:tcW w:type="dxa" w:w="2340"/>
+            <w:tcW w:type="dxa" w:w="1872"/>
             <w:tcBorders>
               <w:top w:val="single" w:sz="4" w:space="0" w:color="BBBBBB"/>
               <w:left w:val="single" w:sz="4" w:space="0" w:color="BBBBBB"/>
@@ -3928,113 +4099,13 @@
                 <w:b w:val="0"/>
                 <w:sz w:val="18"/>
               </w:rPr>
-              <w:t>L2</w:t>
-            </w:r>
-          </w:p>
-        </w:tc>
-      </w:tr>
-      <w:tr>
-        <w:tc>
-          <w:tcPr>
-            <w:tcW w:type="dxa" w:w="2340"/>
-            <w:tcBorders>
-              <w:top w:val="single" w:sz="4" w:space="0" w:color="BBBBBB"/>
-              <w:left w:val="single" w:sz="4" w:space="0" w:color="BBBBBB"/>
-              <w:bottom w:val="single" w:sz="4" w:space="0" w:color="BBBBBB"/>
-              <w:right w:val="single" w:sz="4" w:space="0" w:color="BBBBBB"/>
-            </w:tcBorders>
-          </w:tcPr>
-          <w:p>
-            <w:pPr>
-              <w:spacing w:before="0" w:after="0" w:line="240" w:lineRule="auto"/>
-            </w:pPr>
-            <w:r>
-              <w:rPr>
-                <w:rFonts w:ascii="Microsoft YaHei" w:hAnsi="Microsoft YaHei" w:eastAsia="Microsoft YaHei" w:cs="Microsoft YaHei"/>
-                <w:b w:val="0"/>
-                <w:sz w:val="18"/>
-              </w:rPr>
-              <w:t>Q5</w:t>
+              <w:t>2027-04</w:t>
             </w:r>
           </w:p>
         </w:tc>
         <w:tc>
           <w:tcPr>
-            <w:tcW w:type="dxa" w:w="2340"/>
-            <w:tcBorders>
-              <w:top w:val="single" w:sz="4" w:space="0" w:color="BBBBBB"/>
-              <w:left w:val="single" w:sz="4" w:space="0" w:color="BBBBBB"/>
-              <w:bottom w:val="single" w:sz="4" w:space="0" w:color="BBBBBB"/>
-              <w:right w:val="single" w:sz="4" w:space="0" w:color="BBBBBB"/>
-            </w:tcBorders>
-          </w:tcPr>
-          <w:p>
-            <w:pPr>
-              <w:spacing w:before="0" w:after="0" w:line="240" w:lineRule="auto"/>
-            </w:pPr>
-            <w:r>
-              <w:rPr>
-                <w:rFonts w:ascii="Microsoft YaHei" w:hAnsi="Microsoft YaHei" w:eastAsia="Microsoft YaHei" w:cs="Microsoft YaHei"/>
-                <w:b w:val="0"/>
-                <w:sz w:val="18"/>
-              </w:rPr>
-              <w:t>IATF 审核准备助手</w:t>
-            </w:r>
-          </w:p>
-        </w:tc>
-        <w:tc>
-          <w:tcPr>
-            <w:tcW w:type="dxa" w:w="2340"/>
-            <w:tcBorders>
-              <w:top w:val="single" w:sz="4" w:space="0" w:color="BBBBBB"/>
-              <w:left w:val="single" w:sz="4" w:space="0" w:color="BBBBBB"/>
-              <w:bottom w:val="single" w:sz="4" w:space="0" w:color="BBBBBB"/>
-              <w:right w:val="single" w:sz="4" w:space="0" w:color="BBBBBB"/>
-            </w:tcBorders>
-          </w:tcPr>
-          <w:p>
-            <w:pPr>
-              <w:spacing w:before="0" w:after="0" w:line="240" w:lineRule="auto"/>
-            </w:pPr>
-            <w:r>
-              <w:rPr>
-                <w:rFonts w:ascii="Microsoft YaHei" w:hAnsi="Microsoft YaHei" w:eastAsia="Microsoft YaHei" w:cs="Microsoft YaHei"/>
-                <w:b w:val="0"/>
-                <w:sz w:val="18"/>
-              </w:rPr>
-              <w:t>2027-02</w:t>
-            </w:r>
-          </w:p>
-        </w:tc>
-        <w:tc>
-          <w:tcPr>
-            <w:tcW w:type="dxa" w:w="2340"/>
-            <w:tcBorders>
-              <w:top w:val="single" w:sz="4" w:space="0" w:color="BBBBBB"/>
-              <w:left w:val="single" w:sz="4" w:space="0" w:color="BBBBBB"/>
-              <w:bottom w:val="single" w:sz="4" w:space="0" w:color="BBBBBB"/>
-              <w:right w:val="single" w:sz="4" w:space="0" w:color="BBBBBB"/>
-            </w:tcBorders>
-          </w:tcPr>
-          <w:p>
-            <w:pPr>
-              <w:spacing w:before="0" w:after="0" w:line="240" w:lineRule="auto"/>
-            </w:pPr>
-            <w:r>
-              <w:rPr>
-                <w:rFonts w:ascii="Microsoft YaHei" w:hAnsi="Microsoft YaHei" w:eastAsia="Microsoft YaHei" w:cs="Microsoft YaHei"/>
-                <w:b w:val="0"/>
-                <w:sz w:val="18"/>
-              </w:rPr>
-              <w:t>L2</w:t>
-            </w:r>
-          </w:p>
-        </w:tc>
-      </w:tr>
-      <w:tr>
-        <w:tc>
-          <w:tcPr>
-            <w:tcW w:type="dxa" w:w="2340"/>
+            <w:tcW w:type="dxa" w:w="1872"/>
             <w:tcBorders>
               <w:top w:val="single" w:sz="4" w:space="0" w:color="BBBBBB"/>
               <w:left w:val="single" w:sz="4" w:space="0" w:color="BBBBBB"/>
@@ -4053,13 +4124,13 @@
                 <w:b w:val="0"/>
                 <w:sz w:val="18"/>
               </w:rPr>
-              <w:t>Q6</w:t>
+              <w:t>L2</w:t>
             </w:r>
           </w:p>
         </w:tc>
         <w:tc>
           <w:tcPr>
-            <w:tcW w:type="dxa" w:w="2340"/>
+            <w:tcW w:type="dxa" w:w="1872"/>
             <w:tcBorders>
               <w:top w:val="single" w:sz="4" w:space="0" w:color="BBBBBB"/>
               <w:left w:val="single" w:sz="4" w:space="0" w:color="BBBBBB"/>
@@ -4078,13 +4149,129 @@
                 <w:b w:val="0"/>
                 <w:sz w:val="18"/>
               </w:rPr>
-              <w:t>项目立项审核门禁</w:t>
+              <w:t>后置（OEM 隔离层前提）</w:t>
+            </w:r>
+          </w:p>
+        </w:tc>
+      </w:tr>
+      <w:tr>
+        <w:tc>
+          <w:tcPr>
+            <w:tcW w:type="dxa" w:w="1872"/>
+            <w:tcBorders>
+              <w:top w:val="single" w:sz="4" w:space="0" w:color="BBBBBB"/>
+              <w:left w:val="single" w:sz="4" w:space="0" w:color="BBBBBB"/>
+              <w:bottom w:val="single" w:sz="4" w:space="0" w:color="BBBBBB"/>
+              <w:right w:val="single" w:sz="4" w:space="0" w:color="BBBBBB"/>
+            </w:tcBorders>
+          </w:tcPr>
+          <w:p>
+            <w:pPr>
+              <w:spacing w:before="0" w:after="0" w:line="240" w:lineRule="auto"/>
+            </w:pPr>
+            <w:r>
+              <w:rPr>
+                <w:rFonts w:ascii="Microsoft YaHei" w:hAnsi="Microsoft YaHei" w:eastAsia="Microsoft YaHei" w:cs="Microsoft YaHei"/>
+                <w:b w:val="0"/>
+                <w:sz w:val="18"/>
+              </w:rPr>
+              <w:t>Q5</w:t>
             </w:r>
           </w:p>
         </w:tc>
         <w:tc>
           <w:tcPr>
-            <w:tcW w:type="dxa" w:w="2340"/>
+            <w:tcW w:type="dxa" w:w="1872"/>
+            <w:tcBorders>
+              <w:top w:val="single" w:sz="4" w:space="0" w:color="BBBBBB"/>
+              <w:left w:val="single" w:sz="4" w:space="0" w:color="BBBBBB"/>
+              <w:bottom w:val="single" w:sz="4" w:space="0" w:color="BBBBBB"/>
+              <w:right w:val="single" w:sz="4" w:space="0" w:color="BBBBBB"/>
+            </w:tcBorders>
+          </w:tcPr>
+          <w:p>
+            <w:pPr>
+              <w:spacing w:before="0" w:after="0" w:line="240" w:lineRule="auto"/>
+            </w:pPr>
+            <w:r>
+              <w:rPr>
+                <w:rFonts w:ascii="Microsoft YaHei" w:hAnsi="Microsoft YaHei" w:eastAsia="Microsoft YaHei" w:cs="Microsoft YaHei"/>
+                <w:b w:val="0"/>
+                <w:sz w:val="18"/>
+              </w:rPr>
+              <w:t>IATF 审核准备/体系文档助手</w:t>
+            </w:r>
+          </w:p>
+        </w:tc>
+        <w:tc>
+          <w:tcPr>
+            <w:tcW w:type="dxa" w:w="1872"/>
+            <w:tcBorders>
+              <w:top w:val="single" w:sz="4" w:space="0" w:color="BBBBBB"/>
+              <w:left w:val="single" w:sz="4" w:space="0" w:color="BBBBBB"/>
+              <w:bottom w:val="single" w:sz="4" w:space="0" w:color="BBBBBB"/>
+              <w:right w:val="single" w:sz="4" w:space="0" w:color="BBBBBB"/>
+            </w:tcBorders>
+          </w:tcPr>
+          <w:p>
+            <w:pPr>
+              <w:spacing w:before="0" w:after="0" w:line="240" w:lineRule="auto"/>
+            </w:pPr>
+            <w:r>
+              <w:rPr>
+                <w:rFonts w:ascii="Microsoft YaHei" w:hAnsi="Microsoft YaHei" w:eastAsia="Microsoft YaHei" w:cs="Microsoft YaHei"/>
+                <w:b w:val="0"/>
+                <w:sz w:val="18"/>
+              </w:rPr>
+              <w:t>2027-02</w:t>
+            </w:r>
+          </w:p>
+        </w:tc>
+        <w:tc>
+          <w:tcPr>
+            <w:tcW w:type="dxa" w:w="1872"/>
+            <w:tcBorders>
+              <w:top w:val="single" w:sz="4" w:space="0" w:color="BBBBBB"/>
+              <w:left w:val="single" w:sz="4" w:space="0" w:color="BBBBBB"/>
+              <w:bottom w:val="single" w:sz="4" w:space="0" w:color="BBBBBB"/>
+              <w:right w:val="single" w:sz="4" w:space="0" w:color="BBBBBB"/>
+            </w:tcBorders>
+          </w:tcPr>
+          <w:p>
+            <w:pPr>
+              <w:spacing w:before="0" w:after="0" w:line="240" w:lineRule="auto"/>
+            </w:pPr>
+            <w:r>
+              <w:rPr>
+                <w:rFonts w:ascii="Microsoft YaHei" w:hAnsi="Microsoft YaHei" w:eastAsia="Microsoft YaHei" w:cs="Microsoft YaHei"/>
+                <w:b w:val="0"/>
+                <w:sz w:val="18"/>
+              </w:rPr>
+              <w:t>L2</w:t>
+            </w:r>
+          </w:p>
+        </w:tc>
+        <w:tc>
+          <w:tcPr>
+            <w:tcW w:type="dxa" w:w="1872"/>
+            <w:tcBorders>
+              <w:top w:val="single" w:sz="4" w:space="0" w:color="BBBBBB"/>
+              <w:left w:val="single" w:sz="4" w:space="0" w:color="BBBBBB"/>
+              <w:bottom w:val="single" w:sz="4" w:space="0" w:color="BBBBBB"/>
+              <w:right w:val="single" w:sz="4" w:space="0" w:color="BBBBBB"/>
+            </w:tcBorders>
+          </w:tcPr>
+          <w:p>
+            <w:pPr>
+              <w:spacing w:before="0" w:after="0" w:line="240" w:lineRule="auto"/>
+            </w:pPr>
+          </w:p>
+        </w:tc>
+      </w:tr>
+      <w:tr>
+        <w:tc>
+          <w:tcPr>
+            <w:tcW w:type="dxa" w:w="1872"/>
             <w:tcBorders>
               <w:top w:val="single" w:sz="4" w:space="0" w:color="BBBBBB"/>
               <w:left w:val="single" w:sz="4" w:space="0" w:color="BBBBBB"/>
@@ -4103,13 +4290,13 @@
                 <w:b w:val="0"/>
                 <w:sz w:val="18"/>
               </w:rPr>
-              <w:t>2027-03</w:t>
+              <w:t>Q6</w:t>
             </w:r>
           </w:p>
         </w:tc>
         <w:tc>
           <w:tcPr>
-            <w:tcW w:type="dxa" w:w="2340"/>
+            <w:tcW w:type="dxa" w:w="1872"/>
             <w:tcBorders>
               <w:top w:val="single" w:sz="4" w:space="0" w:color="BBBBBB"/>
               <w:left w:val="single" w:sz="4" w:space="0" w:color="BBBBBB"/>
@@ -4128,7 +4315,355 @@
                 <w:b w:val="0"/>
                 <w:sz w:val="18"/>
               </w:rPr>
+              <w:t>项目立项审核门禁</w:t>
+            </w:r>
+          </w:p>
+        </w:tc>
+        <w:tc>
+          <w:tcPr>
+            <w:tcW w:type="dxa" w:w="1872"/>
+            <w:tcBorders>
+              <w:top w:val="single" w:sz="4" w:space="0" w:color="BBBBBB"/>
+              <w:left w:val="single" w:sz="4" w:space="0" w:color="BBBBBB"/>
+              <w:bottom w:val="single" w:sz="4" w:space="0" w:color="BBBBBB"/>
+              <w:right w:val="single" w:sz="4" w:space="0" w:color="BBBBBB"/>
+            </w:tcBorders>
+            <w:shd w:val="clear" w:color="auto" w:fill="F2F6FB"/>
+          </w:tcPr>
+          <w:p>
+            <w:pPr>
+              <w:spacing w:before="0" w:after="0" w:line="240" w:lineRule="auto"/>
+            </w:pPr>
+            <w:r>
+              <w:rPr>
+                <w:rFonts w:ascii="Microsoft YaHei" w:hAnsi="Microsoft YaHei" w:eastAsia="Microsoft YaHei" w:cs="Microsoft YaHei"/>
+                <w:b w:val="0"/>
+                <w:sz w:val="18"/>
+              </w:rPr>
+              <w:t>2026-11</w:t>
+            </w:r>
+          </w:p>
+        </w:tc>
+        <w:tc>
+          <w:tcPr>
+            <w:tcW w:type="dxa" w:w="1872"/>
+            <w:tcBorders>
+              <w:top w:val="single" w:sz="4" w:space="0" w:color="BBBBBB"/>
+              <w:left w:val="single" w:sz="4" w:space="0" w:color="BBBBBB"/>
+              <w:bottom w:val="single" w:sz="4" w:space="0" w:color="BBBBBB"/>
+              <w:right w:val="single" w:sz="4" w:space="0" w:color="BBBBBB"/>
+            </w:tcBorders>
+            <w:shd w:val="clear" w:color="auto" w:fill="F2F6FB"/>
+          </w:tcPr>
+          <w:p>
+            <w:pPr>
+              <w:spacing w:before="0" w:after="0" w:line="240" w:lineRule="auto"/>
+            </w:pPr>
+            <w:r>
+              <w:rPr>
+                <w:rFonts w:ascii="Microsoft YaHei" w:hAnsi="Microsoft YaHei" w:eastAsia="Microsoft YaHei" w:cs="Microsoft YaHei"/>
+                <w:b w:val="0"/>
+                <w:sz w:val="18"/>
+              </w:rPr>
               <w:t>L2</w:t>
+            </w:r>
+          </w:p>
+        </w:tc>
+        <w:tc>
+          <w:tcPr>
+            <w:tcW w:type="dxa" w:w="1872"/>
+            <w:tcBorders>
+              <w:top w:val="single" w:sz="4" w:space="0" w:color="BBBBBB"/>
+              <w:left w:val="single" w:sz="4" w:space="0" w:color="BBBBBB"/>
+              <w:bottom w:val="single" w:sz="4" w:space="0" w:color="BBBBBB"/>
+              <w:right w:val="single" w:sz="4" w:space="0" w:color="BBBBBB"/>
+            </w:tcBorders>
+            <w:shd w:val="clear" w:color="auto" w:fill="F2F6FB"/>
+          </w:tcPr>
+          <w:p>
+            <w:pPr>
+              <w:spacing w:before="0" w:after="0" w:line="240" w:lineRule="auto"/>
+            </w:pPr>
+            <w:r>
+              <w:rPr>
+                <w:rFonts w:ascii="Microsoft YaHei" w:hAnsi="Microsoft YaHei" w:eastAsia="Microsoft YaHei" w:cs="Microsoft YaHei"/>
+                <w:b/>
+                <w:sz w:val="18"/>
+              </w:rPr>
+              <w:t>旗舰②</w:t>
+            </w:r>
+            <w:r>
+              <w:rPr>
+                <w:rFonts w:ascii="Microsoft YaHei" w:hAnsi="Microsoft YaHei" w:eastAsia="Microsoft YaHei" w:cs="Microsoft YaHei"/>
+                <w:b w:val="0"/>
+                <w:sz w:val="18"/>
+              </w:rPr>
+              <w:t>（试点至 12 月）</w:t>
+            </w:r>
+          </w:p>
+        </w:tc>
+      </w:tr>
+      <w:tr>
+        <w:tc>
+          <w:tcPr>
+            <w:tcW w:type="dxa" w:w="1872"/>
+            <w:tcBorders>
+              <w:top w:val="single" w:sz="4" w:space="0" w:color="BBBBBB"/>
+              <w:left w:val="single" w:sz="4" w:space="0" w:color="BBBBBB"/>
+              <w:bottom w:val="single" w:sz="4" w:space="0" w:color="BBBBBB"/>
+              <w:right w:val="single" w:sz="4" w:space="0" w:color="BBBBBB"/>
+            </w:tcBorders>
+          </w:tcPr>
+          <w:p>
+            <w:pPr>
+              <w:spacing w:before="0" w:after="0" w:line="240" w:lineRule="auto"/>
+            </w:pPr>
+            <w:r>
+              <w:rPr>
+                <w:rFonts w:ascii="Microsoft YaHei" w:hAnsi="Microsoft YaHei" w:eastAsia="Microsoft YaHei" w:cs="Microsoft YaHei"/>
+                <w:b w:val="0"/>
+                <w:sz w:val="18"/>
+              </w:rPr>
+              <w:t>Q7</w:t>
+            </w:r>
+          </w:p>
+        </w:tc>
+        <w:tc>
+          <w:tcPr>
+            <w:tcW w:type="dxa" w:w="1872"/>
+            <w:tcBorders>
+              <w:top w:val="single" w:sz="4" w:space="0" w:color="BBBBBB"/>
+              <w:left w:val="single" w:sz="4" w:space="0" w:color="BBBBBB"/>
+              <w:bottom w:val="single" w:sz="4" w:space="0" w:color="BBBBBB"/>
+              <w:right w:val="single" w:sz="4" w:space="0" w:color="BBBBBB"/>
+            </w:tcBorders>
+          </w:tcPr>
+          <w:p>
+            <w:pPr>
+              <w:spacing w:before="0" w:after="0" w:line="240" w:lineRule="auto"/>
+            </w:pPr>
+            <w:r>
+              <w:rPr>
+                <w:rFonts w:ascii="Microsoft YaHei" w:hAnsi="Microsoft YaHei" w:eastAsia="Microsoft YaHei" w:cs="Microsoft YaHei"/>
+                <w:b w:val="0"/>
+                <w:sz w:val="18"/>
+              </w:rPr>
+              <w:t>IQC 来料检验智能判定</w:t>
+            </w:r>
+          </w:p>
+        </w:tc>
+        <w:tc>
+          <w:tcPr>
+            <w:tcW w:type="dxa" w:w="1872"/>
+            <w:tcBorders>
+              <w:top w:val="single" w:sz="4" w:space="0" w:color="BBBBBB"/>
+              <w:left w:val="single" w:sz="4" w:space="0" w:color="BBBBBB"/>
+              <w:bottom w:val="single" w:sz="4" w:space="0" w:color="BBBBBB"/>
+              <w:right w:val="single" w:sz="4" w:space="0" w:color="BBBBBB"/>
+            </w:tcBorders>
+          </w:tcPr>
+          <w:p>
+            <w:pPr>
+              <w:spacing w:before="0" w:after="0" w:line="240" w:lineRule="auto"/>
+            </w:pPr>
+            <w:r>
+              <w:rPr>
+                <w:rFonts w:ascii="Microsoft YaHei" w:hAnsi="Microsoft YaHei" w:eastAsia="Microsoft YaHei" w:cs="Microsoft YaHei"/>
+                <w:b w:val="0"/>
+                <w:sz w:val="18"/>
+              </w:rPr>
+              <w:t>2027-05</w:t>
+            </w:r>
+          </w:p>
+        </w:tc>
+        <w:tc>
+          <w:tcPr>
+            <w:tcW w:type="dxa" w:w="1872"/>
+            <w:tcBorders>
+              <w:top w:val="single" w:sz="4" w:space="0" w:color="BBBBBB"/>
+              <w:left w:val="single" w:sz="4" w:space="0" w:color="BBBBBB"/>
+              <w:bottom w:val="single" w:sz="4" w:space="0" w:color="BBBBBB"/>
+              <w:right w:val="single" w:sz="4" w:space="0" w:color="BBBBBB"/>
+            </w:tcBorders>
+          </w:tcPr>
+          <w:p>
+            <w:pPr>
+              <w:spacing w:before="0" w:after="0" w:line="240" w:lineRule="auto"/>
+            </w:pPr>
+            <w:r>
+              <w:rPr>
+                <w:rFonts w:ascii="Microsoft YaHei" w:hAnsi="Microsoft YaHei" w:eastAsia="Microsoft YaHei" w:cs="Microsoft YaHei"/>
+                <w:b w:val="0"/>
+                <w:sz w:val="18"/>
+              </w:rPr>
+              <w:t>L2</w:t>
+            </w:r>
+          </w:p>
+        </w:tc>
+        <w:tc>
+          <w:tcPr>
+            <w:tcW w:type="dxa" w:w="1872"/>
+            <w:tcBorders>
+              <w:top w:val="single" w:sz="4" w:space="0" w:color="BBBBBB"/>
+              <w:left w:val="single" w:sz="4" w:space="0" w:color="BBBBBB"/>
+              <w:bottom w:val="single" w:sz="4" w:space="0" w:color="BBBBBB"/>
+              <w:right w:val="single" w:sz="4" w:space="0" w:color="BBBBBB"/>
+            </w:tcBorders>
+          </w:tcPr>
+          <w:p>
+            <w:pPr>
+              <w:spacing w:before="0" w:after="0" w:line="240" w:lineRule="auto"/>
+            </w:pPr>
+            <w:r>
+              <w:rPr>
+                <w:rFonts w:ascii="Microsoft YaHei" w:hAnsi="Microsoft YaHei" w:eastAsia="Microsoft YaHei" w:cs="Microsoft YaHei"/>
+                <w:b/>
+                <w:sz w:val="18"/>
+              </w:rPr>
+              <w:t>新增</w:t>
+            </w:r>
+            <w:r>
+              <w:rPr>
+                <w:rFonts w:ascii="Microsoft YaHei" w:hAnsi="Microsoft YaHei" w:eastAsia="Microsoft YaHei" w:cs="Microsoft YaHei"/>
+                <w:b w:val="0"/>
+                <w:sz w:val="18"/>
+              </w:rPr>
+              <w:t>，依赖 MES/LAN</w:t>
+            </w:r>
+          </w:p>
+        </w:tc>
+      </w:tr>
+      <w:tr>
+        <w:tc>
+          <w:tcPr>
+            <w:tcW w:type="dxa" w:w="1872"/>
+            <w:tcBorders>
+              <w:top w:val="single" w:sz="4" w:space="0" w:color="BBBBBB"/>
+              <w:left w:val="single" w:sz="4" w:space="0" w:color="BBBBBB"/>
+              <w:bottom w:val="single" w:sz="4" w:space="0" w:color="BBBBBB"/>
+              <w:right w:val="single" w:sz="4" w:space="0" w:color="BBBBBB"/>
+            </w:tcBorders>
+            <w:shd w:val="clear" w:color="auto" w:fill="F2F6FB"/>
+          </w:tcPr>
+          <w:p>
+            <w:pPr>
+              <w:spacing w:before="0" w:after="0" w:line="240" w:lineRule="auto"/>
+            </w:pPr>
+            <w:r>
+              <w:rPr>
+                <w:rFonts w:ascii="Microsoft YaHei" w:hAnsi="Microsoft YaHei" w:eastAsia="Microsoft YaHei" w:cs="Microsoft YaHei"/>
+                <w:b w:val="0"/>
+                <w:sz w:val="18"/>
+              </w:rPr>
+              <w:t>Q8</w:t>
+            </w:r>
+          </w:p>
+        </w:tc>
+        <w:tc>
+          <w:tcPr>
+            <w:tcW w:type="dxa" w:w="1872"/>
+            <w:tcBorders>
+              <w:top w:val="single" w:sz="4" w:space="0" w:color="BBBBBB"/>
+              <w:left w:val="single" w:sz="4" w:space="0" w:color="BBBBBB"/>
+              <w:bottom w:val="single" w:sz="4" w:space="0" w:color="BBBBBB"/>
+              <w:right w:val="single" w:sz="4" w:space="0" w:color="BBBBBB"/>
+            </w:tcBorders>
+            <w:shd w:val="clear" w:color="auto" w:fill="F2F6FB"/>
+          </w:tcPr>
+          <w:p>
+            <w:pPr>
+              <w:spacing w:before="0" w:after="0" w:line="240" w:lineRule="auto"/>
+            </w:pPr>
+            <w:r>
+              <w:rPr>
+                <w:rFonts w:ascii="Microsoft YaHei" w:hAnsi="Microsoft YaHei" w:eastAsia="Microsoft YaHei" w:cs="Microsoft YaHei"/>
+                <w:b w:val="0"/>
+                <w:sz w:val="18"/>
+              </w:rPr>
+              <w:t>SPC 制程异常预警</w:t>
+            </w:r>
+          </w:p>
+        </w:tc>
+        <w:tc>
+          <w:tcPr>
+            <w:tcW w:type="dxa" w:w="1872"/>
+            <w:tcBorders>
+              <w:top w:val="single" w:sz="4" w:space="0" w:color="BBBBBB"/>
+              <w:left w:val="single" w:sz="4" w:space="0" w:color="BBBBBB"/>
+              <w:bottom w:val="single" w:sz="4" w:space="0" w:color="BBBBBB"/>
+              <w:right w:val="single" w:sz="4" w:space="0" w:color="BBBBBB"/>
+            </w:tcBorders>
+            <w:shd w:val="clear" w:color="auto" w:fill="F2F6FB"/>
+          </w:tcPr>
+          <w:p>
+            <w:pPr>
+              <w:spacing w:before="0" w:after="0" w:line="240" w:lineRule="auto"/>
+            </w:pPr>
+            <w:r>
+              <w:rPr>
+                <w:rFonts w:ascii="Microsoft YaHei" w:hAnsi="Microsoft YaHei" w:eastAsia="Microsoft YaHei" w:cs="Microsoft YaHei"/>
+                <w:b w:val="0"/>
+                <w:sz w:val="18"/>
+              </w:rPr>
+              <w:t>2027-06</w:t>
+            </w:r>
+          </w:p>
+        </w:tc>
+        <w:tc>
+          <w:tcPr>
+            <w:tcW w:type="dxa" w:w="1872"/>
+            <w:tcBorders>
+              <w:top w:val="single" w:sz="4" w:space="0" w:color="BBBBBB"/>
+              <w:left w:val="single" w:sz="4" w:space="0" w:color="BBBBBB"/>
+              <w:bottom w:val="single" w:sz="4" w:space="0" w:color="BBBBBB"/>
+              <w:right w:val="single" w:sz="4" w:space="0" w:color="BBBBBB"/>
+            </w:tcBorders>
+            <w:shd w:val="clear" w:color="auto" w:fill="F2F6FB"/>
+          </w:tcPr>
+          <w:p>
+            <w:pPr>
+              <w:spacing w:before="0" w:after="0" w:line="240" w:lineRule="auto"/>
+            </w:pPr>
+            <w:r>
+              <w:rPr>
+                <w:rFonts w:ascii="Microsoft YaHei" w:hAnsi="Microsoft YaHei" w:eastAsia="Microsoft YaHei" w:cs="Microsoft YaHei"/>
+                <w:b w:val="0"/>
+                <w:sz w:val="18"/>
+              </w:rPr>
+              <w:t>L1→L2</w:t>
+            </w:r>
+          </w:p>
+        </w:tc>
+        <w:tc>
+          <w:tcPr>
+            <w:tcW w:type="dxa" w:w="1872"/>
+            <w:tcBorders>
+              <w:top w:val="single" w:sz="4" w:space="0" w:color="BBBBBB"/>
+              <w:left w:val="single" w:sz="4" w:space="0" w:color="BBBBBB"/>
+              <w:bottom w:val="single" w:sz="4" w:space="0" w:color="BBBBBB"/>
+              <w:right w:val="single" w:sz="4" w:space="0" w:color="BBBBBB"/>
+            </w:tcBorders>
+            <w:shd w:val="clear" w:color="auto" w:fill="F2F6FB"/>
+          </w:tcPr>
+          <w:p>
+            <w:pPr>
+              <w:spacing w:before="0" w:after="0" w:line="240" w:lineRule="auto"/>
+            </w:pPr>
+            <w:r>
+              <w:rPr>
+                <w:rFonts w:ascii="Microsoft YaHei" w:hAnsi="Microsoft YaHei" w:eastAsia="Microsoft YaHei" w:cs="Microsoft YaHei"/>
+                <w:b/>
+                <w:sz w:val="18"/>
+              </w:rPr>
+              <w:t>新增</w:t>
+            </w:r>
+            <w:r>
+              <w:rPr>
+                <w:rFonts w:ascii="Microsoft YaHei" w:hAnsi="Microsoft YaHei" w:eastAsia="Microsoft YaHei" w:cs="Microsoft YaHei"/>
+                <w:b w:val="0"/>
+                <w:sz w:val="18"/>
+              </w:rPr>
+              <w:t>，依赖 MES/LAN</w:t>
             </w:r>
           </w:p>
         </w:tc>
@@ -4906,15 +5441,16 @@
         <w:tblLook w:firstColumn="1" w:firstRow="1" w:lastColumn="0" w:lastRow="0" w:noHBand="0" w:noVBand="1" w:val="04A0"/>
       </w:tblPr>
       <w:tblGrid>
-        <w:gridCol w:w="2340"/>
-        <w:gridCol w:w="2340"/>
-        <w:gridCol w:w="2340"/>
-        <w:gridCol w:w="2340"/>
+        <w:gridCol w:w="1872"/>
+        <w:gridCol w:w="1872"/>
+        <w:gridCol w:w="1872"/>
+        <w:gridCol w:w="1872"/>
+        <w:gridCol w:w="1872"/>
       </w:tblGrid>
       <w:tr>
         <w:tc>
           <w:tcPr>
-            <w:tcW w:type="dxa" w:w="2340"/>
+            <w:tcW w:type="dxa" w:w="1872"/>
             <w:tcBorders>
               <w:top w:val="single" w:sz="4" w:space="0" w:color="BBBBBB"/>
               <w:left w:val="single" w:sz="4" w:space="0" w:color="BBBBBB"/>
@@ -4941,7 +5477,7 @@
         </w:tc>
         <w:tc>
           <w:tcPr>
-            <w:tcW w:type="dxa" w:w="2340"/>
+            <w:tcW w:type="dxa" w:w="1872"/>
             <w:tcBorders>
               <w:top w:val="single" w:sz="4" w:space="0" w:color="BBBBBB"/>
               <w:left w:val="single" w:sz="4" w:space="0" w:color="BBBBBB"/>
@@ -4968,7 +5504,7 @@
         </w:tc>
         <w:tc>
           <w:tcPr>
-            <w:tcW w:type="dxa" w:w="2340"/>
+            <w:tcW w:type="dxa" w:w="1872"/>
             <w:tcBorders>
               <w:top w:val="single" w:sz="4" w:space="0" w:color="BBBBBB"/>
               <w:left w:val="single" w:sz="4" w:space="0" w:color="BBBBBB"/>
@@ -4995,7 +5531,7 @@
         </w:tc>
         <w:tc>
           <w:tcPr>
-            <w:tcW w:type="dxa" w:w="2340"/>
+            <w:tcW w:type="dxa" w:w="1872"/>
             <w:tcBorders>
               <w:top w:val="single" w:sz="4" w:space="0" w:color="BBBBBB"/>
               <w:left w:val="single" w:sz="4" w:space="0" w:color="BBBBBB"/>
@@ -5020,11 +5556,38 @@
             </w:r>
           </w:p>
         </w:tc>
+        <w:tc>
+          <w:tcPr>
+            <w:tcW w:type="dxa" w:w="1872"/>
+            <w:tcBorders>
+              <w:top w:val="single" w:sz="4" w:space="0" w:color="BBBBBB"/>
+              <w:left w:val="single" w:sz="4" w:space="0" w:color="BBBBBB"/>
+              <w:bottom w:val="single" w:sz="4" w:space="0" w:color="BBBBBB"/>
+              <w:right w:val="single" w:sz="4" w:space="0" w:color="BBBBBB"/>
+            </w:tcBorders>
+            <w:shd w:val="clear" w:color="auto" w:fill="1F4E79"/>
+          </w:tcPr>
+          <w:p>
+            <w:pPr>
+              <w:spacing w:before="0" w:after="0" w:line="240" w:lineRule="auto"/>
+              <w:jc w:val="center"/>
+            </w:pPr>
+            <w:r>
+              <w:rPr>
+                <w:rFonts w:ascii="Microsoft YaHei" w:hAnsi="Microsoft YaHei" w:eastAsia="Microsoft YaHei" w:cs="Microsoft YaHei"/>
+                <w:b/>
+                <w:color w:val="FFFFFF"/>
+                <w:sz w:val="19"/>
+              </w:rPr>
+              <w:t>说明</w:t>
+            </w:r>
+          </w:p>
+        </w:tc>
       </w:tr>
       <w:tr>
         <w:tc>
           <w:tcPr>
-            <w:tcW w:type="dxa" w:w="2340"/>
+            <w:tcW w:type="dxa" w:w="1872"/>
             <w:tcBorders>
               <w:top w:val="single" w:sz="4" w:space="0" w:color="BBBBBB"/>
               <w:left w:val="single" w:sz="4" w:space="0" w:color="BBBBBB"/>
@@ -5048,7 +5611,7 @@
         </w:tc>
         <w:tc>
           <w:tcPr>
-            <w:tcW w:type="dxa" w:w="2340"/>
+            <w:tcW w:type="dxa" w:w="1872"/>
             <w:tcBorders>
               <w:top w:val="single" w:sz="4" w:space="0" w:color="BBBBBB"/>
               <w:left w:val="single" w:sz="4" w:space="0" w:color="BBBBBB"/>
@@ -5072,7 +5635,7 @@
         </w:tc>
         <w:tc>
           <w:tcPr>
-            <w:tcW w:type="dxa" w:w="2340"/>
+            <w:tcW w:type="dxa" w:w="1872"/>
             <w:tcBorders>
               <w:top w:val="single" w:sz="4" w:space="0" w:color="BBBBBB"/>
               <w:left w:val="single" w:sz="4" w:space="0" w:color="BBBBBB"/>
@@ -5090,13 +5653,13 @@
                 <w:b w:val="0"/>
                 <w:sz w:val="18"/>
               </w:rPr>
-              <w:t>2026-11</w:t>
+              <w:t>2026-09/10</w:t>
             </w:r>
           </w:p>
         </w:tc>
         <w:tc>
           <w:tcPr>
-            <w:tcW w:type="dxa" w:w="2340"/>
+            <w:tcW w:type="dxa" w:w="1872"/>
             <w:tcBorders>
               <w:top w:val="single" w:sz="4" w:space="0" w:color="BBBBBB"/>
               <w:left w:val="single" w:sz="4" w:space="0" w:color="BBBBBB"/>
@@ -5118,11 +5681,51 @@
             </w:r>
           </w:p>
         </w:tc>
+        <w:tc>
+          <w:tcPr>
+            <w:tcW w:type="dxa" w:w="1872"/>
+            <w:tcBorders>
+              <w:top w:val="single" w:sz="4" w:space="0" w:color="BBBBBB"/>
+              <w:left w:val="single" w:sz="4" w:space="0" w:color="BBBBBB"/>
+              <w:bottom w:val="single" w:sz="4" w:space="0" w:color="BBBBBB"/>
+              <w:right w:val="single" w:sz="4" w:space="0" w:color="BBBBBB"/>
+            </w:tcBorders>
+          </w:tcPr>
+          <w:p>
+            <w:pPr>
+              <w:spacing w:before="0" w:after="0" w:line="240" w:lineRule="auto"/>
+            </w:pPr>
+            <w:r>
+              <w:rPr>
+                <w:rFonts w:ascii="Microsoft YaHei" w:hAnsi="Microsoft YaHei" w:eastAsia="Microsoft YaHei" w:cs="Microsoft YaHei"/>
+                <w:b w:val="0"/>
+                <w:sz w:val="18"/>
+              </w:rPr>
+              <w:t xml:space="preserve">supplychain </w:t>
+            </w:r>
+            <w:r>
+              <w:rPr>
+                <w:rFonts w:ascii="Consolas" w:hAnsi="Consolas" w:eastAsia="Consolas" w:cs="Consolas"/>
+                <w:b w:val="0"/>
+                <w:sz w:val="18"/>
+              </w:rPr>
+              <w:t>smt_scheduling</w:t>
+            </w:r>
+            <w:r>
+              <w:rPr>
+                <w:rFonts w:ascii="Microsoft YaHei" w:hAnsi="Microsoft YaHei" w:eastAsia="Microsoft YaHei" w:cs="Microsoft YaHei"/>
+                <w:b w:val="0"/>
+                <w:sz w:val="18"/>
+              </w:rPr>
+              <w:t>（到货+工时→完工日）已 MVP，收割提前</w:t>
+            </w:r>
+          </w:p>
+        </w:tc>
       </w:tr>
       <w:tr>
         <w:tc>
           <w:tcPr>
-            <w:tcW w:type="dxa" w:w="2340"/>
+            <w:tcW w:type="dxa" w:w="1872"/>
             <w:tcBorders>
               <w:top w:val="single" w:sz="4" w:space="0" w:color="BBBBBB"/>
               <w:left w:val="single" w:sz="4" w:space="0" w:color="BBBBBB"/>
@@ -5147,7 +5750,7 @@
         </w:tc>
         <w:tc>
           <w:tcPr>
-            <w:tcW w:type="dxa" w:w="2340"/>
+            <w:tcW w:type="dxa" w:w="1872"/>
             <w:tcBorders>
               <w:top w:val="single" w:sz="4" w:space="0" w:color="BBBBBB"/>
               <w:left w:val="single" w:sz="4" w:space="0" w:color="BBBBBB"/>
@@ -5172,7 +5775,7 @@
         </w:tc>
         <w:tc>
           <w:tcPr>
-            <w:tcW w:type="dxa" w:w="2340"/>
+            <w:tcW w:type="dxa" w:w="1872"/>
             <w:tcBorders>
               <w:top w:val="single" w:sz="4" w:space="0" w:color="BBBBBB"/>
               <w:left w:val="single" w:sz="4" w:space="0" w:color="BBBBBB"/>
@@ -5191,13 +5794,13 @@
                 <w:b w:val="0"/>
                 <w:sz w:val="18"/>
               </w:rPr>
-              <w:t>2026-10</w:t>
+              <w:t>2026-09</w:t>
             </w:r>
           </w:p>
         </w:tc>
         <w:tc>
           <w:tcPr>
-            <w:tcW w:type="dxa" w:w="2340"/>
+            <w:tcW w:type="dxa" w:w="1872"/>
             <w:tcBorders>
               <w:top w:val="single" w:sz="4" w:space="0" w:color="BBBBBB"/>
               <w:left w:val="single" w:sz="4" w:space="0" w:color="BBBBBB"/>
@@ -5220,109 +5823,9 @@
             </w:r>
           </w:p>
         </w:tc>
-      </w:tr>
-      <w:tr>
         <w:tc>
           <w:tcPr>
-            <w:tcW w:type="dxa" w:w="2340"/>
-            <w:tcBorders>
-              <w:top w:val="single" w:sz="4" w:space="0" w:color="BBBBBB"/>
-              <w:left w:val="single" w:sz="4" w:space="0" w:color="BBBBBB"/>
-              <w:bottom w:val="single" w:sz="4" w:space="0" w:color="BBBBBB"/>
-              <w:right w:val="single" w:sz="4" w:space="0" w:color="BBBBBB"/>
-            </w:tcBorders>
-          </w:tcPr>
-          <w:p>
-            <w:pPr>
-              <w:spacing w:before="0" w:after="0" w:line="240" w:lineRule="auto"/>
-            </w:pPr>
-            <w:r>
-              <w:rPr>
-                <w:rFonts w:ascii="Microsoft YaHei" w:hAnsi="Microsoft YaHei" w:eastAsia="Microsoft YaHei" w:cs="Microsoft YaHei"/>
-                <w:b w:val="0"/>
-                <w:sz w:val="18"/>
-              </w:rPr>
-              <w:t>O3</w:t>
-            </w:r>
-          </w:p>
-        </w:tc>
-        <w:tc>
-          <w:tcPr>
-            <w:tcW w:type="dxa" w:w="2340"/>
-            <w:tcBorders>
-              <w:top w:val="single" w:sz="4" w:space="0" w:color="BBBBBB"/>
-              <w:left w:val="single" w:sz="4" w:space="0" w:color="BBBBBB"/>
-              <w:bottom w:val="single" w:sz="4" w:space="0" w:color="BBBBBB"/>
-              <w:right w:val="single" w:sz="4" w:space="0" w:color="BBBBBB"/>
-            </w:tcBorders>
-          </w:tcPr>
-          <w:p>
-            <w:pPr>
-              <w:spacing w:before="0" w:after="0" w:line="240" w:lineRule="auto"/>
-            </w:pPr>
-            <w:r>
-              <w:rPr>
-                <w:rFonts w:ascii="Microsoft YaHei" w:hAnsi="Microsoft YaHei" w:eastAsia="Microsoft YaHei" w:cs="Microsoft YaHei"/>
-                <w:b w:val="0"/>
-                <w:sz w:val="18"/>
-              </w:rPr>
-              <w:t>物流异常检测与追踪</w:t>
-            </w:r>
-          </w:p>
-        </w:tc>
-        <w:tc>
-          <w:tcPr>
-            <w:tcW w:type="dxa" w:w="2340"/>
-            <w:tcBorders>
-              <w:top w:val="single" w:sz="4" w:space="0" w:color="BBBBBB"/>
-              <w:left w:val="single" w:sz="4" w:space="0" w:color="BBBBBB"/>
-              <w:bottom w:val="single" w:sz="4" w:space="0" w:color="BBBBBB"/>
-              <w:right w:val="single" w:sz="4" w:space="0" w:color="BBBBBB"/>
-            </w:tcBorders>
-          </w:tcPr>
-          <w:p>
-            <w:pPr>
-              <w:spacing w:before="0" w:after="0" w:line="240" w:lineRule="auto"/>
-            </w:pPr>
-            <w:r>
-              <w:rPr>
-                <w:rFonts w:ascii="Microsoft YaHei" w:hAnsi="Microsoft YaHei" w:eastAsia="Microsoft YaHei" w:cs="Microsoft YaHei"/>
-                <w:b w:val="0"/>
-                <w:sz w:val="18"/>
-              </w:rPr>
-              <w:t>2026-11</w:t>
-            </w:r>
-          </w:p>
-        </w:tc>
-        <w:tc>
-          <w:tcPr>
-            <w:tcW w:type="dxa" w:w="2340"/>
-            <w:tcBorders>
-              <w:top w:val="single" w:sz="4" w:space="0" w:color="BBBBBB"/>
-              <w:left w:val="single" w:sz="4" w:space="0" w:color="BBBBBB"/>
-              <w:bottom w:val="single" w:sz="4" w:space="0" w:color="BBBBBB"/>
-              <w:right w:val="single" w:sz="4" w:space="0" w:color="BBBBBB"/>
-            </w:tcBorders>
-          </w:tcPr>
-          <w:p>
-            <w:pPr>
-              <w:spacing w:before="0" w:after="0" w:line="240" w:lineRule="auto"/>
-            </w:pPr>
-            <w:r>
-              <w:rPr>
-                <w:rFonts w:ascii="Microsoft YaHei" w:hAnsi="Microsoft YaHei" w:eastAsia="Microsoft YaHei" w:cs="Microsoft YaHei"/>
-                <w:b w:val="0"/>
-                <w:sz w:val="18"/>
-              </w:rPr>
-              <w:t>L3</w:t>
-            </w:r>
-          </w:p>
-        </w:tc>
-      </w:tr>
-      <w:tr>
-        <w:tc>
-          <w:tcPr>
-            <w:tcW w:type="dxa" w:w="2340"/>
+            <w:tcW w:type="dxa" w:w="1872"/>
             <w:tcBorders>
               <w:top w:val="single" w:sz="4" w:space="0" w:color="BBBBBB"/>
               <w:left w:val="single" w:sz="4" w:space="0" w:color="BBBBBB"/>
@@ -5341,13 +5844,145 @@
                 <w:b w:val="0"/>
                 <w:sz w:val="18"/>
               </w:rPr>
-              <w:t>O4</w:t>
+              <w:t xml:space="preserve">supplychain </w:t>
+            </w:r>
+            <w:r>
+              <w:rPr>
+                <w:rFonts w:ascii="Consolas" w:hAnsi="Consolas" w:eastAsia="Consolas" w:cs="Consolas"/>
+                <w:b w:val="0"/>
+                <w:sz w:val="18"/>
+              </w:rPr>
+              <w:t>kit_analysis</w:t>
+            </w:r>
+            <w:r>
+              <w:rPr>
+                <w:rFonts w:ascii="Microsoft YaHei" w:hAnsi="Microsoft YaHei" w:eastAsia="Microsoft YaHei" w:cs="Microsoft YaHei"/>
+                <w:b w:val="0"/>
+                <w:sz w:val="18"/>
+              </w:rPr>
+              <w:t>（BOM展开+齐套+缺口）算法完整，收割提前</w:t>
+            </w:r>
+          </w:p>
+        </w:tc>
+      </w:tr>
+      <w:tr>
+        <w:tc>
+          <w:tcPr>
+            <w:tcW w:type="dxa" w:w="1872"/>
+            <w:tcBorders>
+              <w:top w:val="single" w:sz="4" w:space="0" w:color="BBBBBB"/>
+              <w:left w:val="single" w:sz="4" w:space="0" w:color="BBBBBB"/>
+              <w:bottom w:val="single" w:sz="4" w:space="0" w:color="BBBBBB"/>
+              <w:right w:val="single" w:sz="4" w:space="0" w:color="BBBBBB"/>
+            </w:tcBorders>
+          </w:tcPr>
+          <w:p>
+            <w:pPr>
+              <w:spacing w:before="0" w:after="0" w:line="240" w:lineRule="auto"/>
+            </w:pPr>
+            <w:r>
+              <w:rPr>
+                <w:rFonts w:ascii="Microsoft YaHei" w:hAnsi="Microsoft YaHei" w:eastAsia="Microsoft YaHei" w:cs="Microsoft YaHei"/>
+                <w:b w:val="0"/>
+                <w:sz w:val="18"/>
+              </w:rPr>
+              <w:t>O3</w:t>
             </w:r>
           </w:p>
         </w:tc>
         <w:tc>
           <w:tcPr>
-            <w:tcW w:type="dxa" w:w="2340"/>
+            <w:tcW w:type="dxa" w:w="1872"/>
+            <w:tcBorders>
+              <w:top w:val="single" w:sz="4" w:space="0" w:color="BBBBBB"/>
+              <w:left w:val="single" w:sz="4" w:space="0" w:color="BBBBBB"/>
+              <w:bottom w:val="single" w:sz="4" w:space="0" w:color="BBBBBB"/>
+              <w:right w:val="single" w:sz="4" w:space="0" w:color="BBBBBB"/>
+            </w:tcBorders>
+          </w:tcPr>
+          <w:p>
+            <w:pPr>
+              <w:spacing w:before="0" w:after="0" w:line="240" w:lineRule="auto"/>
+            </w:pPr>
+            <w:r>
+              <w:rPr>
+                <w:rFonts w:ascii="Microsoft YaHei" w:hAnsi="Microsoft YaHei" w:eastAsia="Microsoft YaHei" w:cs="Microsoft YaHei"/>
+                <w:b w:val="0"/>
+                <w:sz w:val="18"/>
+              </w:rPr>
+              <w:t>物流异常检测与追踪</w:t>
+            </w:r>
+          </w:p>
+        </w:tc>
+        <w:tc>
+          <w:tcPr>
+            <w:tcW w:type="dxa" w:w="1872"/>
+            <w:tcBorders>
+              <w:top w:val="single" w:sz="4" w:space="0" w:color="BBBBBB"/>
+              <w:left w:val="single" w:sz="4" w:space="0" w:color="BBBBBB"/>
+              <w:bottom w:val="single" w:sz="4" w:space="0" w:color="BBBBBB"/>
+              <w:right w:val="single" w:sz="4" w:space="0" w:color="BBBBBB"/>
+            </w:tcBorders>
+          </w:tcPr>
+          <w:p>
+            <w:pPr>
+              <w:spacing w:before="0" w:after="0" w:line="240" w:lineRule="auto"/>
+            </w:pPr>
+            <w:r>
+              <w:rPr>
+                <w:rFonts w:ascii="Microsoft YaHei" w:hAnsi="Microsoft YaHei" w:eastAsia="Microsoft YaHei" w:cs="Microsoft YaHei"/>
+                <w:b w:val="0"/>
+                <w:sz w:val="18"/>
+              </w:rPr>
+              <w:t>2026-12</w:t>
+            </w:r>
+          </w:p>
+        </w:tc>
+        <w:tc>
+          <w:tcPr>
+            <w:tcW w:type="dxa" w:w="1872"/>
+            <w:tcBorders>
+              <w:top w:val="single" w:sz="4" w:space="0" w:color="BBBBBB"/>
+              <w:left w:val="single" w:sz="4" w:space="0" w:color="BBBBBB"/>
+              <w:bottom w:val="single" w:sz="4" w:space="0" w:color="BBBBBB"/>
+              <w:right w:val="single" w:sz="4" w:space="0" w:color="BBBBBB"/>
+            </w:tcBorders>
+          </w:tcPr>
+          <w:p>
+            <w:pPr>
+              <w:spacing w:before="0" w:after="0" w:line="240" w:lineRule="auto"/>
+            </w:pPr>
+            <w:r>
+              <w:rPr>
+                <w:rFonts w:ascii="Microsoft YaHei" w:hAnsi="Microsoft YaHei" w:eastAsia="Microsoft YaHei" w:cs="Microsoft YaHei"/>
+                <w:b w:val="0"/>
+                <w:sz w:val="18"/>
+              </w:rPr>
+              <w:t>L3</w:t>
+            </w:r>
+          </w:p>
+        </w:tc>
+        <w:tc>
+          <w:tcPr>
+            <w:tcW w:type="dxa" w:w="1872"/>
+            <w:tcBorders>
+              <w:top w:val="single" w:sz="4" w:space="0" w:color="BBBBBB"/>
+              <w:left w:val="single" w:sz="4" w:space="0" w:color="BBBBBB"/>
+              <w:bottom w:val="single" w:sz="4" w:space="0" w:color="BBBBBB"/>
+              <w:right w:val="single" w:sz="4" w:space="0" w:color="BBBBBB"/>
+            </w:tcBorders>
+          </w:tcPr>
+          <w:p>
+            <w:pPr>
+              <w:spacing w:before="0" w:after="0" w:line="240" w:lineRule="auto"/>
+            </w:pPr>
+          </w:p>
+        </w:tc>
+      </w:tr>
+      <w:tr>
+        <w:tc>
+          <w:tcPr>
+            <w:tcW w:type="dxa" w:w="1872"/>
             <w:tcBorders>
               <w:top w:val="single" w:sz="4" w:space="0" w:color="BBBBBB"/>
               <w:left w:val="single" w:sz="4" w:space="0" w:color="BBBBBB"/>
@@ -5366,13 +6001,13 @@
                 <w:b w:val="0"/>
                 <w:sz w:val="18"/>
               </w:rPr>
-              <w:t>设备预测性维护</w:t>
+              <w:t>O4</w:t>
             </w:r>
           </w:p>
         </w:tc>
         <w:tc>
           <w:tcPr>
-            <w:tcW w:type="dxa" w:w="2340"/>
+            <w:tcW w:type="dxa" w:w="1872"/>
             <w:tcBorders>
               <w:top w:val="single" w:sz="4" w:space="0" w:color="BBBBBB"/>
               <w:left w:val="single" w:sz="4" w:space="0" w:color="BBBBBB"/>
@@ -5391,13 +6026,13 @@
                 <w:b w:val="0"/>
                 <w:sz w:val="18"/>
               </w:rPr>
-              <w:t>2026-12</w:t>
+              <w:t>设备预测性维护</w:t>
             </w:r>
           </w:p>
         </w:tc>
         <w:tc>
           <w:tcPr>
-            <w:tcW w:type="dxa" w:w="2340"/>
+            <w:tcW w:type="dxa" w:w="1872"/>
             <w:tcBorders>
               <w:top w:val="single" w:sz="4" w:space="0" w:color="BBBBBB"/>
               <w:left w:val="single" w:sz="4" w:space="0" w:color="BBBBBB"/>
@@ -5416,7 +6051,57 @@
                 <w:b w:val="0"/>
                 <w:sz w:val="18"/>
               </w:rPr>
+              <w:t>2027-01</w:t>
+            </w:r>
+          </w:p>
+        </w:tc>
+        <w:tc>
+          <w:tcPr>
+            <w:tcW w:type="dxa" w:w="1872"/>
+            <w:tcBorders>
+              <w:top w:val="single" w:sz="4" w:space="0" w:color="BBBBBB"/>
+              <w:left w:val="single" w:sz="4" w:space="0" w:color="BBBBBB"/>
+              <w:bottom w:val="single" w:sz="4" w:space="0" w:color="BBBBBB"/>
+              <w:right w:val="single" w:sz="4" w:space="0" w:color="BBBBBB"/>
+            </w:tcBorders>
+            <w:shd w:val="clear" w:color="auto" w:fill="F2F6FB"/>
+          </w:tcPr>
+          <w:p>
+            <w:pPr>
+              <w:spacing w:before="0" w:after="0" w:line="240" w:lineRule="auto"/>
+            </w:pPr>
+            <w:r>
+              <w:rPr>
+                <w:rFonts w:ascii="Microsoft YaHei" w:hAnsi="Microsoft YaHei" w:eastAsia="Microsoft YaHei" w:cs="Microsoft YaHei"/>
+                <w:b w:val="0"/>
+                <w:sz w:val="18"/>
+              </w:rPr>
               <w:t>L2</w:t>
+            </w:r>
+          </w:p>
+        </w:tc>
+        <w:tc>
+          <w:tcPr>
+            <w:tcW w:type="dxa" w:w="1872"/>
+            <w:tcBorders>
+              <w:top w:val="single" w:sz="4" w:space="0" w:color="BBBBBB"/>
+              <w:left w:val="single" w:sz="4" w:space="0" w:color="BBBBBB"/>
+              <w:bottom w:val="single" w:sz="4" w:space="0" w:color="BBBBBB"/>
+              <w:right w:val="single" w:sz="4" w:space="0" w:color="BBBBBB"/>
+            </w:tcBorders>
+            <w:shd w:val="clear" w:color="auto" w:fill="F2F6FB"/>
+          </w:tcPr>
+          <w:p>
+            <w:pPr>
+              <w:spacing w:before="0" w:after="0" w:line="240" w:lineRule="auto"/>
+            </w:pPr>
+            <w:r>
+              <w:rPr>
+                <w:rFonts w:ascii="Microsoft YaHei" w:hAnsi="Microsoft YaHei" w:eastAsia="Microsoft YaHei" w:cs="Microsoft YaHei"/>
+                <w:b w:val="0"/>
+                <w:sz w:val="18"/>
+              </w:rPr>
+              <w:t>依赖 IoT 传感器，未就绪则顺延</w:t>
             </w:r>
           </w:p>
         </w:tc>
@@ -5444,41 +6129,1116 @@
     </w:p>
     <w:p>
       <w:pPr>
-        <w:jc w:val="center"/>
+        <w:pBdr>
+          <w:left w:val="single" w:sz="18" w:space="8" w:color="1F4E79"/>
+        </w:pBdr>
+        <w:shd w:val="clear" w:color="auto" w:fill="EAF1FB"/>
+        <w:spacing w:before="80" w:after="160"/>
+        <w:ind w:left="160"/>
       </w:pPr>
       <w:r>
-        <w:drawing>
-          <wp:inline xmlns:a="http://schemas.openxmlformats.org/drawingml/2006/main" xmlns:pic="http://schemas.openxmlformats.org/drawingml/2006/picture">
-            <wp:extent cx="5852160" cy="2573425"/>
-            <wp:docPr id="1" name="Picture 1"/>
-            <wp:cNvGraphicFramePr>
-              <a:graphicFrameLocks noChangeAspect="1"/>
-            </wp:cNvGraphicFramePr>
-            <a:graphic>
-              <a:graphicData uri="http://schemas.openxmlformats.org/drawingml/2006/picture">
-                <pic:pic>
-                  <pic:nvPicPr>
-                    <pic:cNvPr id="0" name="gantt.png"/>
-                    <pic:cNvPicPr/>
-                  </pic:nvPicPr>
-                  <pic:blipFill>
-                    <a:blip r:embed="rId11"/>
-                    <a:stretch>
-                      <a:fillRect/>
-                    </a:stretch>
-                  </pic:blipFill>
-                  <pic:spPr>
-                    <a:xfrm>
-                      <a:off x="0" y="0"/>
-                      <a:ext cx="5852160" cy="2573425"/>
-                    </a:xfrm>
-                    <a:prstGeom prst="rect"/>
-                  </pic:spPr>
-                </pic:pic>
-              </a:graphicData>
-            </a:graphic>
-          </wp:inline>
-        </w:drawing>
+        <w:rPr>
+          <w:rFonts w:ascii="Microsoft YaHei" w:hAnsi="Microsoft YaHei" w:eastAsia="Microsoft YaHei" w:cs="Microsoft YaHei"/>
+          <w:b/>
+          <w:sz w:val="20"/>
+        </w:rPr>
+        <w:t>质量域排期 2026-06-11 修订</w:t>
+      </w:r>
+      <w:r>
+        <w:rPr>
+          <w:rFonts w:ascii="Microsoft YaHei" w:hAnsi="Microsoft YaHei" w:eastAsia="Microsoft YaHei" w:cs="Microsoft YaHei"/>
+          <w:b w:val="0"/>
+          <w:sz w:val="20"/>
+        </w:rPr>
+        <w:t>（Paul 批准）：质量旗舰 8D①（10月入轨）、立项门禁②（11月）前置；客诉分流→2027-01、IATF/体系→02、PPAP→04、FMEA→05、新增 Q7 IQC→05/Q8 SPC→06。与《全景规划》§加速启动总览权威排期表一致。</w:t>
+      </w:r>
+    </w:p>
+    <w:p>
+      <w:pPr>
+        <w:pBdr>
+          <w:left w:val="single" w:sz="18" w:space="8" w:color="9BB4CC"/>
+        </w:pBdr>
+        <w:shd w:val="clear" w:color="auto" w:fill="F4F4F4"/>
+        <w:spacing w:before="40" w:after="0"/>
+        <w:ind w:left="160"/>
+      </w:pPr>
+      <w:r>
+        <w:rPr>
+          <w:rFonts w:ascii="NSimSun" w:hAnsi="NSimSun" w:eastAsia="NSimSun" w:cs="NSimSun"/>
+          <w:sz w:val="17"/>
+        </w:rPr>
+        <w:t>2026年（采购部 SC1-SC6，一月一个，稳步推进）</w:t>
+      </w:r>
+    </w:p>
+    <w:p>
+      <w:pPr>
+        <w:pBdr>
+          <w:left w:val="single" w:sz="18" w:space="8" w:color="9BB4CC"/>
+        </w:pBdr>
+        <w:shd w:val="clear" w:color="auto" w:fill="F4F4F4"/>
+        <w:spacing w:before="0" w:after="0"/>
+        <w:ind w:left="160"/>
+      </w:pPr>
+      <w:r>
+        <w:rPr>
+          <w:rFonts w:ascii="NSimSun" w:hAnsi="NSimSun" w:eastAsia="NSimSun" w:cs="NSimSun"/>
+          <w:sz w:val="17"/>
+        </w:rPr>
+        <w:t xml:space="preserve"> </w:t>
+      </w:r>
+    </w:p>
+    <w:p>
+      <w:pPr>
+        <w:pBdr>
+          <w:left w:val="single" w:sz="18" w:space="8" w:color="9BB4CC"/>
+        </w:pBdr>
+        <w:shd w:val="clear" w:color="auto" w:fill="F4F4F4"/>
+        <w:spacing w:before="0" w:after="0"/>
+        <w:ind w:left="160"/>
+      </w:pPr>
+      <w:r>
+        <w:rPr>
+          <w:rFonts w:ascii="NSimSun" w:hAnsi="NSimSun" w:eastAsia="NSimSun" w:cs="NSimSun"/>
+          <w:sz w:val="17"/>
+        </w:rPr>
+        <w:t>7月    [采购] SC1✅ mock跑通 → 6/12真实数据 → 正式上线</w:t>
+      </w:r>
+    </w:p>
+    <w:p>
+      <w:pPr>
+        <w:pBdr>
+          <w:left w:val="single" w:sz="18" w:space="8" w:color="9BB4CC"/>
+        </w:pBdr>
+        <w:shd w:val="clear" w:color="auto" w:fill="F4F4F4"/>
+        <w:spacing w:before="0" w:after="0"/>
+        <w:ind w:left="160"/>
+      </w:pPr>
+      <w:r>
+        <w:rPr>
+          <w:rFonts w:ascii="NSimSun" w:hAnsi="NSimSun" w:eastAsia="NSimSun" w:cs="NSimSun"/>
+          <w:sz w:val="17"/>
+        </w:rPr>
+        <w:t xml:space="preserve">       [基建] 平台底座收割 supplychain 真连接器（zp ERP / 携客云 SRM / CRM / 企微）替换 stub</w:t>
+      </w:r>
+    </w:p>
+    <w:p>
+      <w:pPr>
+        <w:pBdr>
+          <w:left w:val="single" w:sz="18" w:space="8" w:color="9BB4CC"/>
+        </w:pBdr>
+        <w:shd w:val="clear" w:color="auto" w:fill="F4F4F4"/>
+        <w:spacing w:before="0" w:after="0"/>
+        <w:ind w:left="160"/>
+      </w:pPr>
+      <w:r>
+        <w:rPr>
+          <w:rFonts w:ascii="NSimSun" w:hAnsi="NSimSun" w:eastAsia="NSimSun" w:cs="NSimSun"/>
+          <w:sz w:val="17"/>
+        </w:rPr>
+        <w:t xml:space="preserve">       [基建] 统一 doc_parser、U9C MCP申请（7/1提交★）、外部API选型、ISO26262专题</w:t>
+      </w:r>
+    </w:p>
+    <w:p>
+      <w:pPr>
+        <w:pBdr>
+          <w:left w:val="single" w:sz="18" w:space="8" w:color="9BB4CC"/>
+        </w:pBdr>
+        <w:shd w:val="clear" w:color="auto" w:fill="F4F4F4"/>
+        <w:spacing w:before="0" w:after="0"/>
+        <w:ind w:left="160"/>
+      </w:pPr>
+      <w:r>
+        <w:rPr>
+          <w:rFonts w:ascii="NSimSun" w:hAnsi="NSimSun" w:eastAsia="NSimSun" w:cs="NSimSun"/>
+          <w:sz w:val="17"/>
+        </w:rPr>
+        <w:t xml:space="preserve">       [基建] OEM数据隔离方案、错误处理/回滚SOP模板、AIOps第2人到位</w:t>
+      </w:r>
+    </w:p>
+    <w:p>
+      <w:pPr>
+        <w:pBdr>
+          <w:left w:val="single" w:sz="18" w:space="8" w:color="9BB4CC"/>
+        </w:pBdr>
+        <w:shd w:val="clear" w:color="auto" w:fill="F4F4F4"/>
+        <w:spacing w:before="0" w:after="0"/>
+        <w:ind w:left="160"/>
+      </w:pPr>
+      <w:r>
+        <w:rPr>
+          <w:rFonts w:ascii="NSimSun" w:hAnsi="NSimSun" w:eastAsia="NSimSun" w:cs="NSimSun"/>
+          <w:sz w:val="17"/>
+        </w:rPr>
+        <w:t xml:space="preserve">       [采购] ⭐SC8 交期承诺 MVP 启动（收割 supplychain delivery_forecast+crm_notifier）</w:t>
+      </w:r>
+    </w:p>
+    <w:p>
+      <w:pPr>
+        <w:pBdr>
+          <w:left w:val="single" w:sz="18" w:space="8" w:color="9BB4CC"/>
+        </w:pBdr>
+        <w:shd w:val="clear" w:color="auto" w:fill="F4F4F4"/>
+        <w:spacing w:before="0" w:after="0"/>
+        <w:ind w:left="160"/>
+      </w:pPr>
+      <w:r>
+        <w:rPr>
+          <w:rFonts w:ascii="NSimSun" w:hAnsi="NSimSun" w:eastAsia="NSimSun" w:cs="NSimSun"/>
+          <w:sz w:val="17"/>
+        </w:rPr>
+        <w:t>8月    [采购] SC8 交期承诺 MVP 真实数据切换 + CRM 通报试点</w:t>
+      </w:r>
+    </w:p>
+    <w:p>
+      <w:pPr>
+        <w:pBdr>
+          <w:left w:val="single" w:sz="18" w:space="8" w:color="9BB4CC"/>
+        </w:pBdr>
+        <w:shd w:val="clear" w:color="auto" w:fill="F4F4F4"/>
+        <w:spacing w:before="0" w:after="0"/>
+        <w:ind w:left="160"/>
+      </w:pPr>
+      <w:r>
+        <w:rPr>
+          <w:rFonts w:ascii="NSimSun" w:hAnsi="NSimSun" w:eastAsia="NSimSun" w:cs="NSimSun"/>
+          <w:sz w:val="17"/>
+        </w:rPr>
+        <w:t xml:space="preserve">       [采购] SC2 采购周报开发（依赖 U9C MCP 接口；8月开发/9月试点/10月稳定）</w:t>
+      </w:r>
+    </w:p>
+    <w:p>
+      <w:pPr>
+        <w:pBdr>
+          <w:left w:val="single" w:sz="18" w:space="8" w:color="9BB4CC"/>
+        </w:pBdr>
+        <w:shd w:val="clear" w:color="auto" w:fill="F4F4F4"/>
+        <w:spacing w:before="0" w:after="0"/>
+        <w:ind w:left="160"/>
+      </w:pPr>
+      <w:r>
+        <w:rPr>
+          <w:rFonts w:ascii="NSimSun" w:hAnsi="NSimSun" w:eastAsia="NSimSun" w:cs="NSimSun"/>
+          <w:sz w:val="17"/>
+        </w:rPr>
+        <w:t xml:space="preserve">       [前置] 标准条款库（SC4前置）、芯片API调研（SC6前置）、知识库派任务(8D/立项门禁，质量旗舰)</w:t>
+      </w:r>
+    </w:p>
+    <w:p>
+      <w:pPr>
+        <w:pBdr>
+          <w:left w:val="single" w:sz="18" w:space="8" w:color="9BB4CC"/>
+        </w:pBdr>
+        <w:shd w:val="clear" w:color="auto" w:fill="F4F4F4"/>
+        <w:spacing w:before="0" w:after="0"/>
+        <w:ind w:left="160"/>
+      </w:pPr>
+      <w:r>
+        <w:rPr>
+          <w:rFonts w:ascii="NSimSun" w:hAnsi="NSimSun" w:eastAsia="NSimSun" w:cs="NSimSun"/>
+          <w:sz w:val="17"/>
+        </w:rPr>
+        <w:t>9月    [采购] SC3 绩效看板 + SC5 采购建议（均收割 supplychain，提前）</w:t>
+      </w:r>
+    </w:p>
+    <w:p>
+      <w:pPr>
+        <w:pBdr>
+          <w:left w:val="single" w:sz="18" w:space="8" w:color="9BB4CC"/>
+        </w:pBdr>
+        <w:shd w:val="clear" w:color="auto" w:fill="F4F4F4"/>
+        <w:spacing w:before="0" w:after="0"/>
+        <w:ind w:left="160"/>
+      </w:pPr>
+      <w:r>
+        <w:rPr>
+          <w:rFonts w:ascii="NSimSun" w:hAnsi="NSimSun" w:eastAsia="NSimSun" w:cs="NSimSun"/>
+          <w:sz w:val="17"/>
+        </w:rPr>
+        <w:t xml:space="preserve">       [运营] O2 物料齐套 + O1 排程优化（收割 supplychain kit_analysis/smt_scheduling）</w:t>
+      </w:r>
+    </w:p>
+    <w:p>
+      <w:pPr>
+        <w:pBdr>
+          <w:left w:val="single" w:sz="18" w:space="8" w:color="9BB4CC"/>
+        </w:pBdr>
+        <w:shd w:val="clear" w:color="auto" w:fill="F4F4F4"/>
+        <w:spacing w:before="0" w:after="0"/>
+        <w:ind w:left="160"/>
+      </w:pPr>
+      <w:r>
+        <w:rPr>
+          <w:rFonts w:ascii="NSimSun" w:hAnsi="NSimSun" w:eastAsia="NSimSun" w:cs="NSimSun"/>
+          <w:sz w:val="17"/>
+        </w:rPr>
+        <w:t xml:space="preserve">       [财务] FI1 供应链仓库对账　[销售] S1 日报自动化</w:t>
+      </w:r>
+    </w:p>
+    <w:p>
+      <w:pPr>
+        <w:pBdr>
+          <w:left w:val="single" w:sz="18" w:space="8" w:color="9BB4CC"/>
+        </w:pBdr>
+        <w:shd w:val="clear" w:color="auto" w:fill="F4F4F4"/>
+        <w:spacing w:before="0" w:after="0"/>
+        <w:ind w:left="160"/>
+      </w:pPr>
+      <w:r>
+        <w:rPr>
+          <w:rFonts w:ascii="NSimSun" w:hAnsi="NSimSun" w:eastAsia="NSimSun" w:cs="NSimSun"/>
+          <w:sz w:val="17"/>
+        </w:rPr>
+        <w:t xml:space="preserve">       → 四部门并行 + 采购/运营核心收割落位</w:t>
+      </w:r>
+    </w:p>
+    <w:p>
+      <w:pPr>
+        <w:pBdr>
+          <w:left w:val="single" w:sz="18" w:space="8" w:color="9BB4CC"/>
+        </w:pBdr>
+        <w:shd w:val="clear" w:color="auto" w:fill="F4F4F4"/>
+        <w:spacing w:before="0" w:after="0"/>
+        <w:ind w:left="160"/>
+      </w:pPr>
+      <w:r>
+        <w:rPr>
+          <w:rFonts w:ascii="NSimSun" w:hAnsi="NSimSun" w:eastAsia="NSimSun" w:cs="NSimSun"/>
+          <w:sz w:val="17"/>
+        </w:rPr>
+        <w:t>10月   [采购] SC4 合同条款自动提取</w:t>
+      </w:r>
+    </w:p>
+    <w:p>
+      <w:pPr>
+        <w:pBdr>
+          <w:left w:val="single" w:sz="18" w:space="8" w:color="9BB4CC"/>
+        </w:pBdr>
+        <w:shd w:val="clear" w:color="auto" w:fill="F4F4F4"/>
+        <w:spacing w:before="0" w:after="0"/>
+        <w:ind w:left="160"/>
+      </w:pPr>
+      <w:r>
+        <w:rPr>
+          <w:rFonts w:ascii="NSimSun" w:hAnsi="NSimSun" w:eastAsia="NSimSun" w:cs="NSimSun"/>
+          <w:sz w:val="17"/>
+        </w:rPr>
+        <w:t xml:space="preserve">       [工程研发] R1 需求分析助手（ISO26262合规门禁已通过）</w:t>
+      </w:r>
+    </w:p>
+    <w:p>
+      <w:pPr>
+        <w:pBdr>
+          <w:left w:val="single" w:sz="18" w:space="8" w:color="9BB4CC"/>
+        </w:pBdr>
+        <w:shd w:val="clear" w:color="auto" w:fill="F4F4F4"/>
+        <w:spacing w:before="0" w:after="0"/>
+        <w:ind w:left="160"/>
+      </w:pPr>
+      <w:r>
+        <w:rPr>
+          <w:rFonts w:ascii="NSimSun" w:hAnsi="NSimSun" w:eastAsia="NSimSun" w:cs="NSimSun"/>
+          <w:sz w:val="17"/>
+        </w:rPr>
+        <w:t xml:space="preserve">       [质量]    Q2 8D① 不良分析启动（质量域入轨；2026-06-11 修订旗舰前置）</w:t>
+      </w:r>
+    </w:p>
+    <w:p>
+      <w:pPr>
+        <w:pBdr>
+          <w:left w:val="single" w:sz="18" w:space="8" w:color="9BB4CC"/>
+        </w:pBdr>
+        <w:shd w:val="clear" w:color="auto" w:fill="F4F4F4"/>
+        <w:spacing w:before="0" w:after="0"/>
+        <w:ind w:left="160"/>
+      </w:pPr>
+      <w:r>
+        <w:rPr>
+          <w:rFonts w:ascii="NSimSun" w:hAnsi="NSimSun" w:eastAsia="NSimSun" w:cs="NSimSun"/>
+          <w:sz w:val="17"/>
+        </w:rPr>
+        <w:t xml:space="preserve">       [销售]    S2 拜访助手</w:t>
+      </w:r>
+    </w:p>
+    <w:p>
+      <w:pPr>
+        <w:pBdr>
+          <w:left w:val="single" w:sz="18" w:space="8" w:color="9BB4CC"/>
+        </w:pBdr>
+        <w:shd w:val="clear" w:color="auto" w:fill="F4F4F4"/>
+        <w:spacing w:before="0" w:after="0"/>
+        <w:ind w:left="160"/>
+      </w:pPr>
+      <w:r>
+        <w:rPr>
+          <w:rFonts w:ascii="NSimSun" w:hAnsi="NSimSun" w:eastAsia="NSimSun" w:cs="NSimSun"/>
+          <w:sz w:val="17"/>
+        </w:rPr>
+        <w:t xml:space="preserve">       → 六部门全面入轨</w:t>
+      </w:r>
+    </w:p>
+    <w:p>
+      <w:pPr>
+        <w:pBdr>
+          <w:left w:val="single" w:sz="18" w:space="8" w:color="9BB4CC"/>
+        </w:pBdr>
+        <w:shd w:val="clear" w:color="auto" w:fill="F4F4F4"/>
+        <w:spacing w:before="0" w:after="0"/>
+        <w:ind w:left="160"/>
+      </w:pPr>
+      <w:r>
+        <w:rPr>
+          <w:rFonts w:ascii="NSimSun" w:hAnsi="NSimSun" w:eastAsia="NSimSun" w:cs="NSimSun"/>
+          <w:sz w:val="17"/>
+        </w:rPr>
+        <w:t>11月   ⚠ 原排9场景过密，按「高价值+数据就绪」砍到4-5个，余者顺延12月/2027-01</w:t>
+      </w:r>
+    </w:p>
+    <w:p>
+      <w:pPr>
+        <w:pBdr>
+          <w:left w:val="single" w:sz="18" w:space="8" w:color="9BB4CC"/>
+        </w:pBdr>
+        <w:shd w:val="clear" w:color="auto" w:fill="F4F4F4"/>
+        <w:spacing w:before="0" w:after="0"/>
+        <w:ind w:left="160"/>
+      </w:pPr>
+      <w:r>
+        <w:rPr>
+          <w:rFonts w:ascii="NSimSun" w:hAnsi="NSimSun" w:eastAsia="NSimSun" w:cs="NSimSun"/>
+          <w:sz w:val="17"/>
+        </w:rPr>
+        <w:t xml:space="preserve">       [财务] FI2 月结加速</w:t>
+      </w:r>
+    </w:p>
+    <w:p>
+      <w:pPr>
+        <w:pBdr>
+          <w:left w:val="single" w:sz="18" w:space="8" w:color="9BB4CC"/>
+        </w:pBdr>
+        <w:shd w:val="clear" w:color="auto" w:fill="F4F4F4"/>
+        <w:spacing w:before="0" w:after="0"/>
+        <w:ind w:left="160"/>
+      </w:pPr>
+      <w:r>
+        <w:rPr>
+          <w:rFonts w:ascii="NSimSun" w:hAnsi="NSimSun" w:eastAsia="NSimSun" w:cs="NSimSun"/>
+          <w:sz w:val="17"/>
+        </w:rPr>
+        <w:t xml:space="preserve">       [工程研发] R2 AUTOSAR</w:t>
+      </w:r>
+    </w:p>
+    <w:p>
+      <w:pPr>
+        <w:pBdr>
+          <w:left w:val="single" w:sz="18" w:space="8" w:color="9BB4CC"/>
+        </w:pBdr>
+        <w:shd w:val="clear" w:color="auto" w:fill="F4F4F4"/>
+        <w:spacing w:before="0" w:after="0"/>
+        <w:ind w:left="160"/>
+      </w:pPr>
+      <w:r>
+        <w:rPr>
+          <w:rFonts w:ascii="NSimSun" w:hAnsi="NSimSun" w:eastAsia="NSimSun" w:cs="NSimSun"/>
+          <w:sz w:val="17"/>
+        </w:rPr>
+        <w:t xml:space="preserve">       [质量]    8D 开发 + Q6 立项门禁② 启动（旗舰前置）</w:t>
+      </w:r>
+    </w:p>
+    <w:p>
+      <w:pPr>
+        <w:pBdr>
+          <w:left w:val="single" w:sz="18" w:space="8" w:color="9BB4CC"/>
+        </w:pBdr>
+        <w:shd w:val="clear" w:color="auto" w:fill="F4F4F4"/>
+        <w:spacing w:before="0" w:after="0"/>
+        <w:ind w:left="160"/>
+      </w:pPr>
+      <w:r>
+        <w:rPr>
+          <w:rFonts w:ascii="NSimSun" w:hAnsi="NSimSun" w:eastAsia="NSimSun" w:cs="NSimSun"/>
+          <w:sz w:val="17"/>
+        </w:rPr>
+        <w:t xml:space="preserve">       [销售]    S3 RFQ 响应（含 NRE 智能报价子场景）</w:t>
+      </w:r>
+    </w:p>
+    <w:p>
+      <w:pPr>
+        <w:pBdr>
+          <w:left w:val="single" w:sz="18" w:space="8" w:color="9BB4CC"/>
+        </w:pBdr>
+        <w:shd w:val="clear" w:color="auto" w:fill="F4F4F4"/>
+        <w:spacing w:before="0" w:after="0"/>
+        <w:ind w:left="160"/>
+      </w:pPr>
+      <w:r>
+        <w:rPr>
+          <w:rFonts w:ascii="NSimSun" w:hAnsi="NSimSun" w:eastAsia="NSimSun" w:cs="NSimSun"/>
+          <w:sz w:val="17"/>
+        </w:rPr>
+        <w:t>12月   [采购] SC6 芯片短缺预警</w:t>
+      </w:r>
+    </w:p>
+    <w:p>
+      <w:pPr>
+        <w:pBdr>
+          <w:left w:val="single" w:sz="18" w:space="8" w:color="9BB4CC"/>
+        </w:pBdr>
+        <w:shd w:val="clear" w:color="auto" w:fill="F4F4F4"/>
+        <w:spacing w:before="0" w:after="0"/>
+        <w:ind w:left="160"/>
+      </w:pPr>
+      <w:r>
+        <w:rPr>
+          <w:rFonts w:ascii="NSimSun" w:hAnsi="NSimSun" w:eastAsia="NSimSun" w:cs="NSimSun"/>
+          <w:sz w:val="17"/>
+        </w:rPr>
+        <w:t xml:space="preserve">       [工程研发] R3 代码审查</w:t>
+      </w:r>
+    </w:p>
+    <w:p>
+      <w:pPr>
+        <w:pBdr>
+          <w:left w:val="single" w:sz="18" w:space="8" w:color="9BB4CC"/>
+        </w:pBdr>
+        <w:shd w:val="clear" w:color="auto" w:fill="F4F4F4"/>
+        <w:spacing w:before="0" w:after="0"/>
+        <w:ind w:left="160"/>
+      </w:pPr>
+      <w:r>
+        <w:rPr>
+          <w:rFonts w:ascii="NSimSun" w:hAnsi="NSimSun" w:eastAsia="NSimSun" w:cs="NSimSun"/>
+          <w:sz w:val="17"/>
+        </w:rPr>
+        <w:t xml:space="preserve">       [质量]    立项门禁 试点（FMEA 后置至 2027-05）</w:t>
+      </w:r>
+    </w:p>
+    <w:p>
+      <w:pPr>
+        <w:pBdr>
+          <w:left w:val="single" w:sz="18" w:space="8" w:color="9BB4CC"/>
+        </w:pBdr>
+        <w:shd w:val="clear" w:color="auto" w:fill="F4F4F4"/>
+        <w:spacing w:before="0" w:after="0"/>
+        <w:ind w:left="160"/>
+      </w:pPr>
+      <w:r>
+        <w:rPr>
+          <w:rFonts w:ascii="NSimSun" w:hAnsi="NSimSun" w:eastAsia="NSimSun" w:cs="NSimSun"/>
+          <w:sz w:val="17"/>
+        </w:rPr>
+        <w:t xml:space="preserve">       [销售]    S4 技术文档</w:t>
+      </w:r>
+    </w:p>
+    <w:p>
+      <w:pPr>
+        <w:pBdr>
+          <w:left w:val="single" w:sz="18" w:space="8" w:color="9BB4CC"/>
+        </w:pBdr>
+        <w:shd w:val="clear" w:color="auto" w:fill="F4F4F4"/>
+        <w:spacing w:before="0" w:after="0"/>
+        <w:ind w:left="160"/>
+      </w:pPr>
+      <w:r>
+        <w:rPr>
+          <w:rFonts w:ascii="NSimSun" w:hAnsi="NSimSun" w:eastAsia="NSimSun" w:cs="NSimSun"/>
+          <w:sz w:val="17"/>
+        </w:rPr>
+        <w:t xml:space="preserve">       [运营]    O3 物流追踪</w:t>
+      </w:r>
+    </w:p>
+    <w:p>
+      <w:pPr>
+        <w:pBdr>
+          <w:left w:val="single" w:sz="18" w:space="8" w:color="9BB4CC"/>
+        </w:pBdr>
+        <w:shd w:val="clear" w:color="auto" w:fill="F4F4F4"/>
+        <w:spacing w:before="0" w:after="0"/>
+        <w:ind w:left="160"/>
+      </w:pPr>
+      <w:r>
+        <w:rPr>
+          <w:rFonts w:ascii="NSimSun" w:hAnsi="NSimSun" w:eastAsia="NSimSun" w:cs="NSimSun"/>
+          <w:sz w:val="17"/>
+        </w:rPr>
+        <w:t xml:space="preserve">       → 半年度总结：约14-16个场景上线</w:t>
+      </w:r>
+    </w:p>
+    <w:p>
+      <w:pPr>
+        <w:pBdr>
+          <w:left w:val="single" w:sz="18" w:space="8" w:color="9BB4CC"/>
+        </w:pBdr>
+        <w:shd w:val="clear" w:color="auto" w:fill="F4F4F4"/>
+        <w:spacing w:before="0" w:after="0"/>
+        <w:ind w:left="160"/>
+      </w:pPr>
+      <w:r>
+        <w:rPr>
+          <w:rFonts w:ascii="NSimSun" w:hAnsi="NSimSun" w:eastAsia="NSimSun" w:cs="NSimSun"/>
+          <w:sz w:val="17"/>
+        </w:rPr>
+        <w:t xml:space="preserve"> </w:t>
+      </w:r>
+    </w:p>
+    <w:p>
+      <w:pPr>
+        <w:pBdr>
+          <w:left w:val="single" w:sz="18" w:space="8" w:color="9BB4CC"/>
+        </w:pBdr>
+        <w:shd w:val="clear" w:color="auto" w:fill="F4F4F4"/>
+        <w:spacing w:before="0" w:after="0"/>
+        <w:ind w:left="160"/>
+      </w:pPr>
+      <w:r>
+        <w:rPr>
+          <w:rFonts w:ascii="NSimSun" w:hAnsi="NSimSun" w:eastAsia="NSimSun" w:cs="NSimSun"/>
+          <w:sz w:val="17"/>
+        </w:rPr>
+        <w:t>───────────────────────────────────</w:t>
+      </w:r>
+    </w:p>
+    <w:p>
+      <w:pPr>
+        <w:pBdr>
+          <w:left w:val="single" w:sz="18" w:space="8" w:color="9BB4CC"/>
+        </w:pBdr>
+        <w:shd w:val="clear" w:color="auto" w:fill="F4F4F4"/>
+        <w:spacing w:before="0" w:after="0"/>
+        <w:ind w:left="160"/>
+      </w:pPr>
+      <w:r>
+        <w:rPr>
+          <w:rFonts w:ascii="NSimSun" w:hAnsi="NSimSun" w:eastAsia="NSimSun" w:cs="NSimSun"/>
+          <w:sz w:val="17"/>
+        </w:rPr>
+        <w:t>2027年（采购部 SC7-SC9，一月一个，同步跨部门联动）</w:t>
+      </w:r>
+    </w:p>
+    <w:p>
+      <w:pPr>
+        <w:pBdr>
+          <w:left w:val="single" w:sz="18" w:space="8" w:color="9BB4CC"/>
+        </w:pBdr>
+        <w:shd w:val="clear" w:color="auto" w:fill="F4F4F4"/>
+        <w:spacing w:before="0" w:after="0"/>
+        <w:ind w:left="160"/>
+      </w:pPr>
+      <w:r>
+        <w:rPr>
+          <w:rFonts w:ascii="NSimSun" w:hAnsi="NSimSun" w:eastAsia="NSimSun" w:cs="NSimSun"/>
+          <w:sz w:val="17"/>
+        </w:rPr>
+        <w:t xml:space="preserve"> </w:t>
+      </w:r>
+    </w:p>
+    <w:p>
+      <w:pPr>
+        <w:pBdr>
+          <w:left w:val="single" w:sz="18" w:space="8" w:color="9BB4CC"/>
+        </w:pBdr>
+        <w:shd w:val="clear" w:color="auto" w:fill="F4F4F4"/>
+        <w:spacing w:before="0" w:after="0"/>
+        <w:ind w:left="160"/>
+      </w:pPr>
+      <w:r>
+        <w:rPr>
+          <w:rFonts w:ascii="NSimSun" w:hAnsi="NSimSun" w:eastAsia="NSimSun" w:cs="NSimSun"/>
+          <w:sz w:val="17"/>
+        </w:rPr>
+        <w:t>1月    [采购] SC7 库存优化建议</w:t>
+      </w:r>
+    </w:p>
+    <w:p>
+      <w:pPr>
+        <w:pBdr>
+          <w:left w:val="single" w:sz="18" w:space="8" w:color="9BB4CC"/>
+        </w:pBdr>
+        <w:shd w:val="clear" w:color="auto" w:fill="F4F4F4"/>
+        <w:spacing w:before="0" w:after="0"/>
+        <w:ind w:left="160"/>
+      </w:pPr>
+      <w:r>
+        <w:rPr>
+          <w:rFonts w:ascii="NSimSun" w:hAnsi="NSimSun" w:eastAsia="NSimSun" w:cs="NSimSun"/>
+          <w:sz w:val="17"/>
+        </w:rPr>
+        <w:t xml:space="preserve">       [财务] FI3 费用报销智能审核</w:t>
+      </w:r>
+    </w:p>
+    <w:p>
+      <w:pPr>
+        <w:pBdr>
+          <w:left w:val="single" w:sz="18" w:space="8" w:color="9BB4CC"/>
+        </w:pBdr>
+        <w:shd w:val="clear" w:color="auto" w:fill="F4F4F4"/>
+        <w:spacing w:before="0" w:after="0"/>
+        <w:ind w:left="160"/>
+      </w:pPr>
+      <w:r>
+        <w:rPr>
+          <w:rFonts w:ascii="NSimSun" w:hAnsi="NSimSun" w:eastAsia="NSimSun" w:cs="NSimSun"/>
+          <w:sz w:val="17"/>
+        </w:rPr>
+        <w:t xml:space="preserve">       [工程研发] R4 测试用例智能生成</w:t>
+      </w:r>
+    </w:p>
+    <w:p>
+      <w:pPr>
+        <w:pBdr>
+          <w:left w:val="single" w:sz="18" w:space="8" w:color="9BB4CC"/>
+        </w:pBdr>
+        <w:shd w:val="clear" w:color="auto" w:fill="F4F4F4"/>
+        <w:spacing w:before="0" w:after="0"/>
+        <w:ind w:left="160"/>
+      </w:pPr>
+      <w:r>
+        <w:rPr>
+          <w:rFonts w:ascii="NSimSun" w:hAnsi="NSimSun" w:eastAsia="NSimSun" w:cs="NSimSun"/>
+          <w:sz w:val="17"/>
+        </w:rPr>
+        <w:t xml:space="preserve">       [质量]    Q1 客诉分流（修订后；为 8D 喂入口）</w:t>
+      </w:r>
+    </w:p>
+    <w:p>
+      <w:pPr>
+        <w:pBdr>
+          <w:left w:val="single" w:sz="18" w:space="8" w:color="9BB4CC"/>
+        </w:pBdr>
+        <w:shd w:val="clear" w:color="auto" w:fill="F4F4F4"/>
+        <w:spacing w:before="0" w:after="0"/>
+        <w:ind w:left="160"/>
+      </w:pPr>
+      <w:r>
+        <w:rPr>
+          <w:rFonts w:ascii="NSimSun" w:hAnsi="NSimSun" w:eastAsia="NSimSun" w:cs="NSimSun"/>
+          <w:sz w:val="17"/>
+        </w:rPr>
+        <w:t xml:space="preserve">       [销售]    S5 竞品动态监控</w:t>
+      </w:r>
+    </w:p>
+    <w:p>
+      <w:pPr>
+        <w:pBdr>
+          <w:left w:val="single" w:sz="18" w:space="8" w:color="9BB4CC"/>
+        </w:pBdr>
+        <w:shd w:val="clear" w:color="auto" w:fill="F4F4F4"/>
+        <w:spacing w:before="0" w:after="0"/>
+        <w:ind w:left="160"/>
+      </w:pPr>
+      <w:r>
+        <w:rPr>
+          <w:rFonts w:ascii="NSimSun" w:hAnsi="NSimSun" w:eastAsia="NSimSun" w:cs="NSimSun"/>
+          <w:sz w:val="17"/>
+        </w:rPr>
+        <w:t xml:space="preserve">       [运营]    O4 预测维护评估⚠</w:t>
+      </w:r>
+    </w:p>
+    <w:p>
+      <w:pPr>
+        <w:pBdr>
+          <w:left w:val="single" w:sz="18" w:space="8" w:color="9BB4CC"/>
+        </w:pBdr>
+        <w:shd w:val="clear" w:color="auto" w:fill="F4F4F4"/>
+        <w:spacing w:before="0" w:after="0"/>
+        <w:ind w:left="160"/>
+      </w:pPr>
+      <w:r>
+        <w:rPr>
+          <w:rFonts w:ascii="NSimSun" w:hAnsi="NSimSun" w:eastAsia="NSimSun" w:cs="NSimSun"/>
+          <w:sz w:val="17"/>
+        </w:rPr>
+        <w:t xml:space="preserve">       跨部门 Agent 协同设计启动</w:t>
+      </w:r>
+    </w:p>
+    <w:p>
+      <w:pPr>
+        <w:pBdr>
+          <w:left w:val="single" w:sz="18" w:space="8" w:color="9BB4CC"/>
+        </w:pBdr>
+        <w:shd w:val="clear" w:color="auto" w:fill="F4F4F4"/>
+        <w:spacing w:before="0" w:after="0"/>
+        <w:ind w:left="160"/>
+      </w:pPr>
+      <w:r>
+        <w:rPr>
+          <w:rFonts w:ascii="NSimSun" w:hAnsi="NSimSun" w:eastAsia="NSimSun" w:cs="NSimSun"/>
+          <w:sz w:val="17"/>
+        </w:rPr>
+        <w:t xml:space="preserve"> </w:t>
+      </w:r>
+    </w:p>
+    <w:p>
+      <w:pPr>
+        <w:pBdr>
+          <w:left w:val="single" w:sz="18" w:space="8" w:color="9BB4CC"/>
+        </w:pBdr>
+        <w:shd w:val="clear" w:color="auto" w:fill="F4F4F4"/>
+        <w:spacing w:before="0" w:after="0"/>
+        <w:ind w:left="160"/>
+      </w:pPr>
+      <w:r>
+        <w:rPr>
+          <w:rFonts w:ascii="NSimSun" w:hAnsi="NSimSun" w:eastAsia="NSimSun" w:cs="NSimSun"/>
+          <w:sz w:val="17"/>
+        </w:rPr>
+        <w:t>2月    [采购] （SC8 已提前到 2026-07/08 收割上线，此处不再排）SC8 深化/客户全量通报</w:t>
+      </w:r>
+    </w:p>
+    <w:p>
+      <w:pPr>
+        <w:pBdr>
+          <w:left w:val="single" w:sz="18" w:space="8" w:color="9BB4CC"/>
+        </w:pBdr>
+        <w:shd w:val="clear" w:color="auto" w:fill="F4F4F4"/>
+        <w:spacing w:before="0" w:after="0"/>
+        <w:ind w:left="160"/>
+      </w:pPr>
+      <w:r>
+        <w:rPr>
+          <w:rFonts w:ascii="NSimSun" w:hAnsi="NSimSun" w:eastAsia="NSimSun" w:cs="NSimSun"/>
+          <w:sz w:val="17"/>
+        </w:rPr>
+        <w:t xml:space="preserve">       [财务] FI4 异常交易实时检测</w:t>
+      </w:r>
+    </w:p>
+    <w:p>
+      <w:pPr>
+        <w:pBdr>
+          <w:left w:val="single" w:sz="18" w:space="8" w:color="9BB4CC"/>
+        </w:pBdr>
+        <w:shd w:val="clear" w:color="auto" w:fill="F4F4F4"/>
+        <w:spacing w:before="0" w:after="0"/>
+        <w:ind w:left="160"/>
+      </w:pPr>
+      <w:r>
+        <w:rPr>
+          <w:rFonts w:ascii="NSimSun" w:hAnsi="NSimSun" w:eastAsia="NSimSun" w:cs="NSimSun"/>
+          <w:sz w:val="17"/>
+        </w:rPr>
+        <w:t xml:space="preserve">       [工程研发] R5 技术文档生成</w:t>
+      </w:r>
+    </w:p>
+    <w:p>
+      <w:pPr>
+        <w:pBdr>
+          <w:left w:val="single" w:sz="18" w:space="8" w:color="9BB4CC"/>
+        </w:pBdr>
+        <w:shd w:val="clear" w:color="auto" w:fill="F4F4F4"/>
+        <w:spacing w:before="0" w:after="0"/>
+        <w:ind w:left="160"/>
+      </w:pPr>
+      <w:r>
+        <w:rPr>
+          <w:rFonts w:ascii="NSimSun" w:hAnsi="NSimSun" w:eastAsia="NSimSun" w:cs="NSimSun"/>
+          <w:sz w:val="17"/>
+        </w:rPr>
+        <w:t xml:space="preserve">       [质量]    Q5 IATF 审核准备 / 体系文档助手</w:t>
+      </w:r>
+    </w:p>
+    <w:p>
+      <w:pPr>
+        <w:pBdr>
+          <w:left w:val="single" w:sz="18" w:space="8" w:color="9BB4CC"/>
+        </w:pBdr>
+        <w:shd w:val="clear" w:color="auto" w:fill="F4F4F4"/>
+        <w:spacing w:before="0" w:after="0"/>
+        <w:ind w:left="160"/>
+      </w:pPr>
+      <w:r>
+        <w:rPr>
+          <w:rFonts w:ascii="NSimSun" w:hAnsi="NSimSun" w:eastAsia="NSimSun" w:cs="NSimSun"/>
+          <w:sz w:val="17"/>
+        </w:rPr>
+        <w:t xml:space="preserve">       [销售]    S6 销售预测</w:t>
+      </w:r>
+    </w:p>
+    <w:p>
+      <w:pPr>
+        <w:pBdr>
+          <w:left w:val="single" w:sz="18" w:space="8" w:color="9BB4CC"/>
+        </w:pBdr>
+        <w:shd w:val="clear" w:color="auto" w:fill="F4F4F4"/>
+        <w:spacing w:before="0" w:after="0"/>
+        <w:ind w:left="160"/>
+      </w:pPr>
+      <w:r>
+        <w:rPr>
+          <w:rFonts w:ascii="NSimSun" w:hAnsi="NSimSun" w:eastAsia="NSimSun" w:cs="NSimSun"/>
+          <w:sz w:val="17"/>
+        </w:rPr>
+        <w:t xml:space="preserve">       Agent 联动灰度试点</w:t>
+      </w:r>
+    </w:p>
+    <w:p>
+      <w:pPr>
+        <w:pBdr>
+          <w:left w:val="single" w:sz="18" w:space="8" w:color="9BB4CC"/>
+        </w:pBdr>
+        <w:shd w:val="clear" w:color="auto" w:fill="F4F4F4"/>
+        <w:spacing w:before="0" w:after="0"/>
+        <w:ind w:left="160"/>
+      </w:pPr>
+      <w:r>
+        <w:rPr>
+          <w:rFonts w:ascii="NSimSun" w:hAnsi="NSimSun" w:eastAsia="NSimSun" w:cs="NSimSun"/>
+          <w:sz w:val="17"/>
+        </w:rPr>
+        <w:t xml:space="preserve"> </w:t>
+      </w:r>
+    </w:p>
+    <w:p>
+      <w:pPr>
+        <w:pBdr>
+          <w:left w:val="single" w:sz="18" w:space="8" w:color="9BB4CC"/>
+        </w:pBdr>
+        <w:shd w:val="clear" w:color="auto" w:fill="F4F4F4"/>
+        <w:spacing w:before="0" w:after="0"/>
+        <w:ind w:left="160"/>
+      </w:pPr>
+      <w:r>
+        <w:rPr>
+          <w:rFonts w:ascii="NSimSun" w:hAnsi="NSimSun" w:eastAsia="NSimSun" w:cs="NSimSun"/>
+          <w:sz w:val="17"/>
+        </w:rPr>
+        <w:t>3月    [采购] SC9 OEM 订单波动预测（采购部全部9个场景完成）</w:t>
+      </w:r>
+    </w:p>
+    <w:p>
+      <w:pPr>
+        <w:pBdr>
+          <w:left w:val="single" w:sz="18" w:space="8" w:color="9BB4CC"/>
+        </w:pBdr>
+        <w:shd w:val="clear" w:color="auto" w:fill="F4F4F4"/>
+        <w:spacing w:before="0" w:after="0"/>
+        <w:ind w:left="160"/>
+      </w:pPr>
+      <w:r>
+        <w:rPr>
+          <w:rFonts w:ascii="NSimSun" w:hAnsi="NSimSun" w:eastAsia="NSimSun" w:cs="NSimSun"/>
+          <w:sz w:val="17"/>
+        </w:rPr>
+        <w:t xml:space="preserve">       [财务] FI5 预算执行监控</w:t>
+      </w:r>
+    </w:p>
+    <w:p>
+      <w:pPr>
+        <w:pBdr>
+          <w:left w:val="single" w:sz="18" w:space="8" w:color="9BB4CC"/>
+        </w:pBdr>
+        <w:shd w:val="clear" w:color="auto" w:fill="F4F4F4"/>
+        <w:spacing w:before="0" w:after="0"/>
+        <w:ind w:left="160"/>
+      </w:pPr>
+      <w:r>
+        <w:rPr>
+          <w:rFonts w:ascii="NSimSun" w:hAnsi="NSimSun" w:eastAsia="NSimSun" w:cs="NSimSun"/>
+          <w:sz w:val="17"/>
+        </w:rPr>
+        <w:t xml:space="preserve">       [质量]    （8D①/立项门禁② 稳定运行；PPAP/FMEA 见 4-5 月）</w:t>
+      </w:r>
+    </w:p>
+    <w:p>
+      <w:pPr>
+        <w:pBdr>
+          <w:left w:val="single" w:sz="18" w:space="8" w:color="9BB4CC"/>
+        </w:pBdr>
+        <w:shd w:val="clear" w:color="auto" w:fill="F4F4F4"/>
+        <w:spacing w:before="0" w:after="0"/>
+        <w:ind w:left="160"/>
+      </w:pPr>
+      <w:r>
+        <w:rPr>
+          <w:rFonts w:ascii="NSimSun" w:hAnsi="NSimSun" w:eastAsia="NSimSun" w:cs="NSimSun"/>
+          <w:sz w:val="17"/>
+        </w:rPr>
+        <w:t xml:space="preserve">       Agent 全面推开</w:t>
+      </w:r>
+    </w:p>
+    <w:p>
+      <w:pPr>
+        <w:pBdr>
+          <w:left w:val="single" w:sz="18" w:space="8" w:color="9BB4CC"/>
+        </w:pBdr>
+        <w:shd w:val="clear" w:color="auto" w:fill="F4F4F4"/>
+        <w:spacing w:before="0" w:after="0"/>
+        <w:ind w:left="160"/>
+      </w:pPr>
+      <w:r>
+        <w:rPr>
+          <w:rFonts w:ascii="NSimSun" w:hAnsi="NSimSun" w:eastAsia="NSimSun" w:cs="NSimSun"/>
+          <w:sz w:val="17"/>
+        </w:rPr>
+        <w:t xml:space="preserve"> </w:t>
+      </w:r>
+    </w:p>
+    <w:p>
+      <w:pPr>
+        <w:pBdr>
+          <w:left w:val="single" w:sz="18" w:space="8" w:color="9BB4CC"/>
+        </w:pBdr>
+        <w:shd w:val="clear" w:color="auto" w:fill="F4F4F4"/>
+        <w:spacing w:before="0" w:after="0"/>
+        <w:ind w:left="160"/>
+      </w:pPr>
+      <w:r>
+        <w:rPr>
+          <w:rFonts w:ascii="NSimSun" w:hAnsi="NSimSun" w:eastAsia="NSimSun" w:cs="NSimSun"/>
+          <w:sz w:val="17"/>
+        </w:rPr>
+        <w:t>4月    FI6 现金流预测</w:t>
+      </w:r>
+    </w:p>
+    <w:p>
+      <w:pPr>
+        <w:pBdr>
+          <w:left w:val="single" w:sz="18" w:space="8" w:color="9BB4CC"/>
+        </w:pBdr>
+        <w:shd w:val="clear" w:color="auto" w:fill="F4F4F4"/>
+        <w:spacing w:before="0" w:after="0"/>
+        <w:ind w:left="160"/>
+      </w:pPr>
+      <w:r>
+        <w:rPr>
+          <w:rFonts w:ascii="NSimSun" w:hAnsi="NSimSun" w:eastAsia="NSimSun" w:cs="NSimSun"/>
+          <w:sz w:val="17"/>
+        </w:rPr>
+        <w:t xml:space="preserve">       [质量] Q4 PPAP 文档自动审核（OEM 隔离层就绪为前提）</w:t>
+      </w:r>
+    </w:p>
+    <w:p>
+      <w:pPr>
+        <w:pBdr>
+          <w:left w:val="single" w:sz="18" w:space="8" w:color="9BB4CC"/>
+        </w:pBdr>
+        <w:shd w:val="clear" w:color="auto" w:fill="F4F4F4"/>
+        <w:spacing w:before="0" w:after="0"/>
+        <w:ind w:left="160"/>
+      </w:pPr>
+      <w:r>
+        <w:rPr>
+          <w:rFonts w:ascii="NSimSun" w:hAnsi="NSimSun" w:eastAsia="NSimSun" w:cs="NSimSun"/>
+          <w:sz w:val="17"/>
+        </w:rPr>
+        <w:t xml:space="preserve">       AI CoE 试运行</w:t>
+      </w:r>
+    </w:p>
+    <w:p>
+      <w:pPr>
+        <w:pBdr>
+          <w:left w:val="single" w:sz="18" w:space="8" w:color="9BB4CC"/>
+        </w:pBdr>
+        <w:shd w:val="clear" w:color="auto" w:fill="F4F4F4"/>
+        <w:spacing w:before="0" w:after="0"/>
+        <w:ind w:left="160"/>
+      </w:pPr>
+      <w:r>
+        <w:rPr>
+          <w:rFonts w:ascii="NSimSun" w:hAnsi="NSimSun" w:eastAsia="NSimSun" w:cs="NSimSun"/>
+          <w:sz w:val="17"/>
+        </w:rPr>
+        <w:t xml:space="preserve"> </w:t>
+      </w:r>
+    </w:p>
+    <w:p>
+      <w:pPr>
+        <w:pBdr>
+          <w:left w:val="single" w:sz="18" w:space="8" w:color="9BB4CC"/>
+        </w:pBdr>
+        <w:shd w:val="clear" w:color="auto" w:fill="F4F4F4"/>
+        <w:spacing w:before="0" w:after="0"/>
+        <w:ind w:left="160"/>
+      </w:pPr>
+      <w:r>
+        <w:rPr>
+          <w:rFonts w:ascii="NSimSun" w:hAnsi="NSimSun" w:eastAsia="NSimSun" w:cs="NSimSun"/>
+          <w:sz w:val="17"/>
+        </w:rPr>
+        <w:t>5月    FI7 研发费用归集 + FI8 存货跌价分析</w:t>
+      </w:r>
+    </w:p>
+    <w:p>
+      <w:pPr>
+        <w:pBdr>
+          <w:left w:val="single" w:sz="18" w:space="8" w:color="9BB4CC"/>
+        </w:pBdr>
+        <w:shd w:val="clear" w:color="auto" w:fill="F4F4F4"/>
+        <w:spacing w:before="0" w:after="0"/>
+        <w:ind w:left="160"/>
+      </w:pPr>
+      <w:r>
+        <w:rPr>
+          <w:rFonts w:ascii="NSimSun" w:hAnsi="NSimSun" w:eastAsia="NSimSun" w:cs="NSimSun"/>
+          <w:sz w:val="17"/>
+        </w:rPr>
+        <w:t xml:space="preserve">       [质量] Q3 FMEA 维护 + Q7 IQC 来料检验（新增，依赖 MES/LAN）</w:t>
+      </w:r>
+    </w:p>
+    <w:p>
+      <w:pPr>
+        <w:pBdr>
+          <w:left w:val="single" w:sz="18" w:space="8" w:color="9BB4CC"/>
+        </w:pBdr>
+        <w:shd w:val="clear" w:color="auto" w:fill="F4F4F4"/>
+        <w:spacing w:before="0" w:after="0"/>
+        <w:ind w:left="160"/>
+      </w:pPr>
+      <w:r>
+        <w:rPr>
+          <w:rFonts w:ascii="NSimSun" w:hAnsi="NSimSun" w:eastAsia="NSimSun" w:cs="NSimSun"/>
+          <w:sz w:val="17"/>
+        </w:rPr>
+        <w:t xml:space="preserve">       AI CoE 正式成立</w:t>
+      </w:r>
+    </w:p>
+    <w:p>
+      <w:pPr>
+        <w:pBdr>
+          <w:left w:val="single" w:sz="18" w:space="8" w:color="9BB4CC"/>
+        </w:pBdr>
+        <w:shd w:val="clear" w:color="auto" w:fill="F4F4F4"/>
+        <w:spacing w:before="0" w:after="0"/>
+        <w:ind w:left="160"/>
+      </w:pPr>
+      <w:r>
+        <w:rPr>
+          <w:rFonts w:ascii="NSimSun" w:hAnsi="NSimSun" w:eastAsia="NSimSun" w:cs="NSimSun"/>
+          <w:sz w:val="17"/>
+        </w:rPr>
+        <w:t xml:space="preserve"> </w:t>
+      </w:r>
+    </w:p>
+    <w:p>
+      <w:pPr>
+        <w:pBdr>
+          <w:left w:val="single" w:sz="18" w:space="8" w:color="9BB4CC"/>
+        </w:pBdr>
+        <w:shd w:val="clear" w:color="auto" w:fill="F4F4F4"/>
+        <w:spacing w:before="0" w:after="0"/>
+        <w:ind w:left="160"/>
+      </w:pPr>
+      <w:r>
+        <w:rPr>
+          <w:rFonts w:ascii="NSimSun" w:hAnsi="NSimSun" w:eastAsia="NSimSun" w:cs="NSimSun"/>
+          <w:sz w:val="17"/>
+        </w:rPr>
+        <w:t>6月    年度总结 + 2028年规划</w:t>
+      </w:r>
+    </w:p>
+    <w:p>
+      <w:pPr>
+        <w:pBdr>
+          <w:left w:val="single" w:sz="18" w:space="8" w:color="9BB4CC"/>
+        </w:pBdr>
+        <w:shd w:val="clear" w:color="auto" w:fill="F4F4F4"/>
+        <w:spacing w:before="0" w:after="40"/>
+        <w:ind w:left="160"/>
+      </w:pPr>
+      <w:r>
+        <w:rPr>
+          <w:rFonts w:ascii="NSimSun" w:hAnsi="NSimSun" w:eastAsia="NSimSun" w:cs="NSimSun"/>
+          <w:sz w:val="17"/>
+        </w:rPr>
+        <w:t xml:space="preserve">       [质量] Q8 SPC 异常预警（新增，依赖 MES/LAN）；质量 AI 成熟度评估</w:t>
       </w:r>
     </w:p>
     <w:p>
@@ -6883,6 +8643,40 @@
         <w:t>四、MCP 接入路线图</w:t>
       </w:r>
     </w:p>
+    <w:p>
+      <w:pPr>
+        <w:pBdr>
+          <w:left w:val="single" w:sz="18" w:space="8" w:color="1F4E79"/>
+        </w:pBdr>
+        <w:shd w:val="clear" w:color="auto" w:fill="EAF1FB"/>
+        <w:spacing w:before="80" w:after="160"/>
+        <w:ind w:left="160"/>
+      </w:pPr>
+      <w:r>
+        <w:rPr>
+          <w:rFonts w:ascii="Microsoft YaHei" w:hAnsi="Microsoft YaHei" w:eastAsia="Microsoft YaHei" w:cs="Microsoft YaHei"/>
+          <w:b w:val="0"/>
+          <w:sz w:val="20"/>
+        </w:rPr>
+        <w:t>重大更新：supplychain 已用</w:t>
+      </w:r>
+      <w:r>
+        <w:rPr>
+          <w:rFonts w:ascii="Microsoft YaHei" w:hAnsi="Microsoft YaHei" w:eastAsia="Microsoft YaHei" w:cs="Microsoft YaHei"/>
+          <w:b/>
+          <w:sz w:val="20"/>
+        </w:rPr>
+        <w:t>真实数据</w:t>
+      </w:r>
+      <w:r>
+        <w:rPr>
+          <w:rFonts w:ascii="Microsoft YaHei" w:hAnsi="Microsoft YaHei" w:eastAsia="Microsoft YaHei" w:cs="Microsoft YaHei"/>
+          <w:b w:val="0"/>
+          <w:sz w:val="20"/>
+        </w:rPr>
+        <w:t>接通三套连接器，收割进平台底座即为生产级数据层。</w:t>
+      </w:r>
+    </w:p>
     <w:tbl>
       <w:tblPr>
         <w:tblW w:type="auto" w:w="0"/>
@@ -7027,7 +8821,7 @@
                 <w:b w:val="0"/>
                 <w:sz w:val="18"/>
               </w:rPr>
-              <w:t>携客云 SRM</w:t>
+              <w:t>携客云 SRM（承诺交期）</w:t>
             </w:r>
           </w:p>
         </w:tc>
@@ -7051,7 +8845,7 @@
                 <w:b w:val="0"/>
                 <w:sz w:val="18"/>
               </w:rPr>
-              <w:t>SC1-SC9, SC8</w:t>
+              <w:t>SC1/SC3/SC5/SC8</w:t>
             </w:r>
           </w:p>
         </w:tc>
@@ -7099,7 +8893,23 @@
                 <w:b w:val="0"/>
                 <w:sz w:val="18"/>
               </w:rPr>
-              <w:t>生产中</w:t>
+              <w:t xml:space="preserve">supplychain </w:t>
+            </w:r>
+            <w:r>
+              <w:rPr>
+                <w:rFonts w:ascii="Consolas" w:hAnsi="Consolas" w:eastAsia="Consolas" w:cs="Consolas"/>
+                <w:b w:val="0"/>
+                <w:sz w:val="18"/>
+              </w:rPr>
+              <w:t>xky_srm_connector</w:t>
+            </w:r>
+            <w:r>
+              <w:rPr>
+                <w:rFonts w:ascii="Microsoft YaHei" w:hAnsi="Microsoft YaHei" w:eastAsia="Microsoft YaHei" w:cs="Microsoft YaHei"/>
+                <w:b w:val="0"/>
+                <w:sz w:val="18"/>
+              </w:rPr>
+              <w:t xml:space="preserve"> 生产中，收割进平台底座</w:t>
             </w:r>
           </w:p>
         </w:tc>
@@ -7126,7 +8936,7 @@
                 <w:b w:val="0"/>
                 <w:sz w:val="18"/>
               </w:rPr>
-              <w:t>U9C ERP（采购模块）</w:t>
+              <w:t>卓品 zp ERP REST API（真实 PO/物料）</w:t>
             </w:r>
           </w:p>
         </w:tc>
@@ -7151,7 +8961,7 @@
                 <w:b w:val="0"/>
                 <w:sz w:val="18"/>
               </w:rPr>
-              <w:t>SC2/SC3/SC6/SC7</w:t>
+              <w:t>SC3/SC5/SC8/O1/O2</w:t>
             </w:r>
           </w:p>
         </w:tc>
@@ -7176,7 +8986,7 @@
                 <w:b w:val="0"/>
                 <w:sz w:val="18"/>
               </w:rPr>
-              <w:t>8月</w:t>
+              <w:t>已接通 ✅</w:t>
             </w:r>
           </w:p>
         </w:tc>
@@ -7201,7 +9011,23 @@
                 <w:b w:val="0"/>
                 <w:sz w:val="18"/>
               </w:rPr>
-              <w:t>申请已起草，7/1提交IT（《U9C-ERP-MCP接口申请.md》）</w:t>
+              <w:t xml:space="preserve">supplychain </w:t>
+            </w:r>
+            <w:r>
+              <w:rPr>
+                <w:rFonts w:ascii="Consolas" w:hAnsi="Consolas" w:eastAsia="Consolas" w:cs="Consolas"/>
+                <w:b w:val="0"/>
+                <w:sz w:val="18"/>
+              </w:rPr>
+              <w:t>zp_connector</w:t>
+            </w:r>
+            <w:r>
+              <w:rPr>
+                <w:rFonts w:ascii="Microsoft YaHei" w:hAnsi="Microsoft YaHei" w:eastAsia="Microsoft YaHei" w:cs="Microsoft YaHei"/>
+                <w:b w:val="0"/>
+                <w:sz w:val="18"/>
+              </w:rPr>
+              <w:t xml:space="preserve"> 真实数据（2.4万 PO），收割进平台底座</w:t>
             </w:r>
           </w:p>
         </w:tc>
@@ -7227,7 +9053,7 @@
                 <w:b w:val="0"/>
                 <w:sz w:val="18"/>
               </w:rPr>
-              <w:t>U9C ERP（财务模块）</w:t>
+              <w:t>CRM 通报（延期通知）</w:t>
             </w:r>
           </w:p>
         </w:tc>
@@ -7251,7 +9077,7 @@
                 <w:b w:val="0"/>
                 <w:sz w:val="18"/>
               </w:rPr>
-              <w:t>FI1-FI6</w:t>
+              <w:t>SC8</w:t>
             </w:r>
           </w:p>
         </w:tc>
@@ -7275,7 +9101,7 @@
                 <w:b w:val="0"/>
                 <w:sz w:val="18"/>
               </w:rPr>
-              <w:t>9月</w:t>
+              <w:t>已实现 ✅</w:t>
             </w:r>
           </w:p>
         </w:tc>
@@ -7299,7 +9125,39 @@
                 <w:b w:val="0"/>
                 <w:sz w:val="18"/>
               </w:rPr>
-              <w:t>同上，一并申请</w:t>
+              <w:t xml:space="preserve">supplychain </w:t>
+            </w:r>
+            <w:r>
+              <w:rPr>
+                <w:rFonts w:ascii="Consolas" w:hAnsi="Consolas" w:eastAsia="Consolas" w:cs="Consolas"/>
+                <w:b w:val="0"/>
+                <w:sz w:val="18"/>
+              </w:rPr>
+              <w:t>crm_notifier</w:t>
+            </w:r>
+            <w:r>
+              <w:rPr>
+                <w:rFonts w:ascii="Microsoft YaHei" w:hAnsi="Microsoft YaHei" w:eastAsia="Microsoft YaHei" w:cs="Microsoft YaHei"/>
+                <w:b w:val="0"/>
+                <w:sz w:val="18"/>
+              </w:rPr>
+              <w:t xml:space="preserve">+企微 </w:t>
+            </w:r>
+            <w:r>
+              <w:rPr>
+                <w:rFonts w:ascii="Consolas" w:hAnsi="Consolas" w:eastAsia="Consolas" w:cs="Consolas"/>
+                <w:b w:val="0"/>
+                <w:sz w:val="18"/>
+              </w:rPr>
+              <w:t>wecom</w:t>
+            </w:r>
+            <w:r>
+              <w:rPr>
+                <w:rFonts w:ascii="Microsoft YaHei" w:hAnsi="Microsoft YaHei" w:eastAsia="Microsoft YaHei" w:cs="Microsoft YaHei"/>
+                <w:b w:val="0"/>
+                <w:sz w:val="18"/>
+              </w:rPr>
+              <w:t>，收割进平台底座</w:t>
             </w:r>
           </w:p>
         </w:tc>
@@ -7326,7 +9184,7 @@
                 <w:b w:val="0"/>
                 <w:sz w:val="18"/>
               </w:rPr>
-              <w:t>U9C ERP（项目成本）</w:t>
+              <w:t>U9C ERP（采购模块）</w:t>
             </w:r>
           </w:p>
         </w:tc>
@@ -7351,7 +9209,7 @@
                 <w:b w:val="0"/>
                 <w:sz w:val="18"/>
               </w:rPr>
-              <w:t>FI7</w:t>
+              <w:t>SC2/SC6/SC7</w:t>
             </w:r>
           </w:p>
         </w:tc>
@@ -7376,7 +9234,7 @@
                 <w:b w:val="0"/>
                 <w:sz w:val="18"/>
               </w:rPr>
-              <w:t>2027-Q1</w:t>
+              <w:t>8月</w:t>
             </w:r>
           </w:p>
         </w:tc>
@@ -7401,7 +9259,7 @@
                 <w:b w:val="0"/>
                 <w:sz w:val="18"/>
               </w:rPr>
-              <w:t>规划中</w:t>
+              <w:t>申请已起草，7/1提交IT（《U9C-ERP-MCP接口申请.md》）</w:t>
             </w:r>
           </w:p>
         </w:tc>
@@ -7427,7 +9285,7 @@
                 <w:b w:val="0"/>
                 <w:sz w:val="18"/>
               </w:rPr>
-              <w:t>文件系统（合同库）</w:t>
+              <w:t>U9C ERP（财务模块）</w:t>
             </w:r>
           </w:p>
         </w:tc>
@@ -7451,7 +9309,7 @@
                 <w:b w:val="0"/>
                 <w:sz w:val="18"/>
               </w:rPr>
-              <w:t>SC4/Q4</w:t>
+              <w:t>FI1-FI6</w:t>
             </w:r>
           </w:p>
         </w:tc>
@@ -7499,7 +9357,7 @@
                 <w:b w:val="0"/>
                 <w:sz w:val="18"/>
               </w:rPr>
-              <w:t>本地，简单</w:t>
+              <w:t>同上，一并申请</w:t>
             </w:r>
           </w:p>
         </w:tc>
@@ -7526,7 +9384,7 @@
                 <w:b w:val="0"/>
                 <w:sz w:val="18"/>
               </w:rPr>
-              <w:t>MES 生产系统</w:t>
+              <w:t>U9C ERP（项目成本）</w:t>
             </w:r>
           </w:p>
         </w:tc>
@@ -7551,7 +9409,7 @@
                 <w:b w:val="0"/>
                 <w:sz w:val="18"/>
               </w:rPr>
-              <w:t>O1/O2</w:t>
+              <w:t>FI7</w:t>
             </w:r>
           </w:p>
         </w:tc>
@@ -7576,7 +9434,7 @@
                 <w:b w:val="0"/>
                 <w:sz w:val="18"/>
               </w:rPr>
-              <w:t>10月</w:t>
+              <w:t>2027-Q1</w:t>
             </w:r>
           </w:p>
         </w:tc>
@@ -7601,7 +9459,7 @@
                 <w:b w:val="0"/>
                 <w:sz w:val="18"/>
               </w:rPr>
-              <w:t>待评估</w:t>
+              <w:t>规划中</w:t>
             </w:r>
           </w:p>
         </w:tc>
@@ -7627,7 +9485,7 @@
                 <w:b w:val="0"/>
                 <w:sz w:val="18"/>
               </w:rPr>
-              <w:t>CRM 客户系统</w:t>
+              <w:t>文件系统（合同库）</w:t>
             </w:r>
           </w:p>
         </w:tc>
@@ -7651,7 +9509,7 @@
                 <w:b w:val="0"/>
                 <w:sz w:val="18"/>
               </w:rPr>
-              <w:t>S1/S2/S6</w:t>
+              <w:t>SC4/Q4</w:t>
             </w:r>
           </w:p>
         </w:tc>
@@ -7699,7 +9557,7 @@
                 <w:b w:val="0"/>
                 <w:sz w:val="18"/>
               </w:rPr>
-              <w:t>待评估</w:t>
+              <w:t>本地，简单</w:t>
             </w:r>
           </w:p>
         </w:tc>
@@ -7726,7 +9584,7 @@
                 <w:b w:val="0"/>
                 <w:sz w:val="18"/>
               </w:rPr>
-              <w:t>芯片市场价格 API</w:t>
+              <w:t>MES 生产系统</w:t>
             </w:r>
           </w:p>
         </w:tc>
@@ -7751,7 +9609,7 @@
                 <w:b w:val="0"/>
                 <w:sz w:val="18"/>
               </w:rPr>
-              <w:t>SC6/FI8</w:t>
+              <w:t>O1/O2</w:t>
             </w:r>
           </w:p>
         </w:tc>
@@ -7801,7 +9659,7 @@
                 <w:b w:val="0"/>
                 <w:sz w:val="18"/>
               </w:rPr>
-              <w:t>待选型</w:t>
+              <w:t>待评估</w:t>
             </w:r>
           </w:p>
         </w:tc>
@@ -7827,7 +9685,7 @@
                 <w:b w:val="0"/>
                 <w:sz w:val="18"/>
               </w:rPr>
-              <w:t>物流跟踪 API</w:t>
+              <w:t>CRM 客户系统</w:t>
             </w:r>
           </w:p>
         </w:tc>
@@ -7851,7 +9709,7 @@
                 <w:b w:val="0"/>
                 <w:sz w:val="18"/>
               </w:rPr>
-              <w:t>O3</w:t>
+              <w:t>S1/S2/S6</w:t>
             </w:r>
           </w:p>
         </w:tc>
@@ -7875,7 +9733,7 @@
                 <w:b w:val="0"/>
                 <w:sz w:val="18"/>
               </w:rPr>
-              <w:t>11月</w:t>
+              <w:t>9月</w:t>
             </w:r>
           </w:p>
         </w:tc>
@@ -7899,7 +9757,309 @@
                 <w:b w:val="0"/>
                 <w:sz w:val="18"/>
               </w:rPr>
-              <w:t>待</w:t>
+              <w:t>待评估</w:t>
+            </w:r>
+          </w:p>
+        </w:tc>
+      </w:tr>
+      <w:tr>
+        <w:tc>
+          <w:tcPr>
+            <w:tcW w:type="dxa" w:w="2340"/>
+            <w:tcBorders>
+              <w:top w:val="single" w:sz="4" w:space="0" w:color="BBBBBB"/>
+              <w:left w:val="single" w:sz="4" w:space="0" w:color="BBBBBB"/>
+              <w:bottom w:val="single" w:sz="4" w:space="0" w:color="BBBBBB"/>
+              <w:right w:val="single" w:sz="4" w:space="0" w:color="BBBBBB"/>
+            </w:tcBorders>
+            <w:shd w:val="clear" w:color="auto" w:fill="F2F6FB"/>
+          </w:tcPr>
+          <w:p>
+            <w:pPr>
+              <w:spacing w:before="0" w:after="0" w:line="240" w:lineRule="auto"/>
+            </w:pPr>
+            <w:r>
+              <w:rPr>
+                <w:rFonts w:ascii="Microsoft YaHei" w:hAnsi="Microsoft YaHei" w:eastAsia="Microsoft YaHei" w:cs="Microsoft YaHei"/>
+                <w:b w:val="0"/>
+                <w:sz w:val="18"/>
+              </w:rPr>
+              <w:t>芯片市场价格 API</w:t>
+            </w:r>
+          </w:p>
+        </w:tc>
+        <w:tc>
+          <w:tcPr>
+            <w:tcW w:type="dxa" w:w="2340"/>
+            <w:tcBorders>
+              <w:top w:val="single" w:sz="4" w:space="0" w:color="BBBBBB"/>
+              <w:left w:val="single" w:sz="4" w:space="0" w:color="BBBBBB"/>
+              <w:bottom w:val="single" w:sz="4" w:space="0" w:color="BBBBBB"/>
+              <w:right w:val="single" w:sz="4" w:space="0" w:color="BBBBBB"/>
+            </w:tcBorders>
+            <w:shd w:val="clear" w:color="auto" w:fill="F2F6FB"/>
+          </w:tcPr>
+          <w:p>
+            <w:pPr>
+              <w:spacing w:before="0" w:after="0" w:line="240" w:lineRule="auto"/>
+            </w:pPr>
+            <w:r>
+              <w:rPr>
+                <w:rFonts w:ascii="Microsoft YaHei" w:hAnsi="Microsoft YaHei" w:eastAsia="Microsoft YaHei" w:cs="Microsoft YaHei"/>
+                <w:b w:val="0"/>
+                <w:sz w:val="18"/>
+              </w:rPr>
+              <w:t>SC6/FI8</w:t>
+            </w:r>
+          </w:p>
+        </w:tc>
+        <w:tc>
+          <w:tcPr>
+            <w:tcW w:type="dxa" w:w="2340"/>
+            <w:tcBorders>
+              <w:top w:val="single" w:sz="4" w:space="0" w:color="BBBBBB"/>
+              <w:left w:val="single" w:sz="4" w:space="0" w:color="BBBBBB"/>
+              <w:bottom w:val="single" w:sz="4" w:space="0" w:color="BBBBBB"/>
+              <w:right w:val="single" w:sz="4" w:space="0" w:color="BBBBBB"/>
+            </w:tcBorders>
+            <w:shd w:val="clear" w:color="auto" w:fill="F2F6FB"/>
+          </w:tcPr>
+          <w:p>
+            <w:pPr>
+              <w:spacing w:before="0" w:after="0" w:line="240" w:lineRule="auto"/>
+            </w:pPr>
+            <w:r>
+              <w:rPr>
+                <w:rFonts w:ascii="Microsoft YaHei" w:hAnsi="Microsoft YaHei" w:eastAsia="Microsoft YaHei" w:cs="Microsoft YaHei"/>
+                <w:b w:val="0"/>
+                <w:sz w:val="18"/>
+              </w:rPr>
+              <w:t>10月</w:t>
+            </w:r>
+          </w:p>
+        </w:tc>
+        <w:tc>
+          <w:tcPr>
+            <w:tcW w:type="dxa" w:w="2340"/>
+            <w:tcBorders>
+              <w:top w:val="single" w:sz="4" w:space="0" w:color="BBBBBB"/>
+              <w:left w:val="single" w:sz="4" w:space="0" w:color="BBBBBB"/>
+              <w:bottom w:val="single" w:sz="4" w:space="0" w:color="BBBBBB"/>
+              <w:right w:val="single" w:sz="4" w:space="0" w:color="BBBBBB"/>
+            </w:tcBorders>
+            <w:shd w:val="clear" w:color="auto" w:fill="F2F6FB"/>
+          </w:tcPr>
+          <w:p>
+            <w:pPr>
+              <w:spacing w:before="0" w:after="0" w:line="240" w:lineRule="auto"/>
+            </w:pPr>
+            <w:r>
+              <w:rPr>
+                <w:rFonts w:ascii="Microsoft YaHei" w:hAnsi="Microsoft YaHei" w:eastAsia="Microsoft YaHei" w:cs="Microsoft YaHei"/>
+                <w:b w:val="0"/>
+                <w:sz w:val="18"/>
+              </w:rPr>
+              <w:t>待选型</w:t>
+            </w:r>
+          </w:p>
+        </w:tc>
+      </w:tr>
+      <w:tr>
+        <w:tc>
+          <w:tcPr>
+            <w:tcW w:type="dxa" w:w="2340"/>
+            <w:tcBorders>
+              <w:top w:val="single" w:sz="4" w:space="0" w:color="BBBBBB"/>
+              <w:left w:val="single" w:sz="4" w:space="0" w:color="BBBBBB"/>
+              <w:bottom w:val="single" w:sz="4" w:space="0" w:color="BBBBBB"/>
+              <w:right w:val="single" w:sz="4" w:space="0" w:color="BBBBBB"/>
+            </w:tcBorders>
+          </w:tcPr>
+          <w:p>
+            <w:pPr>
+              <w:spacing w:before="0" w:after="0" w:line="240" w:lineRule="auto"/>
+            </w:pPr>
+            <w:r>
+              <w:rPr>
+                <w:rFonts w:ascii="Microsoft YaHei" w:hAnsi="Microsoft YaHei" w:eastAsia="Microsoft YaHei" w:cs="Microsoft YaHei"/>
+                <w:b w:val="0"/>
+                <w:sz w:val="18"/>
+              </w:rPr>
+              <w:t>物流跟踪 API</w:t>
+            </w:r>
+          </w:p>
+        </w:tc>
+        <w:tc>
+          <w:tcPr>
+            <w:tcW w:type="dxa" w:w="2340"/>
+            <w:tcBorders>
+              <w:top w:val="single" w:sz="4" w:space="0" w:color="BBBBBB"/>
+              <w:left w:val="single" w:sz="4" w:space="0" w:color="BBBBBB"/>
+              <w:bottom w:val="single" w:sz="4" w:space="0" w:color="BBBBBB"/>
+              <w:right w:val="single" w:sz="4" w:space="0" w:color="BBBBBB"/>
+            </w:tcBorders>
+          </w:tcPr>
+          <w:p>
+            <w:pPr>
+              <w:spacing w:before="0" w:after="0" w:line="240" w:lineRule="auto"/>
+            </w:pPr>
+            <w:r>
+              <w:rPr>
+                <w:rFonts w:ascii="Microsoft YaHei" w:hAnsi="Microsoft YaHei" w:eastAsia="Microsoft YaHei" w:cs="Microsoft YaHei"/>
+                <w:b w:val="0"/>
+                <w:sz w:val="18"/>
+              </w:rPr>
+              <w:t>O3</w:t>
+            </w:r>
+          </w:p>
+        </w:tc>
+        <w:tc>
+          <w:tcPr>
+            <w:tcW w:type="dxa" w:w="2340"/>
+            <w:tcBorders>
+              <w:top w:val="single" w:sz="4" w:space="0" w:color="BBBBBB"/>
+              <w:left w:val="single" w:sz="4" w:space="0" w:color="BBBBBB"/>
+              <w:bottom w:val="single" w:sz="4" w:space="0" w:color="BBBBBB"/>
+              <w:right w:val="single" w:sz="4" w:space="0" w:color="BBBBBB"/>
+            </w:tcBorders>
+          </w:tcPr>
+          <w:p>
+            <w:pPr>
+              <w:spacing w:before="0" w:after="0" w:line="240" w:lineRule="auto"/>
+            </w:pPr>
+            <w:r>
+              <w:rPr>
+                <w:rFonts w:ascii="Microsoft YaHei" w:hAnsi="Microsoft YaHei" w:eastAsia="Microsoft YaHei" w:cs="Microsoft YaHei"/>
+                <w:b w:val="0"/>
+                <w:sz w:val="18"/>
+              </w:rPr>
+              <w:t>11月</w:t>
+            </w:r>
+          </w:p>
+        </w:tc>
+        <w:tc>
+          <w:tcPr>
+            <w:tcW w:type="dxa" w:w="2340"/>
+            <w:tcBorders>
+              <w:top w:val="single" w:sz="4" w:space="0" w:color="BBBBBB"/>
+              <w:left w:val="single" w:sz="4" w:space="0" w:color="BBBBBB"/>
+              <w:bottom w:val="single" w:sz="4" w:space="0" w:color="BBBBBB"/>
+              <w:right w:val="single" w:sz="4" w:space="0" w:color="BBBBBB"/>
+            </w:tcBorders>
+          </w:tcPr>
+          <w:p>
+            <w:pPr>
+              <w:spacing w:before="0" w:after="0" w:line="240" w:lineRule="auto"/>
+            </w:pPr>
+            <w:r>
+              <w:rPr>
+                <w:rFonts w:ascii="Microsoft YaHei" w:hAnsi="Microsoft YaHei" w:eastAsia="Microsoft YaHei" w:cs="Microsoft YaHei"/>
+                <w:b w:val="0"/>
+                <w:sz w:val="18"/>
+              </w:rPr>
+              <w:t>待选型</w:t>
+            </w:r>
+          </w:p>
+        </w:tc>
+      </w:tr>
+      <w:tr>
+        <w:tc>
+          <w:tcPr>
+            <w:tcW w:type="dxa" w:w="2340"/>
+            <w:tcBorders>
+              <w:top w:val="single" w:sz="4" w:space="0" w:color="BBBBBB"/>
+              <w:left w:val="single" w:sz="4" w:space="0" w:color="BBBBBB"/>
+              <w:bottom w:val="single" w:sz="4" w:space="0" w:color="BBBBBB"/>
+              <w:right w:val="single" w:sz="4" w:space="0" w:color="BBBBBB"/>
+            </w:tcBorders>
+            <w:shd w:val="clear" w:color="auto" w:fill="F2F6FB"/>
+          </w:tcPr>
+          <w:p>
+            <w:pPr>
+              <w:spacing w:before="0" w:after="0" w:line="240" w:lineRule="auto"/>
+            </w:pPr>
+            <w:r>
+              <w:rPr>
+                <w:rFonts w:ascii="Microsoft YaHei" w:hAnsi="Microsoft YaHei" w:eastAsia="Microsoft YaHei" w:cs="Microsoft YaHei"/>
+                <w:b w:val="0"/>
+                <w:sz w:val="18"/>
+              </w:rPr>
+              <w:t>PLM 项目系统</w:t>
+            </w:r>
+          </w:p>
+        </w:tc>
+        <w:tc>
+          <w:tcPr>
+            <w:tcW w:type="dxa" w:w="2340"/>
+            <w:tcBorders>
+              <w:top w:val="single" w:sz="4" w:space="0" w:color="BBBBBB"/>
+              <w:left w:val="single" w:sz="4" w:space="0" w:color="BBBBBB"/>
+              <w:bottom w:val="single" w:sz="4" w:space="0" w:color="BBBBBB"/>
+              <w:right w:val="single" w:sz="4" w:space="0" w:color="BBBBBB"/>
+            </w:tcBorders>
+            <w:shd w:val="clear" w:color="auto" w:fill="F2F6FB"/>
+          </w:tcPr>
+          <w:p>
+            <w:pPr>
+              <w:spacing w:before="0" w:after="0" w:line="240" w:lineRule="auto"/>
+            </w:pPr>
+            <w:r>
+              <w:rPr>
+                <w:rFonts w:ascii="Microsoft YaHei" w:hAnsi="Microsoft YaHei" w:eastAsia="Microsoft YaHei" w:cs="Microsoft YaHei"/>
+                <w:b w:val="0"/>
+                <w:sz w:val="18"/>
+              </w:rPr>
+              <w:t>R1/FI7/FI8</w:t>
+            </w:r>
+          </w:p>
+        </w:tc>
+        <w:tc>
+          <w:tcPr>
+            <w:tcW w:type="dxa" w:w="2340"/>
+            <w:tcBorders>
+              <w:top w:val="single" w:sz="4" w:space="0" w:color="BBBBBB"/>
+              <w:left w:val="single" w:sz="4" w:space="0" w:color="BBBBBB"/>
+              <w:bottom w:val="single" w:sz="4" w:space="0" w:color="BBBBBB"/>
+              <w:right w:val="single" w:sz="4" w:space="0" w:color="BBBBBB"/>
+            </w:tcBorders>
+            <w:shd w:val="clear" w:color="auto" w:fill="F2F6FB"/>
+          </w:tcPr>
+          <w:p>
+            <w:pPr>
+              <w:spacing w:before="0" w:after="0" w:line="240" w:lineRule="auto"/>
+            </w:pPr>
+            <w:r>
+              <w:rPr>
+                <w:rFonts w:ascii="Microsoft YaHei" w:hAnsi="Microsoft YaHei" w:eastAsia="Microsoft YaHei" w:cs="Microsoft YaHei"/>
+                <w:b w:val="0"/>
+                <w:sz w:val="18"/>
+              </w:rPr>
+              <w:t>2027-Q1</w:t>
+            </w:r>
+          </w:p>
+        </w:tc>
+        <w:tc>
+          <w:tcPr>
+            <w:tcW w:type="dxa" w:w="2340"/>
+            <w:tcBorders>
+              <w:top w:val="single" w:sz="4" w:space="0" w:color="BBBBBB"/>
+              <w:left w:val="single" w:sz="4" w:space="0" w:color="BBBBBB"/>
+              <w:bottom w:val="single" w:sz="4" w:space="0" w:color="BBBBBB"/>
+              <w:right w:val="single" w:sz="4" w:space="0" w:color="BBBBBB"/>
+            </w:tcBorders>
+            <w:shd w:val="clear" w:color="auto" w:fill="F2F6FB"/>
+          </w:tcPr>
+          <w:p>
+            <w:pPr>
+              <w:spacing w:before="0" w:after="0" w:line="240" w:lineRule="auto"/>
+            </w:pPr>
+            <w:r>
+              <w:rPr>
+                <w:rFonts w:ascii="Microsoft YaHei" w:hAnsi="Microsoft YaHei" w:eastAsia="Microsoft YaHei" w:cs="Microsoft YaHei"/>
+                <w:b w:val="0"/>
+                <w:sz w:val="18"/>
+              </w:rPr>
+              <w:t>规划中</w:t>
             </w:r>
           </w:p>
         </w:tc>
@@ -7909,6 +10069,2989 @@
       <w:pPr>
         <w:spacing w:after="40"/>
       </w:pPr>
+    </w:p>
+    <w:p>
+      <w:pPr>
+        <w:pStyle w:val="Heading2"/>
+        <w:spacing w:before="260" w:after="120"/>
+      </w:pPr>
+      <w:r>
+        <w:rPr>
+          <w:rFonts w:ascii="Microsoft YaHei" w:hAnsi="Microsoft YaHei" w:eastAsia="Microsoft YaHei" w:cs="Microsoft YaHei"/>
+          <w:b/>
+          <w:color w:val="1F4E79"/>
+          <w:sz w:val="28"/>
+        </w:rPr>
+        <w:t>五、近期行动清单</w:t>
+      </w:r>
+    </w:p>
+    <w:p>
+      <w:pPr>
+        <w:pStyle w:val="Heading3"/>
+        <w:spacing w:before="180" w:after="120"/>
+      </w:pPr>
+      <w:r>
+        <w:rPr>
+          <w:rFonts w:ascii="Microsoft YaHei" w:hAnsi="Microsoft YaHei" w:eastAsia="Microsoft YaHei" w:cs="Microsoft YaHei"/>
+          <w:b/>
+          <w:color w:val="2E5B8A"/>
+          <w:sz w:val="25"/>
+        </w:rPr>
+        <w:t>本周（SRM↔ERP 正式库已连，真实需求 1 条，6/12 全量物料清单）</w:t>
+      </w:r>
+    </w:p>
+    <w:p>
+      <w:pPr>
+        <w:pStyle w:val="ListBullet"/>
+        <w:spacing w:after="60"/>
+      </w:pPr>
+      <w:r>
+        <w:rPr>
+          <w:rFonts w:ascii="Microsoft YaHei" w:hAnsi="Microsoft YaHei" w:eastAsia="Microsoft YaHei" w:cs="Microsoft YaHei"/>
+          <w:b w:val="0"/>
+          <w:sz w:val="21"/>
+        </w:rPr>
+        <w:t>[ ] SC1：先 mock 跑通全链条逻辑；6/12 供应商注册+首批交期反馈后切真实</w:t>
+      </w:r>
+    </w:p>
+    <w:p>
+      <w:pPr>
+        <w:pStyle w:val="ListBullet"/>
+        <w:spacing w:after="60"/>
+      </w:pPr>
+      <w:r>
+        <w:rPr>
+          <w:rFonts w:ascii="Microsoft YaHei" w:hAnsi="Microsoft YaHei" w:eastAsia="Microsoft YaHei" w:cs="Microsoft YaHei"/>
+          <w:b w:val="0"/>
+          <w:sz w:val="21"/>
+        </w:rPr>
+        <w:t>[ ] 供应商基础数据表：采购团队填写 IQC/财务/单源状态</w:t>
+      </w:r>
+    </w:p>
+    <w:p>
+      <w:pPr>
+        <w:pStyle w:val="ListBullet"/>
+        <w:spacing w:after="60"/>
+      </w:pPr>
+      <w:r>
+        <w:rPr>
+          <w:rFonts w:ascii="Microsoft YaHei" w:hAnsi="Microsoft YaHei" w:eastAsia="Microsoft YaHei" w:cs="Microsoft YaHei"/>
+          <w:b w:val="0"/>
+          <w:sz w:val="21"/>
+        </w:rPr>
+        <w:t xml:space="preserve">[ ] </w:t>
+      </w:r>
+      <w:r>
+        <w:rPr>
+          <w:rFonts w:ascii="Microsoft YaHei" w:hAnsi="Microsoft YaHei" w:eastAsia="Microsoft YaHei" w:cs="Microsoft YaHei"/>
+          <w:b/>
+          <w:sz w:val="21"/>
+        </w:rPr>
+        <w:t>平台底座收割</w:t>
+      </w:r>
+      <w:r>
+        <w:rPr>
+          <w:rFonts w:ascii="Microsoft YaHei" w:hAnsi="Microsoft YaHei" w:eastAsia="Microsoft YaHei" w:cs="Microsoft YaHei"/>
+          <w:b w:val="0"/>
+          <w:sz w:val="21"/>
+        </w:rPr>
+        <w:t xml:space="preserve">（Claude Code Desktop）：supplychain zp/SRM/CRM 连接器迁入 </w:t>
+      </w:r>
+      <w:r>
+        <w:rPr>
+          <w:rFonts w:ascii="Consolas" w:hAnsi="Consolas" w:eastAsia="Consolas" w:cs="Consolas"/>
+          <w:b w:val="0"/>
+          <w:sz w:val="21"/>
+        </w:rPr>
+        <w:t>zhuopin_platform/shared_tools</w:t>
+      </w:r>
+      <w:r>
+        <w:rPr>
+          <w:rFonts w:ascii="Microsoft YaHei" w:hAnsi="Microsoft YaHei" w:eastAsia="Microsoft YaHei" w:cs="Microsoft YaHei"/>
+          <w:b w:val="0"/>
+          <w:sz w:val="21"/>
+        </w:rPr>
+        <w:t>，作废 stub</w:t>
+      </w:r>
+    </w:p>
+    <w:p>
+      <w:pPr>
+        <w:pStyle w:val="ListBullet"/>
+        <w:spacing w:after="60"/>
+      </w:pPr>
+      <w:r>
+        <w:rPr>
+          <w:rFonts w:ascii="Microsoft YaHei" w:hAnsi="Microsoft YaHei" w:eastAsia="Microsoft YaHei" w:cs="Microsoft YaHei"/>
+          <w:b w:val="0"/>
+          <w:sz w:val="21"/>
+        </w:rPr>
+        <w:t xml:space="preserve">[ ] </w:t>
+      </w:r>
+      <w:r>
+        <w:rPr>
+          <w:rFonts w:ascii="Microsoft YaHei" w:hAnsi="Microsoft YaHei" w:eastAsia="Microsoft YaHei" w:cs="Microsoft YaHei"/>
+          <w:b/>
+          <w:sz w:val="21"/>
+        </w:rPr>
+        <w:t>SC8 交期承诺 MVP</w:t>
+      </w:r>
+      <w:r>
+        <w:rPr>
+          <w:rFonts w:ascii="Microsoft YaHei" w:hAnsi="Microsoft YaHei" w:eastAsia="Microsoft YaHei" w:cs="Microsoft YaHei"/>
+          <w:b w:val="0"/>
+          <w:sz w:val="21"/>
+        </w:rPr>
+        <w:t>：收割 supplychain delivery_forecast+crm_notifier，按启发式跑出成品交付预期</w:t>
+      </w:r>
+    </w:p>
+    <w:p>
+      <w:pPr>
+        <w:pStyle w:val="ListBullet"/>
+        <w:spacing w:after="60"/>
+      </w:pPr>
+      <w:r>
+        <w:rPr>
+          <w:rFonts w:ascii="Microsoft YaHei" w:hAnsi="Microsoft YaHei" w:eastAsia="Microsoft YaHei" w:cs="Microsoft YaHei"/>
+          <w:b w:val="0"/>
+          <w:sz w:val="21"/>
+        </w:rPr>
+        <w:t>[ ] （非紧急）《实施计划》《全景规划》Word 版下次新 Cowork 会话刷新（本会话挂载缓存异常，.md 源已正确）</w:t>
+      </w:r>
+    </w:p>
+    <w:p>
+      <w:pPr>
+        <w:pStyle w:val="Heading3"/>
+        <w:spacing w:before="180" w:after="120"/>
+      </w:pPr>
+      <w:r>
+        <w:rPr>
+          <w:rFonts w:ascii="Microsoft YaHei" w:hAnsi="Microsoft YaHei" w:eastAsia="Microsoft YaHei" w:cs="Microsoft YaHei"/>
+          <w:b/>
+          <w:color w:val="2E5B8A"/>
+          <w:sz w:val="25"/>
+        </w:rPr>
+        <w:t>7月（SC1 上线 + SC2 启动 + 平台底座）</w:t>
+      </w:r>
+    </w:p>
+    <w:p>
+      <w:pPr>
+        <w:pStyle w:val="ListBullet"/>
+        <w:spacing w:after="60"/>
+      </w:pPr>
+      <w:r>
+        <w:rPr>
+          <w:rFonts w:ascii="Microsoft YaHei" w:hAnsi="Microsoft YaHei" w:eastAsia="Microsoft YaHei" w:cs="Microsoft YaHei"/>
+          <w:b w:val="0"/>
+          <w:sz w:val="21"/>
+        </w:rPr>
+        <w:t xml:space="preserve">[x] 平台底座 </w:t>
+      </w:r>
+      <w:r>
+        <w:rPr>
+          <w:rFonts w:ascii="Consolas" w:hAnsi="Consolas" w:eastAsia="Consolas" w:cs="Consolas"/>
+          <w:b w:val="0"/>
+          <w:sz w:val="21"/>
+        </w:rPr>
+        <w:t>zhuopin_platform</w:t>
+      </w:r>
+      <w:r>
+        <w:rPr>
+          <w:rFonts w:ascii="Microsoft YaHei" w:hAnsi="Microsoft YaHei" w:eastAsia="Microsoft YaHei" w:cs="Microsoft YaHei"/>
+          <w:b w:val="0"/>
+          <w:sz w:val="21"/>
+        </w:rPr>
+        <w:t xml:space="preserve"> 骨架（audit + data_isolation_layer，冒烟测试通过）</w:t>
+      </w:r>
+    </w:p>
+    <w:p>
+      <w:pPr>
+        <w:pStyle w:val="ListBullet"/>
+        <w:spacing w:after="60"/>
+      </w:pPr>
+      <w:r>
+        <w:rPr>
+          <w:rFonts w:ascii="Microsoft YaHei" w:hAnsi="Microsoft YaHei" w:eastAsia="Microsoft YaHei" w:cs="Microsoft YaHei"/>
+          <w:b w:val="0"/>
+          <w:sz w:val="21"/>
+        </w:rPr>
+        <w:t>[x] U9C MCP 接口申请起草（《U9C-ERP-MCP接口申请.md》）——待定稿后 7/1 提交 IT</w:t>
+      </w:r>
+    </w:p>
+    <w:p>
+      <w:pPr>
+        <w:pStyle w:val="ListBullet"/>
+        <w:spacing w:after="60"/>
+      </w:pPr>
+      <w:r>
+        <w:rPr>
+          <w:rFonts w:ascii="Microsoft YaHei" w:hAnsi="Microsoft YaHei" w:eastAsia="Microsoft YaHei" w:cs="Microsoft YaHei"/>
+          <w:b w:val="0"/>
+          <w:sz w:val="21"/>
+        </w:rPr>
+        <w:t>[ ] SC1 改造为 import 平台包（消除跨工程引用），等真实 SRM 数据一并收尾</w:t>
+      </w:r>
+    </w:p>
+    <w:p>
+      <w:pPr>
+        <w:pStyle w:val="ListBullet"/>
+        <w:spacing w:after="60"/>
+      </w:pPr>
+      <w:r>
+        <w:rPr>
+          <w:rFonts w:ascii="Microsoft YaHei" w:hAnsi="Microsoft YaHei" w:eastAsia="Microsoft YaHei" w:cs="Microsoft YaHei"/>
+          <w:b w:val="0"/>
+          <w:sz w:val="21"/>
+        </w:rPr>
+        <w:t>[ ] SC1 正式上线：采购经理确认 → 数字员工档案更新 → GitHub v1.0 tag</w:t>
+      </w:r>
+    </w:p>
+    <w:p>
+      <w:pPr>
+        <w:pStyle w:val="ListBullet"/>
+        <w:spacing w:after="60"/>
+      </w:pPr>
+      <w:r>
+        <w:rPr>
+          <w:rFonts w:ascii="Microsoft YaHei" w:hAnsi="Microsoft YaHei" w:eastAsia="Microsoft YaHei" w:cs="Microsoft YaHei"/>
+          <w:b w:val="0"/>
+          <w:sz w:val="21"/>
+        </w:rPr>
+        <w:t xml:space="preserve">[ ] </w:t>
+      </w:r>
+      <w:r>
+        <w:rPr>
+          <w:rFonts w:ascii="Microsoft YaHei" w:hAnsi="Microsoft YaHei" w:eastAsia="Microsoft YaHei" w:cs="Microsoft YaHei"/>
+          <w:b/>
+          <w:sz w:val="21"/>
+        </w:rPr>
+        <w:t>Hooks 模块学习</w:t>
+      </w:r>
+      <w:r>
+        <w:rPr>
+          <w:rFonts w:ascii="Microsoft YaHei" w:hAnsi="Microsoft YaHei" w:eastAsia="Microsoft YaHei" w:cs="Microsoft YaHei"/>
+          <w:b w:val="0"/>
+          <w:sz w:val="21"/>
+        </w:rPr>
+        <w:t>：部署 IATF 审计日志 hook（SC1 上线前必须）</w:t>
+      </w:r>
+    </w:p>
+    <w:p>
+      <w:pPr>
+        <w:pStyle w:val="ListBullet"/>
+        <w:spacing w:after="60"/>
+      </w:pPr>
+      <w:r>
+        <w:rPr>
+          <w:rFonts w:ascii="Microsoft YaHei" w:hAnsi="Microsoft YaHei" w:eastAsia="Microsoft YaHei" w:cs="Microsoft YaHei"/>
+          <w:b w:val="0"/>
+          <w:sz w:val="21"/>
+        </w:rPr>
+        <w:t>[ ] SC2 OpenSpec：</w:t>
+      </w:r>
+      <w:r>
+        <w:rPr>
+          <w:rFonts w:ascii="Consolas" w:hAnsi="Consolas" w:eastAsia="Consolas" w:cs="Consolas"/>
+          <w:b w:val="0"/>
+          <w:sz w:val="21"/>
+        </w:rPr>
+        <w:t>/opsx:propose</w:t>
+      </w:r>
+      <w:r>
+        <w:rPr>
+          <w:rFonts w:ascii="Microsoft YaHei" w:hAnsi="Microsoft YaHei" w:eastAsia="Microsoft YaHei" w:cs="Microsoft YaHei"/>
+          <w:b w:val="0"/>
+          <w:sz w:val="21"/>
+        </w:rPr>
+        <w:t xml:space="preserve"> 采购周报规格</w:t>
+      </w:r>
+    </w:p>
+    <w:p>
+      <w:pPr>
+        <w:pStyle w:val="ListBullet"/>
+        <w:spacing w:after="60"/>
+      </w:pPr>
+      <w:r>
+        <w:rPr>
+          <w:rFonts w:ascii="Microsoft YaHei" w:hAnsi="Microsoft YaHei" w:eastAsia="Microsoft YaHei" w:cs="Microsoft YaHei"/>
+          <w:b w:val="0"/>
+          <w:sz w:val="21"/>
+        </w:rPr>
+        <w:t xml:space="preserve">[ ] </w:t>
+      </w:r>
+      <w:r>
+        <w:rPr>
+          <w:rFonts w:ascii="Microsoft YaHei" w:hAnsi="Microsoft YaHei" w:eastAsia="Microsoft YaHei" w:cs="Microsoft YaHei"/>
+          <w:b/>
+          <w:sz w:val="21"/>
+        </w:rPr>
+        <w:t>AIOps 第 2 人到位</w:t>
+      </w:r>
+      <w:r>
+        <w:rPr>
+          <w:rFonts w:ascii="Microsoft YaHei" w:hAnsi="Microsoft YaHei" w:eastAsia="Microsoft YaHei" w:cs="Microsoft YaHei"/>
+          <w:b w:val="0"/>
+          <w:sz w:val="21"/>
+        </w:rPr>
+        <w:t>（项目首要风险，7月底前）</w:t>
+      </w:r>
+    </w:p>
+    <w:p>
+      <w:pPr>
+        <w:pStyle w:val="ListBullet"/>
+        <w:spacing w:after="60"/>
+      </w:pPr>
+      <w:r>
+        <w:rPr>
+          <w:rFonts w:ascii="Microsoft YaHei" w:hAnsi="Microsoft YaHei" w:eastAsia="Microsoft YaHei" w:cs="Microsoft YaHei"/>
+          <w:b w:val="0"/>
+          <w:sz w:val="21"/>
+        </w:rPr>
+        <w:t>[ ] OEM 数据隔离方案、错误处理/回滚 SOP 模板</w:t>
+      </w:r>
+    </w:p>
+    <w:p>
+      <w:pPr>
+        <w:pStyle w:val="Heading3"/>
+        <w:spacing w:before="180" w:after="120"/>
+      </w:pPr>
+      <w:r>
+        <w:rPr>
+          <w:rFonts w:ascii="Microsoft YaHei" w:hAnsi="Microsoft YaHei" w:eastAsia="Microsoft YaHei" w:cs="Microsoft YaHei"/>
+          <w:b/>
+          <w:color w:val="2E5B8A"/>
+          <w:sz w:val="25"/>
+        </w:rPr>
+        <w:t>8-9月（多部门启动准备）</w:t>
+      </w:r>
+    </w:p>
+    <w:p>
+      <w:pPr>
+        <w:pStyle w:val="ListBullet"/>
+        <w:spacing w:after="60"/>
+      </w:pPr>
+      <w:r>
+        <w:rPr>
+          <w:rFonts w:ascii="Microsoft YaHei" w:hAnsi="Microsoft YaHei" w:eastAsia="Microsoft YaHei" w:cs="Microsoft YaHei"/>
+          <w:b w:val="0"/>
+          <w:sz w:val="21"/>
+        </w:rPr>
+        <w:t>[ ] SC2 开发上线</w:t>
+      </w:r>
+    </w:p>
+    <w:p>
+      <w:pPr>
+        <w:pStyle w:val="ListBullet"/>
+        <w:spacing w:after="60"/>
+      </w:pPr>
+      <w:r>
+        <w:rPr>
+          <w:rFonts w:ascii="Microsoft YaHei" w:hAnsi="Microsoft YaHei" w:eastAsia="Microsoft YaHei" w:cs="Microsoft YaHei"/>
+          <w:b w:val="0"/>
+          <w:sz w:val="21"/>
+        </w:rPr>
+        <w:t>[ ] FI1 OpenSpec + 开发</w:t>
+      </w:r>
+    </w:p>
+    <w:p>
+      <w:pPr>
+        <w:pStyle w:val="ListBullet"/>
+        <w:spacing w:after="60"/>
+      </w:pPr>
+      <w:r>
+        <w:rPr>
+          <w:rFonts w:ascii="Microsoft YaHei" w:hAnsi="Microsoft YaHei" w:eastAsia="Microsoft YaHei" w:cs="Microsoft YaHei"/>
+          <w:b w:val="0"/>
+          <w:sz w:val="21"/>
+        </w:rPr>
+        <w:t>[ ] 三部门启动会（财务/销售/运营 AI 对接人确认）</w:t>
+      </w:r>
+    </w:p>
+    <w:p>
+      <w:pPr>
+        <w:pStyle w:val="ListBullet"/>
+        <w:spacing w:after="60"/>
+      </w:pPr>
+      <w:r>
+        <w:rPr>
+          <w:rFonts w:ascii="Microsoft YaHei" w:hAnsi="Microsoft YaHei" w:eastAsia="Microsoft YaHei" w:cs="Microsoft YaHei"/>
+          <w:b w:val="0"/>
+          <w:sz w:val="21"/>
+        </w:rPr>
+        <w:t>[ ] U9C MCP Server v0.1 完成只读接口</w:t>
+      </w:r>
+    </w:p>
+    <w:p>
+      <w:pPr>
+        <w:pStyle w:val="Heading2"/>
+        <w:spacing w:before="260" w:after="120"/>
+      </w:pPr>
+      <w:r>
+        <w:rPr>
+          <w:rFonts w:ascii="Microsoft YaHei" w:hAnsi="Microsoft YaHei" w:eastAsia="Microsoft YaHei" w:cs="Microsoft YaHei"/>
+          <w:b/>
+          <w:color w:val="1F4E79"/>
+          <w:sz w:val="28"/>
+        </w:rPr>
+        <w:t>六、Phase 1 修正与补强（2026-06-07 VP 确认）</w:t>
+      </w:r>
+    </w:p>
+    <w:p>
+      <w:pPr>
+        <w:spacing w:after="100"/>
+      </w:pPr>
+      <w:r>
+        <w:rPr>
+          <w:rFonts w:ascii="Microsoft YaHei" w:hAnsi="Microsoft YaHei" w:eastAsia="Microsoft YaHei" w:cs="Microsoft YaHei"/>
+          <w:b w:val="0"/>
+          <w:sz w:val="21"/>
+        </w:rPr>
+        <w:t>新一轮"基础设施与智能体构建"指令已并入本计划，架构方向与全景规划一致。确认结论：</w:t>
+      </w:r>
+    </w:p>
+    <w:p>
+      <w:pPr>
+        <w:pStyle w:val="ListNumber"/>
+        <w:spacing w:after="60"/>
+      </w:pPr>
+      <w:r>
+        <w:rPr>
+          <w:rFonts w:ascii="Microsoft YaHei" w:hAnsi="Microsoft YaHei" w:eastAsia="Microsoft YaHei" w:cs="Microsoft YaHei"/>
+          <w:b/>
+          <w:sz w:val="21"/>
+        </w:rPr>
+        <w:t>Phase 1 范围</w:t>
+      </w:r>
+      <w:r>
+        <w:rPr>
+          <w:rFonts w:ascii="Microsoft YaHei" w:hAnsi="Microsoft YaHei" w:eastAsia="Microsoft YaHei" w:cs="Microsoft YaHei"/>
+          <w:b w:val="0"/>
+          <w:sz w:val="21"/>
+        </w:rPr>
+        <w:t xml:space="preserve"> = 平台底座 + SC1 正式上线 + 解依赖。指令点名的 SC6/Q1/Q6/FI1/FI2 五场景均被硬依赖阻塞（U9C MCP / 外部 API / 知识库未就绪），Phase 1 先做原型，数据闸门打开再真上线；</w:t>
+      </w:r>
+      <w:r>
+        <w:rPr>
+          <w:rFonts w:ascii="Microsoft YaHei" w:hAnsi="Microsoft YaHei" w:eastAsia="Microsoft YaHei" w:cs="Microsoft YaHei"/>
+          <w:b/>
+          <w:sz w:val="21"/>
+        </w:rPr>
+        <w:t>Q6 维持 2027-03 后置</w:t>
+      </w:r>
+      <w:r>
+        <w:rPr>
+          <w:rFonts w:ascii="Microsoft YaHei" w:hAnsi="Microsoft YaHei" w:eastAsia="Microsoft YaHei" w:cs="Microsoft YaHei"/>
+          <w:b w:val="0"/>
+          <w:sz w:val="21"/>
+        </w:rPr>
+        <w:t>（依赖质量 Champion 黄金标准库）。</w:t>
+      </w:r>
+    </w:p>
+    <w:p>
+      <w:pPr>
+        <w:pStyle w:val="ListNumber"/>
+        <w:spacing w:after="60"/>
+      </w:pPr>
+      <w:r>
+        <w:rPr>
+          <w:rFonts w:ascii="Microsoft YaHei" w:hAnsi="Microsoft YaHei" w:eastAsia="Microsoft YaHei" w:cs="Microsoft YaHei"/>
+          <w:b/>
+          <w:sz w:val="21"/>
+        </w:rPr>
+        <w:t>平台底座</w:t>
+      </w:r>
+      <w:r>
+        <w:rPr>
+          <w:rFonts w:ascii="Microsoft YaHei" w:hAnsi="Microsoft YaHei" w:eastAsia="Microsoft YaHei" w:cs="Microsoft YaHei"/>
+          <w:b w:val="0"/>
+          <w:sz w:val="21"/>
+        </w:rPr>
+        <w:t xml:space="preserve"> </w:t>
+      </w:r>
+      <w:r>
+        <w:rPr>
+          <w:rFonts w:ascii="Consolas" w:hAnsi="Consolas" w:eastAsia="Consolas" w:cs="Consolas"/>
+          <w:b w:val="0"/>
+          <w:sz w:val="21"/>
+        </w:rPr>
+        <w:t>5-平台底座/zhuopin_platform</w:t>
+      </w:r>
+      <w:r>
+        <w:rPr>
+          <w:rFonts w:ascii="Microsoft YaHei" w:hAnsi="Microsoft YaHei" w:eastAsia="Microsoft YaHei" w:cs="Microsoft YaHei"/>
+          <w:b w:val="0"/>
+          <w:sz w:val="21"/>
+        </w:rPr>
+        <w:t>：可安装 Python 包，承载 audit / data_isolation_layer / shared_tools / agents，解决 SC1 跨工程引用老痛点。</w:t>
+      </w:r>
+    </w:p>
+    <w:p>
+      <w:pPr>
+        <w:pStyle w:val="ListNumber"/>
+        <w:spacing w:after="60"/>
+      </w:pPr>
+      <w:r>
+        <w:rPr>
+          <w:rFonts w:ascii="Microsoft YaHei" w:hAnsi="Microsoft YaHei" w:eastAsia="Microsoft YaHei" w:cs="Microsoft YaHei"/>
+          <w:b/>
+          <w:sz w:val="21"/>
+        </w:rPr>
+        <w:t>审计</w:t>
+      </w:r>
+      <w:r>
+        <w:rPr>
+          <w:rFonts w:ascii="Microsoft YaHei" w:hAnsi="Microsoft YaHei" w:eastAsia="Microsoft YaHei" w:cs="Microsoft YaHei"/>
+          <w:b w:val="0"/>
+          <w:sz w:val="21"/>
+        </w:rPr>
+        <w:t>：JSONL 先行，9 月迁 ClickHouse（同接口可双写灰度切换）。</w:t>
+      </w:r>
+    </w:p>
+    <w:p>
+      <w:pPr>
+        <w:pStyle w:val="ListNumber"/>
+        <w:spacing w:after="60"/>
+      </w:pPr>
+      <w:r>
+        <w:rPr>
+          <w:rFonts w:ascii="Microsoft YaHei" w:hAnsi="Microsoft YaHei" w:eastAsia="Microsoft YaHei" w:cs="Microsoft YaHei"/>
+          <w:b/>
+          <w:sz w:val="21"/>
+        </w:rPr>
+        <w:t>OEM 隔离</w:t>
+      </w:r>
+      <w:r>
+        <w:rPr>
+          <w:rFonts w:ascii="Microsoft YaHei" w:hAnsi="Microsoft YaHei" w:eastAsia="Microsoft YaHei" w:cs="Microsoft YaHei"/>
+          <w:b w:val="0"/>
+          <w:sz w:val="21"/>
+        </w:rPr>
+        <w:t>：</w:t>
+      </w:r>
+      <w:r>
+        <w:rPr>
+          <w:rFonts w:ascii="Consolas" w:hAnsi="Consolas" w:eastAsia="Consolas" w:cs="Consolas"/>
+          <w:b w:val="0"/>
+          <w:sz w:val="21"/>
+        </w:rPr>
+        <w:t>data_isolation_layer</w:t>
+      </w:r>
+      <w:r>
+        <w:rPr>
+          <w:rFonts w:ascii="Microsoft YaHei" w:hAnsi="Microsoft YaHei" w:eastAsia="Microsoft YaHei" w:cs="Microsoft YaHei"/>
+          <w:b w:val="0"/>
+          <w:sz w:val="21"/>
+        </w:rPr>
+        <w:t xml:space="preserve"> 代码闸门，跨客户/未注册访问直接拒绝并审计。</w:t>
+      </w:r>
+    </w:p>
+    <w:p>
+      <w:pPr>
+        <w:pStyle w:val="ListNumber"/>
+        <w:spacing w:after="60"/>
+      </w:pPr>
+      <w:r>
+        <w:rPr>
+          <w:rFonts w:ascii="Microsoft YaHei" w:hAnsi="Microsoft YaHei" w:eastAsia="Microsoft YaHei" w:cs="Microsoft YaHei"/>
+          <w:b/>
+          <w:sz w:val="21"/>
+        </w:rPr>
+        <w:t>Q6 的"训练"</w:t>
+      </w:r>
+      <w:r>
+        <w:rPr>
+          <w:rFonts w:ascii="Microsoft YaHei" w:hAnsi="Microsoft YaHei" w:eastAsia="Microsoft YaHei" w:cs="Microsoft YaHei"/>
+          <w:b w:val="0"/>
+          <w:sz w:val="21"/>
+        </w:rPr>
+        <w:t xml:space="preserve"> 实为 RAG 检索 + 规则引擎 + few-shot（可追溯，满足 IATF），非微调。</w:t>
+      </w:r>
+    </w:p>
+    <w:p>
+      <w:pPr>
+        <w:pStyle w:val="ListNumber"/>
+        <w:spacing w:after="60"/>
+      </w:pPr>
+      <w:r>
+        <w:rPr>
+          <w:rFonts w:ascii="Microsoft YaHei" w:hAnsi="Microsoft YaHei" w:eastAsia="Microsoft YaHei" w:cs="Microsoft YaHei"/>
+          <w:b/>
+          <w:sz w:val="21"/>
+        </w:rPr>
+        <w:t>补强项</w:t>
+      </w:r>
+      <w:r>
+        <w:rPr>
+          <w:rFonts w:ascii="Microsoft YaHei" w:hAnsi="Microsoft YaHei" w:eastAsia="Microsoft YaHei" w:cs="Microsoft YaHei"/>
+          <w:b w:val="0"/>
+          <w:sz w:val="21"/>
+        </w:rPr>
+        <w:t>：统一 doc_parser 共享服务（7月）、知识库前置任务（提前 6 周派发）、错误处理/回滚 SOP（每场景上线前）、S3 增 NRE 报价子场景、评估新增 APQP 阶段评审助手、11月场景砍至 4-5 个。</w:t>
+      </w:r>
+    </w:p>
+    <w:p>
+      <w:pPr>
+        <w:pStyle w:val="ListNumber"/>
+        <w:spacing w:after="60"/>
+      </w:pPr>
+      <w:r>
+        <w:rPr>
+          <w:rFonts w:ascii="Microsoft YaHei" w:hAnsi="Microsoft YaHei" w:eastAsia="Microsoft YaHei" w:cs="Microsoft YaHei"/>
+          <w:b/>
+          <w:sz w:val="21"/>
+        </w:rPr>
+        <w:t>定位</w:t>
+      </w:r>
+      <w:r>
+        <w:rPr>
+          <w:rFonts w:ascii="Microsoft YaHei" w:hAnsi="Microsoft YaHei" w:eastAsia="Microsoft YaHei" w:cs="Microsoft YaHei"/>
+          <w:b w:val="0"/>
+          <w:sz w:val="21"/>
+        </w:rPr>
+        <w:t xml:space="preserve">：维持 </w:t>
+      </w:r>
+      <w:r>
+        <w:rPr>
+          <w:rFonts w:ascii="Microsoft YaHei" w:hAnsi="Microsoft YaHei" w:eastAsia="Microsoft YaHei" w:cs="Microsoft YaHei"/>
+          <w:b/>
+          <w:sz w:val="21"/>
+        </w:rPr>
+        <w:t>Tier 1</w:t>
+      </w:r>
+      <w:r>
+        <w:rPr>
+          <w:rFonts w:ascii="Microsoft YaHei" w:hAnsi="Microsoft YaHei" w:eastAsia="Microsoft YaHei" w:cs="Microsoft YaHei"/>
+          <w:b w:val="0"/>
+          <w:sz w:val="21"/>
+        </w:rPr>
+        <w:t>（直供 OEM）。</w:t>
+      </w:r>
+    </w:p>
+    <w:p>
+      <w:pPr>
+        <w:pBdr>
+          <w:left w:val="single" w:sz="18" w:space="8" w:color="1F4E79"/>
+        </w:pBdr>
+        <w:shd w:val="clear" w:color="auto" w:fill="EAF1FB"/>
+        <w:spacing w:before="80" w:after="160"/>
+        <w:ind w:left="160"/>
+      </w:pPr>
+      <w:r>
+        <w:rPr>
+          <w:rFonts w:ascii="Microsoft YaHei" w:hAnsi="Microsoft YaHei" w:eastAsia="Microsoft YaHei" w:cs="Microsoft YaHei"/>
+          <w:b w:val="0"/>
+          <w:sz w:val="20"/>
+        </w:rPr>
+        <w:t>完整 Mermaid 模块图、依赖图、冲突消除日志见《Phase1-基础设施与智能体架构设计.md》。</w:t>
+      </w:r>
+    </w:p>
+    <w:p>
+      <w:pPr>
+        <w:pStyle w:val="Heading2"/>
+        <w:spacing w:before="260" w:after="120"/>
+      </w:pPr>
+      <w:r>
+        <w:rPr>
+          <w:rFonts w:ascii="Microsoft YaHei" w:hAnsi="Microsoft YaHei" w:eastAsia="Microsoft YaHei" w:cs="Microsoft YaHei"/>
+          <w:b/>
+          <w:color w:val="1F4E79"/>
+          <w:sz w:val="28"/>
+        </w:rPr>
+        <w:t>七、supplychain 收割与场景重排（2026-06-08 VP 确认）</w:t>
+      </w:r>
+    </w:p>
+    <w:p>
+      <w:pPr>
+        <w:spacing w:after="100"/>
+      </w:pPr>
+      <w:r>
+        <w:rPr>
+          <w:rFonts w:ascii="Microsoft YaHei" w:hAnsi="Microsoft YaHei" w:eastAsia="Microsoft YaHei" w:cs="Microsoft YaHei"/>
+          <w:b w:val="0"/>
+          <w:sz w:val="21"/>
+        </w:rPr>
+        <w:t xml:space="preserve">盘点发现 </w:t>
+      </w:r>
+      <w:r>
+        <w:rPr>
+          <w:rFonts w:ascii="Microsoft YaHei" w:hAnsi="Microsoft YaHei" w:eastAsia="Microsoft YaHei" w:cs="Microsoft YaHei"/>
+          <w:b/>
+          <w:sz w:val="21"/>
+        </w:rPr>
+        <w:t>supplychain 试点已用真实数据验证了采购线大半 + 运营两个场景 + 销售交付通报的核心引擎</w:t>
+      </w:r>
+      <w:r>
+        <w:rPr>
+          <w:rFonts w:ascii="Microsoft YaHei" w:hAnsi="Microsoft YaHei" w:eastAsia="Microsoft YaHei" w:cs="Microsoft YaHei"/>
+          <w:b w:val="0"/>
+          <w:sz w:val="21"/>
+        </w:rPr>
+        <w:t xml:space="preserve">，需收割进全景并重排。方针 = </w:t>
+      </w:r>
+      <w:r>
+        <w:rPr>
+          <w:rFonts w:ascii="Microsoft YaHei" w:hAnsi="Microsoft YaHei" w:eastAsia="Microsoft YaHei" w:cs="Microsoft YaHei"/>
+          <w:b/>
+          <w:sz w:val="21"/>
+        </w:rPr>
+        <w:t>收割，不整体并入</w:t>
+      </w:r>
+      <w:r>
+        <w:rPr>
+          <w:rFonts w:ascii="Microsoft YaHei" w:hAnsi="Microsoft YaHei" w:eastAsia="Microsoft YaHei" w:cs="Microsoft YaHei"/>
+          <w:b w:val="0"/>
+          <w:sz w:val="21"/>
+        </w:rPr>
+        <w:t>（完整策略与三张映射表见《supplychain收割与全景推进策略.md》）。</w:t>
+      </w:r>
+    </w:p>
+    <w:p>
+      <w:pPr>
+        <w:spacing w:after="100"/>
+      </w:pPr>
+      <w:r>
+        <w:rPr>
+          <w:rFonts w:ascii="Microsoft YaHei" w:hAnsi="Microsoft YaHei" w:eastAsia="Microsoft YaHei" w:cs="Microsoft YaHei"/>
+          <w:b/>
+          <w:sz w:val="21"/>
+        </w:rPr>
+        <w:t>工具分工</w:t>
+      </w:r>
+      <w:r>
+        <w:rPr>
+          <w:rFonts w:ascii="Microsoft YaHei" w:hAnsi="Microsoft YaHei" w:eastAsia="Microsoft YaHei" w:cs="Microsoft YaHei"/>
+          <w:b w:val="0"/>
+          <w:sz w:val="21"/>
+        </w:rPr>
+        <w:t xml:space="preserve">：Claude Code Desktop = 建造车间（连真实库、跑数据、写代码，全景开发主战场）；Cowork = 规划治理桌；共用同一 </w:t>
+      </w:r>
+      <w:r>
+        <w:rPr>
+          <w:rFonts w:ascii="Consolas" w:hAnsi="Consolas" w:eastAsia="Consolas" w:cs="Consolas"/>
+          <w:b w:val="0"/>
+          <w:sz w:val="21"/>
+        </w:rPr>
+        <w:t>企业AI转型</w:t>
+      </w:r>
+      <w:r>
+        <w:rPr>
+          <w:rFonts w:ascii="Microsoft YaHei" w:hAnsi="Microsoft YaHei" w:eastAsia="Microsoft YaHei" w:cs="Microsoft YaHei"/>
+          <w:b w:val="0"/>
+          <w:sz w:val="21"/>
+        </w:rPr>
+        <w:t xml:space="preserve"> git 仓库。</w:t>
+      </w:r>
+    </w:p>
+    <w:p>
+      <w:pPr>
+        <w:spacing w:after="100"/>
+      </w:pPr>
+      <w:r>
+        <w:rPr>
+          <w:rFonts w:ascii="Microsoft YaHei" w:hAnsi="Microsoft YaHei" w:eastAsia="Microsoft YaHei" w:cs="Microsoft YaHei"/>
+          <w:b/>
+          <w:sz w:val="21"/>
+        </w:rPr>
+        <w:t>已验证可收割（supplychain → 全景场景）</w:t>
+      </w:r>
+      <w:r>
+        <w:rPr>
+          <w:rFonts w:ascii="Microsoft YaHei" w:hAnsi="Microsoft YaHei" w:eastAsia="Microsoft YaHei" w:cs="Microsoft YaHei"/>
+          <w:b w:val="0"/>
+          <w:sz w:val="21"/>
+        </w:rPr>
+        <w:t>：</w:t>
+      </w:r>
+    </w:p>
+    <w:p>
+      <w:pPr>
+        <w:pStyle w:val="ListNumber"/>
+        <w:spacing w:after="60"/>
+      </w:pPr>
+      <w:r>
+        <w:rPr>
+          <w:rFonts w:ascii="Microsoft YaHei" w:hAnsi="Microsoft YaHei" w:eastAsia="Microsoft YaHei" w:cs="Microsoft YaHei"/>
+          <w:b w:val="0"/>
+          <w:sz w:val="21"/>
+        </w:rPr>
+        <w:t xml:space="preserve">连接器 → 平台底座 </w:t>
+      </w:r>
+      <w:r>
+        <w:rPr>
+          <w:rFonts w:ascii="Consolas" w:hAnsi="Consolas" w:eastAsia="Consolas" w:cs="Consolas"/>
+          <w:b w:val="0"/>
+          <w:sz w:val="21"/>
+        </w:rPr>
+        <w:t>shared_tools</w:t>
+      </w:r>
+      <w:r>
+        <w:rPr>
+          <w:rFonts w:ascii="Microsoft YaHei" w:hAnsi="Microsoft YaHei" w:eastAsia="Microsoft YaHei" w:cs="Microsoft YaHei"/>
+          <w:b w:val="0"/>
+          <w:sz w:val="21"/>
+        </w:rPr>
+        <w:t>：</w:t>
+      </w:r>
+      <w:r>
+        <w:rPr>
+          <w:rFonts w:ascii="Consolas" w:hAnsi="Consolas" w:eastAsia="Consolas" w:cs="Consolas"/>
+          <w:b w:val="0"/>
+          <w:sz w:val="21"/>
+        </w:rPr>
+        <w:t>xky_srm_connector</w:t>
+      </w:r>
+      <w:r>
+        <w:rPr>
+          <w:rFonts w:ascii="Microsoft YaHei" w:hAnsi="Microsoft YaHei" w:eastAsia="Microsoft YaHei" w:cs="Microsoft YaHei"/>
+          <w:b w:val="0"/>
+          <w:sz w:val="21"/>
+        </w:rPr>
+        <w:t>（SRM 承诺交期）、</w:t>
+      </w:r>
+      <w:r>
+        <w:rPr>
+          <w:rFonts w:ascii="Consolas" w:hAnsi="Consolas" w:eastAsia="Consolas" w:cs="Consolas"/>
+          <w:b w:val="0"/>
+          <w:sz w:val="21"/>
+        </w:rPr>
+        <w:t>zp_connector</w:t>
+      </w:r>
+      <w:r>
+        <w:rPr>
+          <w:rFonts w:ascii="Microsoft YaHei" w:hAnsi="Microsoft YaHei" w:eastAsia="Microsoft YaHei" w:cs="Microsoft YaHei"/>
+          <w:b w:val="0"/>
+          <w:sz w:val="21"/>
+        </w:rPr>
+        <w:t>（真实 ERP，2.4万 PO）、</w:t>
+      </w:r>
+      <w:r>
+        <w:rPr>
+          <w:rFonts w:ascii="Consolas" w:hAnsi="Consolas" w:eastAsia="Consolas" w:cs="Consolas"/>
+          <w:b w:val="0"/>
+          <w:sz w:val="21"/>
+        </w:rPr>
+        <w:t>crm_notifier</w:t>
+      </w:r>
+      <w:r>
+        <w:rPr>
+          <w:rFonts w:ascii="Microsoft YaHei" w:hAnsi="Microsoft YaHei" w:eastAsia="Microsoft YaHei" w:cs="Microsoft YaHei"/>
+          <w:b w:val="0"/>
+          <w:sz w:val="21"/>
+        </w:rPr>
+        <w:t>+</w:t>
+      </w:r>
+      <w:r>
+        <w:rPr>
+          <w:rFonts w:ascii="Consolas" w:hAnsi="Consolas" w:eastAsia="Consolas" w:cs="Consolas"/>
+          <w:b w:val="0"/>
+          <w:sz w:val="21"/>
+        </w:rPr>
+        <w:t>wecom</w:t>
+      </w:r>
+      <w:r>
+        <w:rPr>
+          <w:rFonts w:ascii="Microsoft YaHei" w:hAnsi="Microsoft YaHei" w:eastAsia="Microsoft YaHei" w:cs="Microsoft YaHei"/>
+          <w:b w:val="0"/>
+          <w:sz w:val="21"/>
+        </w:rPr>
+        <w:t>（CRM/企微通报）、</w:t>
+      </w:r>
+      <w:r>
+        <w:rPr>
+          <w:rFonts w:ascii="Consolas" w:hAnsi="Consolas" w:eastAsia="Consolas" w:cs="Consolas"/>
+          <w:b w:val="0"/>
+          <w:sz w:val="21"/>
+        </w:rPr>
+        <w:t>u9c_connector</w:t>
+      </w:r>
+      <w:r>
+        <w:rPr>
+          <w:rFonts w:ascii="Microsoft YaHei" w:hAnsi="Microsoft YaHei" w:eastAsia="Microsoft YaHei" w:cs="Microsoft YaHei"/>
+          <w:b w:val="0"/>
+          <w:sz w:val="21"/>
+        </w:rPr>
+        <w:t>（骨架）、DataConnector 抽象——</w:t>
+      </w:r>
+      <w:r>
+        <w:rPr>
+          <w:rFonts w:ascii="Microsoft YaHei" w:hAnsi="Microsoft YaHei" w:eastAsia="Microsoft YaHei" w:cs="Microsoft YaHei"/>
+          <w:b/>
+          <w:sz w:val="21"/>
+        </w:rPr>
+        <w:t>替换我先前搭的 stub</w:t>
+      </w:r>
+      <w:r>
+        <w:rPr>
+          <w:rFonts w:ascii="Microsoft YaHei" w:hAnsi="Microsoft YaHei" w:eastAsia="Microsoft YaHei" w:cs="Microsoft YaHei"/>
+          <w:b w:val="0"/>
+          <w:sz w:val="21"/>
+        </w:rPr>
+        <w:t>。</w:t>
+      </w:r>
+    </w:p>
+    <w:p>
+      <w:pPr>
+        <w:pStyle w:val="ListNumber"/>
+        <w:spacing w:after="60"/>
+      </w:pPr>
+      <w:r>
+        <w:rPr>
+          <w:rFonts w:ascii="Microsoft YaHei" w:hAnsi="Microsoft YaHei" w:eastAsia="Microsoft YaHei" w:cs="Microsoft YaHei"/>
+          <w:b w:val="0"/>
+          <w:sz w:val="21"/>
+        </w:rPr>
+        <w:t>智能体 → 对应数字员工：</w:t>
+      </w:r>
+      <w:r>
+        <w:rPr>
+          <w:rFonts w:ascii="Consolas" w:hAnsi="Consolas" w:eastAsia="Consolas" w:cs="Consolas"/>
+          <w:b w:val="0"/>
+          <w:sz w:val="21"/>
+        </w:rPr>
+        <w:t>delivery_forecast</w:t>
+      </w:r>
+      <w:r>
+        <w:rPr>
+          <w:rFonts w:ascii="Microsoft YaHei" w:hAnsi="Microsoft YaHei" w:eastAsia="Microsoft YaHei" w:cs="Microsoft YaHei"/>
+          <w:b w:val="0"/>
+          <w:sz w:val="21"/>
+        </w:rPr>
+        <w:t>→</w:t>
+      </w:r>
+      <w:r>
+        <w:rPr>
+          <w:rFonts w:ascii="Microsoft YaHei" w:hAnsi="Microsoft YaHei" w:eastAsia="Microsoft YaHei" w:cs="Microsoft YaHei"/>
+          <w:b/>
+          <w:sz w:val="21"/>
+        </w:rPr>
+        <w:t>SC8</w:t>
+      </w:r>
+      <w:r>
+        <w:rPr>
+          <w:rFonts w:ascii="Microsoft YaHei" w:hAnsi="Microsoft YaHei" w:eastAsia="Microsoft YaHei" w:cs="Microsoft YaHei"/>
+          <w:b w:val="0"/>
+          <w:sz w:val="21"/>
+        </w:rPr>
+        <w:t>、</w:t>
+      </w:r>
+      <w:r>
+        <w:rPr>
+          <w:rFonts w:ascii="Consolas" w:hAnsi="Consolas" w:eastAsia="Consolas" w:cs="Consolas"/>
+          <w:b w:val="0"/>
+          <w:sz w:val="21"/>
+        </w:rPr>
+        <w:t>supplier_tracking</w:t>
+      </w:r>
+      <w:r>
+        <w:rPr>
+          <w:rFonts w:ascii="Microsoft YaHei" w:hAnsi="Microsoft YaHei" w:eastAsia="Microsoft YaHei" w:cs="Microsoft YaHei"/>
+          <w:b w:val="0"/>
+          <w:sz w:val="21"/>
+        </w:rPr>
+        <w:t>→SC3、</w:t>
+      </w:r>
+      <w:r>
+        <w:rPr>
+          <w:rFonts w:ascii="Consolas" w:hAnsi="Consolas" w:eastAsia="Consolas" w:cs="Consolas"/>
+          <w:b w:val="0"/>
+          <w:sz w:val="21"/>
+        </w:rPr>
+        <w:t>purchase_recommendation</w:t>
+      </w:r>
+      <w:r>
+        <w:rPr>
+          <w:rFonts w:ascii="Microsoft YaHei" w:hAnsi="Microsoft YaHei" w:eastAsia="Microsoft YaHei" w:cs="Microsoft YaHei"/>
+          <w:b w:val="0"/>
+          <w:sz w:val="21"/>
+        </w:rPr>
+        <w:t>→SC5、</w:t>
+      </w:r>
+      <w:r>
+        <w:rPr>
+          <w:rFonts w:ascii="Consolas" w:hAnsi="Consolas" w:eastAsia="Consolas" w:cs="Consolas"/>
+          <w:b w:val="0"/>
+          <w:sz w:val="21"/>
+        </w:rPr>
+        <w:t>kit_analysis</w:t>
+      </w:r>
+      <w:r>
+        <w:rPr>
+          <w:rFonts w:ascii="Microsoft YaHei" w:hAnsi="Microsoft YaHei" w:eastAsia="Microsoft YaHei" w:cs="Microsoft YaHei"/>
+          <w:b w:val="0"/>
+          <w:sz w:val="21"/>
+        </w:rPr>
+        <w:t>→O2、</w:t>
+      </w:r>
+      <w:r>
+        <w:rPr>
+          <w:rFonts w:ascii="Consolas" w:hAnsi="Consolas" w:eastAsia="Consolas" w:cs="Consolas"/>
+          <w:b w:val="0"/>
+          <w:sz w:val="21"/>
+        </w:rPr>
+        <w:t>smt_scheduling</w:t>
+      </w:r>
+      <w:r>
+        <w:rPr>
+          <w:rFonts w:ascii="Microsoft YaHei" w:hAnsi="Microsoft YaHei" w:eastAsia="Microsoft YaHei" w:cs="Microsoft YaHei"/>
+          <w:b w:val="0"/>
+          <w:sz w:val="21"/>
+        </w:rPr>
+        <w:t>→O1、</w:t>
+      </w:r>
+      <w:r>
+        <w:rPr>
+          <w:rFonts w:ascii="Consolas" w:hAnsi="Consolas" w:eastAsia="Consolas" w:cs="Consolas"/>
+          <w:b w:val="0"/>
+          <w:sz w:val="21"/>
+        </w:rPr>
+        <w:t>srm_risk_monitor</w:t>
+      </w:r>
+      <w:r>
+        <w:rPr>
+          <w:rFonts w:ascii="Microsoft YaHei" w:hAnsi="Microsoft YaHei" w:eastAsia="Microsoft YaHei" w:cs="Microsoft YaHei"/>
+          <w:b w:val="0"/>
+          <w:sz w:val="21"/>
+        </w:rPr>
+        <w:t>→SC1/SC6、</w:t>
+      </w:r>
+      <w:r>
+        <w:rPr>
+          <w:rFonts w:ascii="Consolas" w:hAnsi="Consolas" w:eastAsia="Consolas" w:cs="Consolas"/>
+          <w:b w:val="0"/>
+          <w:sz w:val="21"/>
+        </w:rPr>
+        <w:t>business_rules</w:t>
+      </w:r>
+      <w:r>
+        <w:rPr>
+          <w:rFonts w:ascii="Microsoft YaHei" w:hAnsi="Microsoft YaHei" w:eastAsia="Microsoft YaHei" w:cs="Microsoft YaHei"/>
+          <w:b w:val="0"/>
+          <w:sz w:val="21"/>
+        </w:rPr>
+        <w:t>→SC5规则。</w:t>
+      </w:r>
+    </w:p>
+    <w:p>
+      <w:pPr>
+        <w:spacing w:after="100"/>
+      </w:pPr>
+      <w:r>
+        <w:rPr>
+          <w:rFonts w:ascii="Microsoft YaHei" w:hAnsi="Microsoft YaHei" w:eastAsia="Microsoft YaHei" w:cs="Microsoft YaHei"/>
+          <w:b/>
+          <w:sz w:val="21"/>
+        </w:rPr>
+        <w:t>重排结论</w:t>
+      </w:r>
+      <w:r>
+        <w:rPr>
+          <w:rFonts w:ascii="Microsoft YaHei" w:hAnsi="Microsoft YaHei" w:eastAsia="Microsoft YaHei" w:cs="Microsoft YaHei"/>
+          <w:b w:val="0"/>
+          <w:sz w:val="21"/>
+        </w:rPr>
+        <w:t>：</w:t>
+      </w:r>
+    </w:p>
+    <w:p>
+      <w:pPr>
+        <w:pStyle w:val="ListBullet"/>
+        <w:spacing w:after="60"/>
+      </w:pPr>
+      <w:r>
+        <w:rPr>
+          <w:rFonts w:ascii="Microsoft YaHei" w:hAnsi="Microsoft YaHei" w:eastAsia="Microsoft YaHei" w:cs="Microsoft YaHei"/>
+          <w:b/>
+          <w:sz w:val="21"/>
+        </w:rPr>
+        <w:t>SC8 客户订单交期智能承诺：2027-02 → 2026-07/08 MVP</w:t>
+      </w:r>
+      <w:r>
+        <w:rPr>
+          <w:rFonts w:ascii="Microsoft YaHei" w:hAnsi="Microsoft YaHei" w:eastAsia="Microsoft YaHei" w:cs="Microsoft YaHei"/>
+          <w:b w:val="0"/>
+          <w:sz w:val="21"/>
+        </w:rPr>
+        <w:t>（核心目标、已实现、不依赖 SC6/SC7）。</w:t>
+      </w:r>
+    </w:p>
+    <w:p>
+      <w:pPr>
+        <w:pStyle w:val="ListBullet"/>
+        <w:spacing w:after="60"/>
+      </w:pPr>
+      <w:r>
+        <w:rPr>
+          <w:rFonts w:ascii="Microsoft YaHei" w:hAnsi="Microsoft YaHei" w:eastAsia="Microsoft YaHei" w:cs="Microsoft YaHei"/>
+          <w:b w:val="0"/>
+          <w:sz w:val="21"/>
+        </w:rPr>
+        <w:t>SC3/SC5/O1/O2 提前到 9 月（引擎已就绪，收割落位）。</w:t>
+      </w:r>
+    </w:p>
+    <w:p>
+      <w:pPr>
+        <w:pStyle w:val="ListBullet"/>
+        <w:spacing w:after="60"/>
+      </w:pPr>
+      <w:r>
+        <w:rPr>
+          <w:rFonts w:ascii="Microsoft YaHei" w:hAnsi="Microsoft YaHei" w:eastAsia="Microsoft YaHei" w:cs="Microsoft YaHei"/>
+          <w:b w:val="0"/>
+          <w:sz w:val="21"/>
+        </w:rPr>
+        <w:t>SC2/SC4/SC6/SC7/SC9 维持原计划（supplychain 未覆盖）。</w:t>
+      </w:r>
+    </w:p>
+    <w:p>
+      <w:pPr>
+        <w:spacing w:after="100"/>
+      </w:pPr>
+      <w:r>
+        <w:rPr>
+          <w:rFonts w:ascii="Microsoft YaHei" w:hAnsi="Microsoft YaHei" w:eastAsia="Microsoft YaHei" w:cs="Microsoft YaHei"/>
+          <w:b/>
+          <w:sz w:val="21"/>
+        </w:rPr>
+        <w:t>收割时必补三块</w:t>
+      </w:r>
+      <w:r>
+        <w:rPr>
+          <w:rFonts w:ascii="Microsoft YaHei" w:hAnsi="Microsoft YaHei" w:eastAsia="Microsoft YaHei" w:cs="Microsoft YaHei"/>
+          <w:b w:val="0"/>
+          <w:sz w:val="21"/>
+        </w:rPr>
+        <w:t>（supplychain 没有、全景合规要求）：① IATF 统一审计；② OEM 数据隔离；③ 交付预测推客户前的人工确认门禁（L2，置信度阈值）。</w:t>
+      </w:r>
+    </w:p>
+    <w:p>
+      <w:pPr>
+        <w:spacing w:after="100"/>
+      </w:pPr>
+      <w:r>
+        <w:rPr>
+          <w:rFonts w:ascii="Microsoft YaHei" w:hAnsi="Microsoft YaHei" w:eastAsia="Microsoft YaHei" w:cs="Microsoft YaHei"/>
+          <w:b/>
+          <w:sz w:val="21"/>
+        </w:rPr>
+        <w:t>supplychain 处理</w:t>
+      </w:r>
+      <w:r>
+        <w:rPr>
+          <w:rFonts w:ascii="Microsoft YaHei" w:hAnsi="Microsoft YaHei" w:eastAsia="Microsoft YaHei" w:cs="Microsoft YaHei"/>
+          <w:b w:val="0"/>
+          <w:sz w:val="21"/>
+        </w:rPr>
+        <w:t>：收割完成后打 git tag 转只读参考存档，不再并行开发。</w:t>
+      </w:r>
+    </w:p>
+    <w:p>
+      <w:pPr>
+        <w:pStyle w:val="Heading3"/>
+        <w:spacing w:before="180" w:after="120"/>
+      </w:pPr>
+      <w:r>
+        <w:rPr>
+          <w:rFonts w:ascii="Microsoft YaHei" w:hAnsi="Microsoft YaHei" w:eastAsia="Microsoft YaHei" w:cs="Microsoft YaHei"/>
+          <w:b/>
+          <w:color w:val="2E5B8A"/>
+          <w:sz w:val="25"/>
+        </w:rPr>
+        <w:t>七.1 执行进度更新（2026-06-11：收割阶段已收尾）</w:t>
+      </w:r>
+    </w:p>
+    <w:p>
+      <w:pPr>
+        <w:spacing w:after="100"/>
+      </w:pPr>
+      <w:r>
+        <w:rPr>
+          <w:rFonts w:ascii="Microsoft YaHei" w:hAnsi="Microsoft YaHei" w:eastAsia="Microsoft YaHei" w:cs="Microsoft YaHei"/>
+          <w:b w:val="0"/>
+          <w:sz w:val="21"/>
+        </w:rPr>
+        <w:t>收割按计划全部完成，supplychain 已存档。实际落位与状态：</w:t>
+      </w:r>
+    </w:p>
+    <w:tbl>
+      <w:tblPr>
+        <w:tblW w:type="auto" w:w="0"/>
+        <w:jc w:val="center"/>
+        <w:tblLayout w:type="autofit"/>
+        <w:tblLook w:firstColumn="1" w:firstRow="1" w:lastColumn="0" w:lastRow="0" w:noHBand="0" w:noVBand="1" w:val="04A0"/>
+      </w:tblPr>
+      <w:tblGrid>
+        <w:gridCol w:w="2340"/>
+        <w:gridCol w:w="2340"/>
+        <w:gridCol w:w="2340"/>
+        <w:gridCol w:w="2340"/>
+      </w:tblGrid>
+      <w:tr>
+        <w:tc>
+          <w:tcPr>
+            <w:tcW w:type="dxa" w:w="2340"/>
+            <w:tcBorders>
+              <w:top w:val="single" w:sz="4" w:space="0" w:color="BBBBBB"/>
+              <w:left w:val="single" w:sz="4" w:space="0" w:color="BBBBBB"/>
+              <w:bottom w:val="single" w:sz="4" w:space="0" w:color="BBBBBB"/>
+              <w:right w:val="single" w:sz="4" w:space="0" w:color="BBBBBB"/>
+            </w:tcBorders>
+            <w:shd w:val="clear" w:color="auto" w:fill="1F4E79"/>
+          </w:tcPr>
+          <w:p>
+            <w:pPr>
+              <w:spacing w:before="0" w:after="0" w:line="240" w:lineRule="auto"/>
+              <w:jc w:val="center"/>
+            </w:pPr>
+            <w:r>
+              <w:rPr>
+                <w:rFonts w:ascii="Microsoft YaHei" w:hAnsi="Microsoft YaHei" w:eastAsia="Microsoft YaHei" w:cs="Microsoft YaHei"/>
+                <w:b/>
+                <w:color w:val="FFFFFF"/>
+                <w:sz w:val="19"/>
+              </w:rPr>
+              <w:t>场景/件</w:t>
+            </w:r>
+          </w:p>
+        </w:tc>
+        <w:tc>
+          <w:tcPr>
+            <w:tcW w:type="dxa" w:w="2340"/>
+            <w:tcBorders>
+              <w:top w:val="single" w:sz="4" w:space="0" w:color="BBBBBB"/>
+              <w:left w:val="single" w:sz="4" w:space="0" w:color="BBBBBB"/>
+              <w:bottom w:val="single" w:sz="4" w:space="0" w:color="BBBBBB"/>
+              <w:right w:val="single" w:sz="4" w:space="0" w:color="BBBBBB"/>
+            </w:tcBorders>
+            <w:shd w:val="clear" w:color="auto" w:fill="1F4E79"/>
+          </w:tcPr>
+          <w:p>
+            <w:pPr>
+              <w:spacing w:before="0" w:after="0" w:line="240" w:lineRule="auto"/>
+              <w:jc w:val="center"/>
+            </w:pPr>
+            <w:r>
+              <w:rPr>
+                <w:rFonts w:ascii="Microsoft YaHei" w:hAnsi="Microsoft YaHei" w:eastAsia="Microsoft YaHei" w:cs="Microsoft YaHei"/>
+                <w:b/>
+                <w:color w:val="FFFFFF"/>
+                <w:sz w:val="19"/>
+              </w:rPr>
+              <w:t>原排期</w:t>
+            </w:r>
+          </w:p>
+        </w:tc>
+        <w:tc>
+          <w:tcPr>
+            <w:tcW w:type="dxa" w:w="2340"/>
+            <w:tcBorders>
+              <w:top w:val="single" w:sz="4" w:space="0" w:color="BBBBBB"/>
+              <w:left w:val="single" w:sz="4" w:space="0" w:color="BBBBBB"/>
+              <w:bottom w:val="single" w:sz="4" w:space="0" w:color="BBBBBB"/>
+              <w:right w:val="single" w:sz="4" w:space="0" w:color="BBBBBB"/>
+            </w:tcBorders>
+            <w:shd w:val="clear" w:color="auto" w:fill="1F4E79"/>
+          </w:tcPr>
+          <w:p>
+            <w:pPr>
+              <w:spacing w:before="0" w:after="0" w:line="240" w:lineRule="auto"/>
+              <w:jc w:val="center"/>
+            </w:pPr>
+            <w:r>
+              <w:rPr>
+                <w:rFonts w:ascii="Microsoft YaHei" w:hAnsi="Microsoft YaHei" w:eastAsia="Microsoft YaHei" w:cs="Microsoft YaHei"/>
+                <w:b/>
+                <w:color w:val="FFFFFF"/>
+                <w:sz w:val="19"/>
+              </w:rPr>
+              <w:t>实际状态</w:t>
+            </w:r>
+          </w:p>
+        </w:tc>
+        <w:tc>
+          <w:tcPr>
+            <w:tcW w:type="dxa" w:w="2340"/>
+            <w:tcBorders>
+              <w:top w:val="single" w:sz="4" w:space="0" w:color="BBBBBB"/>
+              <w:left w:val="single" w:sz="4" w:space="0" w:color="BBBBBB"/>
+              <w:bottom w:val="single" w:sz="4" w:space="0" w:color="BBBBBB"/>
+              <w:right w:val="single" w:sz="4" w:space="0" w:color="BBBBBB"/>
+            </w:tcBorders>
+            <w:shd w:val="clear" w:color="auto" w:fill="1F4E79"/>
+          </w:tcPr>
+          <w:p>
+            <w:pPr>
+              <w:spacing w:before="0" w:after="0" w:line="240" w:lineRule="auto"/>
+              <w:jc w:val="center"/>
+            </w:pPr>
+            <w:r>
+              <w:rPr>
+                <w:rFonts w:ascii="Microsoft YaHei" w:hAnsi="Microsoft YaHei" w:eastAsia="Microsoft YaHei" w:cs="Microsoft YaHei"/>
+                <w:b/>
+                <w:color w:val="FFFFFF"/>
+                <w:sz w:val="19"/>
+              </w:rPr>
+              <w:t>备注</w:t>
+            </w:r>
+          </w:p>
+        </w:tc>
+      </w:tr>
+      <w:tr>
+        <w:tc>
+          <w:tcPr>
+            <w:tcW w:type="dxa" w:w="2340"/>
+            <w:tcBorders>
+              <w:top w:val="single" w:sz="4" w:space="0" w:color="BBBBBB"/>
+              <w:left w:val="single" w:sz="4" w:space="0" w:color="BBBBBB"/>
+              <w:bottom w:val="single" w:sz="4" w:space="0" w:color="BBBBBB"/>
+              <w:right w:val="single" w:sz="4" w:space="0" w:color="BBBBBB"/>
+            </w:tcBorders>
+          </w:tcPr>
+          <w:p>
+            <w:pPr>
+              <w:spacing w:before="0" w:after="0" w:line="240" w:lineRule="auto"/>
+            </w:pPr>
+            <w:r>
+              <w:rPr>
+                <w:rFonts w:ascii="Microsoft YaHei" w:hAnsi="Microsoft YaHei" w:eastAsia="Microsoft YaHei" w:cs="Microsoft YaHei"/>
+                <w:b w:val="0"/>
+                <w:sz w:val="18"/>
+              </w:rPr>
+              <w:t>平台底座加固 P2</w:t>
+            </w:r>
+          </w:p>
+        </w:tc>
+        <w:tc>
+          <w:tcPr>
+            <w:tcW w:type="dxa" w:w="2340"/>
+            <w:tcBorders>
+              <w:top w:val="single" w:sz="4" w:space="0" w:color="BBBBBB"/>
+              <w:left w:val="single" w:sz="4" w:space="0" w:color="BBBBBB"/>
+              <w:bottom w:val="single" w:sz="4" w:space="0" w:color="BBBBBB"/>
+              <w:right w:val="single" w:sz="4" w:space="0" w:color="BBBBBB"/>
+            </w:tcBorders>
+          </w:tcPr>
+          <w:p>
+            <w:pPr>
+              <w:spacing w:before="0" w:after="0" w:line="240" w:lineRule="auto"/>
+            </w:pPr>
+            <w:r>
+              <w:rPr>
+                <w:rFonts w:ascii="Microsoft YaHei" w:hAnsi="Microsoft YaHei" w:eastAsia="Microsoft YaHei" w:cs="Microsoft YaHei"/>
+                <w:b w:val="0"/>
+                <w:sz w:val="18"/>
+              </w:rPr>
+              <w:t>7 月</w:t>
+            </w:r>
+          </w:p>
+        </w:tc>
+        <w:tc>
+          <w:tcPr>
+            <w:tcW w:type="dxa" w:w="2340"/>
+            <w:tcBorders>
+              <w:top w:val="single" w:sz="4" w:space="0" w:color="BBBBBB"/>
+              <w:left w:val="single" w:sz="4" w:space="0" w:color="BBBBBB"/>
+              <w:bottom w:val="single" w:sz="4" w:space="0" w:color="BBBBBB"/>
+              <w:right w:val="single" w:sz="4" w:space="0" w:color="BBBBBB"/>
+            </w:tcBorders>
+          </w:tcPr>
+          <w:p>
+            <w:pPr>
+              <w:spacing w:before="0" w:after="0" w:line="240" w:lineRule="auto"/>
+            </w:pPr>
+            <w:r>
+              <w:rPr>
+                <w:rFonts w:ascii="Microsoft YaHei" w:hAnsi="Microsoft YaHei" w:eastAsia="Microsoft YaHei" w:cs="Microsoft YaHei"/>
+                <w:b w:val="0"/>
+                <w:sz w:val="18"/>
+              </w:rPr>
+              <w:t>✅ 已合 master</w:t>
+            </w:r>
+          </w:p>
+        </w:tc>
+        <w:tc>
+          <w:tcPr>
+            <w:tcW w:type="dxa" w:w="2340"/>
+            <w:tcBorders>
+              <w:top w:val="single" w:sz="4" w:space="0" w:color="BBBBBB"/>
+              <w:left w:val="single" w:sz="4" w:space="0" w:color="BBBBBB"/>
+              <w:bottom w:val="single" w:sz="4" w:space="0" w:color="BBBBBB"/>
+              <w:right w:val="single" w:sz="4" w:space="0" w:color="BBBBBB"/>
+            </w:tcBorders>
+          </w:tcPr>
+          <w:p>
+            <w:pPr>
+              <w:spacing w:before="0" w:after="0" w:line="240" w:lineRule="auto"/>
+            </w:pPr>
+            <w:r>
+              <w:rPr>
+                <w:rFonts w:ascii="Microsoft YaHei" w:hAnsi="Microsoft YaHei" w:eastAsia="Microsoft YaHei" w:cs="Microsoft YaHei"/>
+                <w:b w:val="0"/>
+                <w:sz w:val="18"/>
+              </w:rPr>
+              <w:t>audit hash-chain / Pydantic 校验 / SRM 限流 / SecretsProvider</w:t>
+            </w:r>
+          </w:p>
+        </w:tc>
+      </w:tr>
+      <w:tr>
+        <w:tc>
+          <w:tcPr>
+            <w:tcW w:type="dxa" w:w="2340"/>
+            <w:tcBorders>
+              <w:top w:val="single" w:sz="4" w:space="0" w:color="BBBBBB"/>
+              <w:left w:val="single" w:sz="4" w:space="0" w:color="BBBBBB"/>
+              <w:bottom w:val="single" w:sz="4" w:space="0" w:color="BBBBBB"/>
+              <w:right w:val="single" w:sz="4" w:space="0" w:color="BBBBBB"/>
+            </w:tcBorders>
+            <w:shd w:val="clear" w:color="auto" w:fill="F2F6FB"/>
+          </w:tcPr>
+          <w:p>
+            <w:pPr>
+              <w:spacing w:before="0" w:after="0" w:line="240" w:lineRule="auto"/>
+            </w:pPr>
+            <w:r>
+              <w:rPr>
+                <w:rFonts w:ascii="Microsoft YaHei" w:hAnsi="Microsoft YaHei" w:eastAsia="Microsoft YaHei" w:cs="Microsoft YaHei"/>
+                <w:b w:val="0"/>
+                <w:sz w:val="18"/>
+              </w:rPr>
+              <w:t>SC8 交期承诺 MVP</w:t>
+            </w:r>
+          </w:p>
+        </w:tc>
+        <w:tc>
+          <w:tcPr>
+            <w:tcW w:type="dxa" w:w="2340"/>
+            <w:tcBorders>
+              <w:top w:val="single" w:sz="4" w:space="0" w:color="BBBBBB"/>
+              <w:left w:val="single" w:sz="4" w:space="0" w:color="BBBBBB"/>
+              <w:bottom w:val="single" w:sz="4" w:space="0" w:color="BBBBBB"/>
+              <w:right w:val="single" w:sz="4" w:space="0" w:color="BBBBBB"/>
+            </w:tcBorders>
+            <w:shd w:val="clear" w:color="auto" w:fill="F2F6FB"/>
+          </w:tcPr>
+          <w:p>
+            <w:pPr>
+              <w:spacing w:before="0" w:after="0" w:line="240" w:lineRule="auto"/>
+            </w:pPr>
+            <w:r>
+              <w:rPr>
+                <w:rFonts w:ascii="Microsoft YaHei" w:hAnsi="Microsoft YaHei" w:eastAsia="Microsoft YaHei" w:cs="Microsoft YaHei"/>
+                <w:b w:val="0"/>
+                <w:sz w:val="18"/>
+              </w:rPr>
+              <w:t>2026-07/08</w:t>
+            </w:r>
+          </w:p>
+        </w:tc>
+        <w:tc>
+          <w:tcPr>
+            <w:tcW w:type="dxa" w:w="2340"/>
+            <w:tcBorders>
+              <w:top w:val="single" w:sz="4" w:space="0" w:color="BBBBBB"/>
+              <w:left w:val="single" w:sz="4" w:space="0" w:color="BBBBBB"/>
+              <w:bottom w:val="single" w:sz="4" w:space="0" w:color="BBBBBB"/>
+              <w:right w:val="single" w:sz="4" w:space="0" w:color="BBBBBB"/>
+            </w:tcBorders>
+            <w:shd w:val="clear" w:color="auto" w:fill="F2F6FB"/>
+          </w:tcPr>
+          <w:p>
+            <w:pPr>
+              <w:spacing w:before="0" w:after="0" w:line="240" w:lineRule="auto"/>
+            </w:pPr>
+            <w:r>
+              <w:rPr>
+                <w:rFonts w:ascii="Microsoft YaHei" w:hAnsi="Microsoft YaHei" w:eastAsia="Microsoft YaHei" w:cs="Microsoft YaHei"/>
+                <w:b w:val="0"/>
+                <w:sz w:val="18"/>
+              </w:rPr>
+              <w:t>✅ MVP 已合（mock 端到端）</w:t>
+            </w:r>
+          </w:p>
+        </w:tc>
+        <w:tc>
+          <w:tcPr>
+            <w:tcW w:type="dxa" w:w="2340"/>
+            <w:tcBorders>
+              <w:top w:val="single" w:sz="4" w:space="0" w:color="BBBBBB"/>
+              <w:left w:val="single" w:sz="4" w:space="0" w:color="BBBBBB"/>
+              <w:bottom w:val="single" w:sz="4" w:space="0" w:color="BBBBBB"/>
+              <w:right w:val="single" w:sz="4" w:space="0" w:color="BBBBBB"/>
+            </w:tcBorders>
+            <w:shd w:val="clear" w:color="auto" w:fill="F2F6FB"/>
+          </w:tcPr>
+          <w:p>
+            <w:pPr>
+              <w:spacing w:before="0" w:after="0" w:line="240" w:lineRule="auto"/>
+            </w:pPr>
+            <w:r>
+              <w:rPr>
+                <w:rFonts w:ascii="Microsoft YaHei" w:hAnsi="Microsoft YaHei" w:eastAsia="Microsoft YaHei" w:cs="Microsoft YaHei"/>
+                <w:b w:val="0"/>
+                <w:sz w:val="18"/>
+              </w:rPr>
+              <w:t xml:space="preserve">真实库切换 </w:t>
+            </w:r>
+            <w:r>
+              <w:rPr>
+                <w:rFonts w:ascii="Consolas" w:hAnsi="Consolas" w:eastAsia="Consolas" w:cs="Consolas"/>
+                <w:b w:val="0"/>
+                <w:sz w:val="18"/>
+              </w:rPr>
+              <w:t>sc8-real-data-cutover</w:t>
+            </w:r>
+            <w:r>
+              <w:rPr>
+                <w:rFonts w:ascii="Microsoft YaHei" w:hAnsi="Microsoft YaHei" w:eastAsia="Microsoft YaHei" w:cs="Microsoft YaHei"/>
+                <w:b w:val="0"/>
+                <w:sz w:val="18"/>
+              </w:rPr>
+              <w:t>，BLOCKED until 6/12</w:t>
+            </w:r>
+          </w:p>
+        </w:tc>
+      </w:tr>
+      <w:tr>
+        <w:tc>
+          <w:tcPr>
+            <w:tcW w:type="dxa" w:w="2340"/>
+            <w:tcBorders>
+              <w:top w:val="single" w:sz="4" w:space="0" w:color="BBBBBB"/>
+              <w:left w:val="single" w:sz="4" w:space="0" w:color="BBBBBB"/>
+              <w:bottom w:val="single" w:sz="4" w:space="0" w:color="BBBBBB"/>
+              <w:right w:val="single" w:sz="4" w:space="0" w:color="BBBBBB"/>
+            </w:tcBorders>
+          </w:tcPr>
+          <w:p>
+            <w:pPr>
+              <w:spacing w:before="0" w:after="0" w:line="240" w:lineRule="auto"/>
+            </w:pPr>
+            <w:r>
+              <w:rPr>
+                <w:rFonts w:ascii="Microsoft YaHei" w:hAnsi="Microsoft YaHei" w:eastAsia="Microsoft YaHei" w:cs="Microsoft YaHei"/>
+                <w:b w:val="0"/>
+                <w:sz w:val="18"/>
+              </w:rPr>
+              <w:t>O2 物料齐套预警</w:t>
+            </w:r>
+          </w:p>
+        </w:tc>
+        <w:tc>
+          <w:tcPr>
+            <w:tcW w:type="dxa" w:w="2340"/>
+            <w:tcBorders>
+              <w:top w:val="single" w:sz="4" w:space="0" w:color="BBBBBB"/>
+              <w:left w:val="single" w:sz="4" w:space="0" w:color="BBBBBB"/>
+              <w:bottom w:val="single" w:sz="4" w:space="0" w:color="BBBBBB"/>
+              <w:right w:val="single" w:sz="4" w:space="0" w:color="BBBBBB"/>
+            </w:tcBorders>
+          </w:tcPr>
+          <w:p>
+            <w:pPr>
+              <w:spacing w:before="0" w:after="0" w:line="240" w:lineRule="auto"/>
+            </w:pPr>
+            <w:r>
+              <w:rPr>
+                <w:rFonts w:ascii="Microsoft YaHei" w:hAnsi="Microsoft YaHei" w:eastAsia="Microsoft YaHei" w:cs="Microsoft YaHei"/>
+                <w:b w:val="0"/>
+                <w:sz w:val="18"/>
+              </w:rPr>
+              <w:t>2026-09</w:t>
+            </w:r>
+          </w:p>
+        </w:tc>
+        <w:tc>
+          <w:tcPr>
+            <w:tcW w:type="dxa" w:w="2340"/>
+            <w:tcBorders>
+              <w:top w:val="single" w:sz="4" w:space="0" w:color="BBBBBB"/>
+              <w:left w:val="single" w:sz="4" w:space="0" w:color="BBBBBB"/>
+              <w:bottom w:val="single" w:sz="4" w:space="0" w:color="BBBBBB"/>
+              <w:right w:val="single" w:sz="4" w:space="0" w:color="BBBBBB"/>
+            </w:tcBorders>
+          </w:tcPr>
+          <w:p>
+            <w:pPr>
+              <w:spacing w:before="0" w:after="0" w:line="240" w:lineRule="auto"/>
+            </w:pPr>
+            <w:r>
+              <w:rPr>
+                <w:rFonts w:ascii="Microsoft YaHei" w:hAnsi="Microsoft YaHei" w:eastAsia="Microsoft YaHei" w:cs="Microsoft YaHei"/>
+                <w:b w:val="0"/>
+                <w:sz w:val="18"/>
+              </w:rPr>
+              <w:t>✅ 已合 master</w:t>
+            </w:r>
+          </w:p>
+        </w:tc>
+        <w:tc>
+          <w:tcPr>
+            <w:tcW w:type="dxa" w:w="2340"/>
+            <w:tcBorders>
+              <w:top w:val="single" w:sz="4" w:space="0" w:color="BBBBBB"/>
+              <w:left w:val="single" w:sz="4" w:space="0" w:color="BBBBBB"/>
+              <w:bottom w:val="single" w:sz="4" w:space="0" w:color="BBBBBB"/>
+              <w:right w:val="single" w:sz="4" w:space="0" w:color="BBBBBB"/>
+            </w:tcBorders>
+          </w:tcPr>
+          <w:p>
+            <w:pPr>
+              <w:spacing w:before="0" w:after="0" w:line="240" w:lineRule="auto"/>
+            </w:pPr>
+            <w:r>
+              <w:rPr>
+                <w:rFonts w:ascii="Microsoft YaHei" w:hAnsi="Microsoft YaHei" w:eastAsia="Microsoft YaHei" w:cs="Microsoft YaHei"/>
+                <w:b w:val="0"/>
+                <w:sz w:val="18"/>
+              </w:rPr>
+              <w:t xml:space="preserve">kit_engine 已提升底座 </w:t>
+            </w:r>
+            <w:r>
+              <w:rPr>
+                <w:rFonts w:ascii="Consolas" w:hAnsi="Consolas" w:eastAsia="Consolas" w:cs="Consolas"/>
+                <w:b w:val="0"/>
+                <w:sz w:val="18"/>
+              </w:rPr>
+              <w:t>agents/</w:t>
+            </w:r>
+            <w:r>
+              <w:rPr>
+                <w:rFonts w:ascii="Microsoft YaHei" w:hAnsi="Microsoft YaHei" w:eastAsia="Microsoft YaHei" w:cs="Microsoft YaHei"/>
+                <w:b w:val="0"/>
+                <w:sz w:val="18"/>
+              </w:rPr>
+              <w:t>（rule-of-three）</w:t>
+            </w:r>
+          </w:p>
+        </w:tc>
+      </w:tr>
+      <w:tr>
+        <w:tc>
+          <w:tcPr>
+            <w:tcW w:type="dxa" w:w="2340"/>
+            <w:tcBorders>
+              <w:top w:val="single" w:sz="4" w:space="0" w:color="BBBBBB"/>
+              <w:left w:val="single" w:sz="4" w:space="0" w:color="BBBBBB"/>
+              <w:bottom w:val="single" w:sz="4" w:space="0" w:color="BBBBBB"/>
+              <w:right w:val="single" w:sz="4" w:space="0" w:color="BBBBBB"/>
+            </w:tcBorders>
+            <w:shd w:val="clear" w:color="auto" w:fill="F2F6FB"/>
+          </w:tcPr>
+          <w:p>
+            <w:pPr>
+              <w:spacing w:before="0" w:after="0" w:line="240" w:lineRule="auto"/>
+            </w:pPr>
+            <w:r>
+              <w:rPr>
+                <w:rFonts w:ascii="Microsoft YaHei" w:hAnsi="Microsoft YaHei" w:eastAsia="Microsoft YaHei" w:cs="Microsoft YaHei"/>
+                <w:b w:val="0"/>
+                <w:sz w:val="18"/>
+              </w:rPr>
+              <w:t>SC1 供应商风险初筛</w:t>
+            </w:r>
+          </w:p>
+        </w:tc>
+        <w:tc>
+          <w:tcPr>
+            <w:tcW w:type="dxa" w:w="2340"/>
+            <w:tcBorders>
+              <w:top w:val="single" w:sz="4" w:space="0" w:color="BBBBBB"/>
+              <w:left w:val="single" w:sz="4" w:space="0" w:color="BBBBBB"/>
+              <w:bottom w:val="single" w:sz="4" w:space="0" w:color="BBBBBB"/>
+              <w:right w:val="single" w:sz="4" w:space="0" w:color="BBBBBB"/>
+            </w:tcBorders>
+            <w:shd w:val="clear" w:color="auto" w:fill="F2F6FB"/>
+          </w:tcPr>
+          <w:p>
+            <w:pPr>
+              <w:spacing w:before="0" w:after="0" w:line="240" w:lineRule="auto"/>
+            </w:pPr>
+            <w:r>
+              <w:rPr>
+                <w:rFonts w:ascii="Microsoft YaHei" w:hAnsi="Microsoft YaHei" w:eastAsia="Microsoft YaHei" w:cs="Microsoft YaHei"/>
+                <w:b w:val="0"/>
+                <w:sz w:val="18"/>
+              </w:rPr>
+              <w:t>7 月</w:t>
+            </w:r>
+          </w:p>
+        </w:tc>
+        <w:tc>
+          <w:tcPr>
+            <w:tcW w:type="dxa" w:w="2340"/>
+            <w:tcBorders>
+              <w:top w:val="single" w:sz="4" w:space="0" w:color="BBBBBB"/>
+              <w:left w:val="single" w:sz="4" w:space="0" w:color="BBBBBB"/>
+              <w:bottom w:val="single" w:sz="4" w:space="0" w:color="BBBBBB"/>
+              <w:right w:val="single" w:sz="4" w:space="0" w:color="BBBBBB"/>
+            </w:tcBorders>
+            <w:shd w:val="clear" w:color="auto" w:fill="F2F6FB"/>
+          </w:tcPr>
+          <w:p>
+            <w:pPr>
+              <w:spacing w:before="0" w:after="0" w:line="240" w:lineRule="auto"/>
+            </w:pPr>
+            <w:r>
+              <w:rPr>
+                <w:rFonts w:ascii="Microsoft YaHei" w:hAnsi="Microsoft YaHei" w:eastAsia="Microsoft YaHei" w:cs="Microsoft YaHei"/>
+                <w:b w:val="0"/>
+                <w:sz w:val="18"/>
+              </w:rPr>
+              <w:t>✅ 代码收尾合 master</w:t>
+            </w:r>
+          </w:p>
+        </w:tc>
+        <w:tc>
+          <w:tcPr>
+            <w:tcW w:type="dxa" w:w="2340"/>
+            <w:tcBorders>
+              <w:top w:val="single" w:sz="4" w:space="0" w:color="BBBBBB"/>
+              <w:left w:val="single" w:sz="4" w:space="0" w:color="BBBBBB"/>
+              <w:bottom w:val="single" w:sz="4" w:space="0" w:color="BBBBBB"/>
+              <w:right w:val="single" w:sz="4" w:space="0" w:color="BBBBBB"/>
+            </w:tcBorders>
+            <w:shd w:val="clear" w:color="auto" w:fill="F2F6FB"/>
+          </w:tcPr>
+          <w:p>
+            <w:pPr>
+              <w:spacing w:before="0" w:after="0" w:line="240" w:lineRule="auto"/>
+            </w:pPr>
+            <w:r>
+              <w:rPr>
+                <w:rFonts w:ascii="Microsoft YaHei" w:hAnsi="Microsoft YaHei" w:eastAsia="Microsoft YaHei" w:cs="Microsoft YaHei"/>
+                <w:b w:val="0"/>
+                <w:sz w:val="18"/>
+              </w:rPr>
+              <w:t>真实数据验证（任务 9.1）6/12</w:t>
+            </w:r>
+          </w:p>
+        </w:tc>
+      </w:tr>
+      <w:tr>
+        <w:tc>
+          <w:tcPr>
+            <w:tcW w:type="dxa" w:w="2340"/>
+            <w:tcBorders>
+              <w:top w:val="single" w:sz="4" w:space="0" w:color="BBBBBB"/>
+              <w:left w:val="single" w:sz="4" w:space="0" w:color="BBBBBB"/>
+              <w:bottom w:val="single" w:sz="4" w:space="0" w:color="BBBBBB"/>
+              <w:right w:val="single" w:sz="4" w:space="0" w:color="BBBBBB"/>
+            </w:tcBorders>
+          </w:tcPr>
+          <w:p>
+            <w:pPr>
+              <w:spacing w:before="0" w:after="0" w:line="240" w:lineRule="auto"/>
+            </w:pPr>
+            <w:r>
+              <w:rPr>
+                <w:rFonts w:ascii="Microsoft YaHei" w:hAnsi="Microsoft YaHei" w:eastAsia="Microsoft YaHei" w:cs="Microsoft YaHei"/>
+                <w:b w:val="0"/>
+                <w:sz w:val="18"/>
+              </w:rPr>
+              <w:t>SC3 在途跟踪</w:t>
+            </w:r>
+          </w:p>
+        </w:tc>
+        <w:tc>
+          <w:tcPr>
+            <w:tcW w:type="dxa" w:w="2340"/>
+            <w:tcBorders>
+              <w:top w:val="single" w:sz="4" w:space="0" w:color="BBBBBB"/>
+              <w:left w:val="single" w:sz="4" w:space="0" w:color="BBBBBB"/>
+              <w:bottom w:val="single" w:sz="4" w:space="0" w:color="BBBBBB"/>
+              <w:right w:val="single" w:sz="4" w:space="0" w:color="BBBBBB"/>
+            </w:tcBorders>
+          </w:tcPr>
+          <w:p>
+            <w:pPr>
+              <w:spacing w:before="0" w:after="0" w:line="240" w:lineRule="auto"/>
+            </w:pPr>
+            <w:r>
+              <w:rPr>
+                <w:rFonts w:ascii="Microsoft YaHei" w:hAnsi="Microsoft YaHei" w:eastAsia="Microsoft YaHei" w:cs="Microsoft YaHei"/>
+                <w:b w:val="0"/>
+                <w:sz w:val="18"/>
+              </w:rPr>
+              <w:t>2026-09</w:t>
+            </w:r>
+          </w:p>
+        </w:tc>
+        <w:tc>
+          <w:tcPr>
+            <w:tcW w:type="dxa" w:w="2340"/>
+            <w:tcBorders>
+              <w:top w:val="single" w:sz="4" w:space="0" w:color="BBBBBB"/>
+              <w:left w:val="single" w:sz="4" w:space="0" w:color="BBBBBB"/>
+              <w:bottom w:val="single" w:sz="4" w:space="0" w:color="BBBBBB"/>
+              <w:right w:val="single" w:sz="4" w:space="0" w:color="BBBBBB"/>
+            </w:tcBorders>
+          </w:tcPr>
+          <w:p>
+            <w:pPr>
+              <w:spacing w:before="0" w:after="0" w:line="240" w:lineRule="auto"/>
+            </w:pPr>
+            <w:r>
+              <w:rPr>
+                <w:rFonts w:ascii="Microsoft YaHei" w:hAnsi="Microsoft YaHei" w:eastAsia="Microsoft YaHei" w:cs="Microsoft YaHei"/>
+                <w:b w:val="0"/>
+                <w:sz w:val="18"/>
+              </w:rPr>
+              <w:t>✅ 已合（PR #6）</w:t>
+            </w:r>
+          </w:p>
+        </w:tc>
+        <w:tc>
+          <w:tcPr>
+            <w:tcW w:type="dxa" w:w="2340"/>
+            <w:tcBorders>
+              <w:top w:val="single" w:sz="4" w:space="0" w:color="BBBBBB"/>
+              <w:left w:val="single" w:sz="4" w:space="0" w:color="BBBBBB"/>
+              <w:bottom w:val="single" w:sz="4" w:space="0" w:color="BBBBBB"/>
+              <w:right w:val="single" w:sz="4" w:space="0" w:color="BBBBBB"/>
+            </w:tcBorders>
+          </w:tcPr>
+          <w:p>
+            <w:pPr>
+              <w:spacing w:before="0" w:after="0" w:line="240" w:lineRule="auto"/>
+            </w:pPr>
+            <w:r>
+              <w:rPr>
+                <w:rFonts w:ascii="Microsoft YaHei" w:hAnsi="Microsoft YaHei" w:eastAsia="Microsoft YaHei" w:cs="Microsoft YaHei"/>
+                <w:b w:val="0"/>
+                <w:sz w:val="18"/>
+              </w:rPr>
+              <w:t>29 tests，compute_dos 场景本地（D2=A）</w:t>
+            </w:r>
+          </w:p>
+        </w:tc>
+      </w:tr>
+      <w:tr>
+        <w:tc>
+          <w:tcPr>
+            <w:tcW w:type="dxa" w:w="2340"/>
+            <w:tcBorders>
+              <w:top w:val="single" w:sz="4" w:space="0" w:color="BBBBBB"/>
+              <w:left w:val="single" w:sz="4" w:space="0" w:color="BBBBBB"/>
+              <w:bottom w:val="single" w:sz="4" w:space="0" w:color="BBBBBB"/>
+              <w:right w:val="single" w:sz="4" w:space="0" w:color="BBBBBB"/>
+            </w:tcBorders>
+            <w:shd w:val="clear" w:color="auto" w:fill="F2F6FB"/>
+          </w:tcPr>
+          <w:p>
+            <w:pPr>
+              <w:spacing w:before="0" w:after="0" w:line="240" w:lineRule="auto"/>
+            </w:pPr>
+            <w:r>
+              <w:rPr>
+                <w:rFonts w:ascii="Microsoft YaHei" w:hAnsi="Microsoft YaHei" w:eastAsia="Microsoft YaHei" w:cs="Microsoft YaHei"/>
+                <w:b w:val="0"/>
+                <w:sz w:val="18"/>
+              </w:rPr>
+              <w:t>SC5 采购建议/遴选</w:t>
+            </w:r>
+          </w:p>
+        </w:tc>
+        <w:tc>
+          <w:tcPr>
+            <w:tcW w:type="dxa" w:w="2340"/>
+            <w:tcBorders>
+              <w:top w:val="single" w:sz="4" w:space="0" w:color="BBBBBB"/>
+              <w:left w:val="single" w:sz="4" w:space="0" w:color="BBBBBB"/>
+              <w:bottom w:val="single" w:sz="4" w:space="0" w:color="BBBBBB"/>
+              <w:right w:val="single" w:sz="4" w:space="0" w:color="BBBBBB"/>
+            </w:tcBorders>
+            <w:shd w:val="clear" w:color="auto" w:fill="F2F6FB"/>
+          </w:tcPr>
+          <w:p>
+            <w:pPr>
+              <w:spacing w:before="0" w:after="0" w:line="240" w:lineRule="auto"/>
+            </w:pPr>
+            <w:r>
+              <w:rPr>
+                <w:rFonts w:ascii="Microsoft YaHei" w:hAnsi="Microsoft YaHei" w:eastAsia="Microsoft YaHei" w:cs="Microsoft YaHei"/>
+                <w:b w:val="0"/>
+                <w:sz w:val="18"/>
+              </w:rPr>
+              <w:t>2026-09</w:t>
+            </w:r>
+          </w:p>
+        </w:tc>
+        <w:tc>
+          <w:tcPr>
+            <w:tcW w:type="dxa" w:w="2340"/>
+            <w:tcBorders>
+              <w:top w:val="single" w:sz="4" w:space="0" w:color="BBBBBB"/>
+              <w:left w:val="single" w:sz="4" w:space="0" w:color="BBBBBB"/>
+              <w:bottom w:val="single" w:sz="4" w:space="0" w:color="BBBBBB"/>
+              <w:right w:val="single" w:sz="4" w:space="0" w:color="BBBBBB"/>
+            </w:tcBorders>
+            <w:shd w:val="clear" w:color="auto" w:fill="F2F6FB"/>
+          </w:tcPr>
+          <w:p>
+            <w:pPr>
+              <w:spacing w:before="0" w:after="0" w:line="240" w:lineRule="auto"/>
+            </w:pPr>
+            <w:r>
+              <w:rPr>
+                <w:rFonts w:ascii="Microsoft YaHei" w:hAnsi="Microsoft YaHei" w:eastAsia="Microsoft YaHei" w:cs="Microsoft YaHei"/>
+                <w:b w:val="0"/>
+                <w:sz w:val="18"/>
+              </w:rPr>
+              <w:t>✅ 已合（PR #7）</w:t>
+            </w:r>
+          </w:p>
+        </w:tc>
+        <w:tc>
+          <w:tcPr>
+            <w:tcW w:type="dxa" w:w="2340"/>
+            <w:tcBorders>
+              <w:top w:val="single" w:sz="4" w:space="0" w:color="BBBBBB"/>
+              <w:left w:val="single" w:sz="4" w:space="0" w:color="BBBBBB"/>
+              <w:bottom w:val="single" w:sz="4" w:space="0" w:color="BBBBBB"/>
+              <w:right w:val="single" w:sz="4" w:space="0" w:color="BBBBBB"/>
+            </w:tcBorders>
+            <w:shd w:val="clear" w:color="auto" w:fill="F2F6FB"/>
+          </w:tcPr>
+          <w:p>
+            <w:pPr>
+              <w:spacing w:before="0" w:after="0" w:line="240" w:lineRule="auto"/>
+            </w:pPr>
+            <w:r>
+              <w:rPr>
+                <w:rFonts w:ascii="Microsoft YaHei" w:hAnsi="Microsoft YaHei" w:eastAsia="Microsoft YaHei" w:cs="Microsoft YaHei"/>
+                <w:b w:val="0"/>
+                <w:sz w:val="18"/>
+              </w:rPr>
+              <w:t>41 tests，黄金值 35850/640000，L2 门禁 M015 触发 R1</w:t>
+            </w:r>
+          </w:p>
+        </w:tc>
+      </w:tr>
+      <w:tr>
+        <w:tc>
+          <w:tcPr>
+            <w:tcW w:type="dxa" w:w="2340"/>
+            <w:tcBorders>
+              <w:top w:val="single" w:sz="4" w:space="0" w:color="BBBBBB"/>
+              <w:left w:val="single" w:sz="4" w:space="0" w:color="BBBBBB"/>
+              <w:bottom w:val="single" w:sz="4" w:space="0" w:color="BBBBBB"/>
+              <w:right w:val="single" w:sz="4" w:space="0" w:color="BBBBBB"/>
+            </w:tcBorders>
+          </w:tcPr>
+          <w:p>
+            <w:pPr>
+              <w:spacing w:before="0" w:after="0" w:line="240" w:lineRule="auto"/>
+            </w:pPr>
+            <w:r>
+              <w:rPr>
+                <w:rFonts w:ascii="Microsoft YaHei" w:hAnsi="Microsoft YaHei" w:eastAsia="Microsoft YaHei" w:cs="Microsoft YaHei"/>
+                <w:b w:val="0"/>
+                <w:sz w:val="18"/>
+              </w:rPr>
+              <w:t>supplychain 存档</w:t>
+            </w:r>
+          </w:p>
+        </w:tc>
+        <w:tc>
+          <w:tcPr>
+            <w:tcW w:type="dxa" w:w="2340"/>
+            <w:tcBorders>
+              <w:top w:val="single" w:sz="4" w:space="0" w:color="BBBBBB"/>
+              <w:left w:val="single" w:sz="4" w:space="0" w:color="BBBBBB"/>
+              <w:bottom w:val="single" w:sz="4" w:space="0" w:color="BBBBBB"/>
+              <w:right w:val="single" w:sz="4" w:space="0" w:color="BBBBBB"/>
+            </w:tcBorders>
+          </w:tcPr>
+          <w:p>
+            <w:pPr>
+              <w:spacing w:before="0" w:after="0" w:line="240" w:lineRule="auto"/>
+            </w:pPr>
+            <w:r>
+              <w:rPr>
+                <w:rFonts w:ascii="Microsoft YaHei" w:hAnsi="Microsoft YaHei" w:eastAsia="Microsoft YaHei" w:cs="Microsoft YaHei"/>
+                <w:b w:val="0"/>
+                <w:sz w:val="18"/>
+              </w:rPr>
+              <w:t>收割后</w:t>
+            </w:r>
+          </w:p>
+        </w:tc>
+        <w:tc>
+          <w:tcPr>
+            <w:tcW w:type="dxa" w:w="2340"/>
+            <w:tcBorders>
+              <w:top w:val="single" w:sz="4" w:space="0" w:color="BBBBBB"/>
+              <w:left w:val="single" w:sz="4" w:space="0" w:color="BBBBBB"/>
+              <w:bottom w:val="single" w:sz="4" w:space="0" w:color="BBBBBB"/>
+              <w:right w:val="single" w:sz="4" w:space="0" w:color="BBBBBB"/>
+            </w:tcBorders>
+          </w:tcPr>
+          <w:p>
+            <w:pPr>
+              <w:spacing w:before="0" w:after="0" w:line="240" w:lineRule="auto"/>
+            </w:pPr>
+            <w:r>
+              <w:rPr>
+                <w:rFonts w:ascii="Microsoft YaHei" w:hAnsi="Microsoft YaHei" w:eastAsia="Microsoft YaHei" w:cs="Microsoft YaHei"/>
+                <w:b w:val="0"/>
+                <w:sz w:val="18"/>
+              </w:rPr>
+              <w:t xml:space="preserve">✅ tag </w:t>
+            </w:r>
+            <w:r>
+              <w:rPr>
+                <w:rFonts w:ascii="Consolas" w:hAnsi="Consolas" w:eastAsia="Consolas" w:cs="Consolas"/>
+                <w:b w:val="0"/>
+                <w:sz w:val="18"/>
+              </w:rPr>
+              <w:t>harvested-archive-v1</w:t>
+            </w:r>
+            <w:r>
+              <w:rPr>
+                <w:rFonts w:ascii="Microsoft YaHei" w:hAnsi="Microsoft YaHei" w:eastAsia="Microsoft YaHei" w:cs="Microsoft YaHei"/>
+                <w:b w:val="0"/>
+                <w:sz w:val="18"/>
+              </w:rPr>
+              <w:t>，转只读</w:t>
+            </w:r>
+          </w:p>
+        </w:tc>
+        <w:tc>
+          <w:tcPr>
+            <w:tcW w:type="dxa" w:w="2340"/>
+            <w:tcBorders>
+              <w:top w:val="single" w:sz="4" w:space="0" w:color="BBBBBB"/>
+              <w:left w:val="single" w:sz="4" w:space="0" w:color="BBBBBB"/>
+              <w:bottom w:val="single" w:sz="4" w:space="0" w:color="BBBBBB"/>
+              <w:right w:val="single" w:sz="4" w:space="0" w:color="BBBBBB"/>
+            </w:tcBorders>
+          </w:tcPr>
+          <w:p>
+            <w:pPr>
+              <w:spacing w:before="0" w:after="0" w:line="240" w:lineRule="auto"/>
+            </w:pPr>
+            <w:r>
+              <w:rPr>
+                <w:rFonts w:ascii="Microsoft YaHei" w:hAnsi="Microsoft YaHei" w:eastAsia="Microsoft YaHei" w:cs="Microsoft YaHei"/>
+                <w:b w:val="0"/>
+                <w:sz w:val="18"/>
+              </w:rPr>
+              <w:t>O2/SC3/SC5+连接器/通知器/business_rules 已迁入</w:t>
+            </w:r>
+          </w:p>
+        </w:tc>
+      </w:tr>
+    </w:tbl>
+    <w:p>
+      <w:pPr>
+        <w:spacing w:after="40"/>
+      </w:pPr>
+    </w:p>
+    <w:p>
+      <w:pPr>
+        <w:spacing w:after="100"/>
+      </w:pPr>
+      <w:r>
+        <w:rPr>
+          <w:rFonts w:ascii="Microsoft YaHei" w:hAnsi="Microsoft YaHei" w:eastAsia="Microsoft YaHei" w:cs="Microsoft YaHei"/>
+          <w:b/>
+          <w:sz w:val="21"/>
+        </w:rPr>
+        <w:t>总计 175 tests 全绿</w:t>
+      </w:r>
+      <w:r>
+        <w:rPr>
+          <w:rFonts w:ascii="Microsoft YaHei" w:hAnsi="Microsoft YaHei" w:eastAsia="Microsoft YaHei" w:cs="Microsoft YaHei"/>
+          <w:b w:val="0"/>
+          <w:sz w:val="21"/>
+        </w:rPr>
+        <w:t>（底座 114 + O2 20 + SC5 41）。引擎落位遵循 rule-of-three：默认场景本地，第 2 真实消费方出现才提升底座（kit_engine 因 O2+SC5 双消费方已提升；compute_dos 仅 SC3 单消费方未提升）。</w:t>
+      </w:r>
+    </w:p>
+    <w:p>
+      <w:pPr>
+        <w:spacing w:after="100"/>
+      </w:pPr>
+      <w:r>
+        <w:rPr>
+          <w:rFonts w:ascii="Microsoft YaHei" w:hAnsi="Microsoft YaHei" w:eastAsia="Microsoft YaHei" w:cs="Microsoft YaHei"/>
+          <w:b/>
+          <w:sz w:val="21"/>
+        </w:rPr>
+        <w:t>下一阶段 Phase 1 关键路径</w:t>
+      </w:r>
+      <w:r>
+        <w:rPr>
+          <w:rFonts w:ascii="Microsoft YaHei" w:hAnsi="Microsoft YaHei" w:eastAsia="Microsoft YaHei" w:cs="Microsoft YaHei"/>
+          <w:b w:val="0"/>
+          <w:sz w:val="21"/>
+        </w:rPr>
+        <w:t>（收割红利兑现，真正决定上线的卡点）：</w:t>
+      </w:r>
+    </w:p>
+    <w:p>
+      <w:pPr>
+        <w:pStyle w:val="ListNumber"/>
+        <w:spacing w:after="60"/>
+      </w:pPr>
+      <w:r>
+        <w:rPr>
+          <w:rFonts w:ascii="Microsoft YaHei" w:hAnsi="Microsoft YaHei" w:eastAsia="Microsoft YaHei" w:cs="Microsoft YaHei"/>
+          <w:b/>
+          <w:sz w:val="21"/>
+        </w:rPr>
+        <w:t>`sc8-real-data-cutover`</w:t>
+      </w:r>
+      <w:r>
+        <w:rPr>
+          <w:rFonts w:ascii="Microsoft YaHei" w:hAnsi="Microsoft YaHei" w:eastAsia="Microsoft YaHei" w:cs="Microsoft YaHei"/>
+          <w:b w:val="0"/>
+          <w:sz w:val="21"/>
+        </w:rPr>
+        <w:t xml:space="preserve"> — 6/12 解锁后切真实 SRM/ERP，交付日变化超阈值推 CRM（L2 对客门禁已就绪）。</w:t>
+      </w:r>
+    </w:p>
+    <w:p>
+      <w:pPr>
+        <w:pStyle w:val="ListNumber"/>
+        <w:spacing w:after="60"/>
+      </w:pPr>
+      <w:r>
+        <w:rPr>
+          <w:rFonts w:ascii="Microsoft YaHei" w:hAnsi="Microsoft YaHei" w:eastAsia="Microsoft YaHei" w:cs="Microsoft YaHei"/>
+          <w:b/>
+          <w:sz w:val="21"/>
+        </w:rPr>
+        <w:t>SC1 真实数据验证</w:t>
+      </w:r>
+      <w:r>
+        <w:rPr>
+          <w:rFonts w:ascii="Microsoft YaHei" w:hAnsi="Microsoft YaHei" w:eastAsia="Microsoft YaHei" w:cs="Microsoft YaHei"/>
+          <w:b w:val="0"/>
+          <w:sz w:val="21"/>
+        </w:rPr>
+        <w:t xml:space="preserve"> — 任务 9.1，6/12 mock→真实库。</w:t>
+      </w:r>
+    </w:p>
+    <w:p>
+      <w:pPr>
+        <w:pStyle w:val="ListNumber"/>
+        <w:spacing w:after="60"/>
+      </w:pPr>
+      <w:r>
+        <w:rPr>
+          <w:rFonts w:ascii="Microsoft YaHei" w:hAnsi="Microsoft YaHei" w:eastAsia="Microsoft YaHei" w:cs="Microsoft YaHei"/>
+          <w:b/>
+          <w:sz w:val="21"/>
+        </w:rPr>
+        <w:t>U9C ERP MCP 接口</w:t>
+      </w:r>
+      <w:r>
+        <w:rPr>
+          <w:rFonts w:ascii="Microsoft YaHei" w:hAnsi="Microsoft YaHei" w:eastAsia="Microsoft YaHei" w:cs="Microsoft YaHei"/>
+          <w:b w:val="0"/>
+          <w:sz w:val="21"/>
+        </w:rPr>
+        <w:t xml:space="preserve"> — 7/1 申请；销售订单接入等被阻塞场景依赖其解锁。</w:t>
+      </w:r>
+    </w:p>
+    <w:p>
+      <w:pPr>
+        <w:pStyle w:val="Heading2"/>
+        <w:spacing w:before="260" w:after="120"/>
+      </w:pPr>
+      <w:r>
+        <w:rPr>
+          <w:rFonts w:ascii="Microsoft YaHei" w:hAnsi="Microsoft YaHei" w:eastAsia="Microsoft YaHei" w:cs="Microsoft YaHei"/>
+          <w:b/>
+          <w:color w:val="1F4E79"/>
+          <w:sz w:val="28"/>
+        </w:rPr>
+        <w:t>八、Phase 2 展望（月 19-24 / 2028 H1）— 产品工程深化候选</w:t>
+      </w:r>
+    </w:p>
+    <w:p>
+      <w:pPr>
+        <w:pBdr>
+          <w:left w:val="single" w:sz="18" w:space="8" w:color="1F4E79"/>
+        </w:pBdr>
+        <w:shd w:val="clear" w:color="auto" w:fill="EAF1FB"/>
+        <w:spacing w:before="80" w:after="160"/>
+        <w:ind w:left="160"/>
+      </w:pPr>
+      <w:r>
+        <w:rPr>
+          <w:rFonts w:ascii="Microsoft YaHei" w:hAnsi="Microsoft YaHei" w:eastAsia="Microsoft YaHei" w:cs="Microsoft YaHei"/>
+          <w:b w:val="0"/>
+          <w:sz w:val="20"/>
+        </w:rPr>
+        <w:t xml:space="preserve">当前 18 个月（2026-07 → 2027-12）为 </w:t>
+      </w:r>
+      <w:r>
+        <w:rPr>
+          <w:rFonts w:ascii="Microsoft YaHei" w:hAnsi="Microsoft YaHei" w:eastAsia="Microsoft YaHei" w:cs="Microsoft YaHei"/>
+          <w:b/>
+          <w:sz w:val="20"/>
+        </w:rPr>
+        <w:t>Phase 1</w:t>
+      </w:r>
+      <w:r>
+        <w:rPr>
+          <w:rFonts w:ascii="Microsoft YaHei" w:hAnsi="Microsoft YaHei" w:eastAsia="Microsoft YaHei" w:cs="Microsoft YaHei"/>
+          <w:b w:val="0"/>
+          <w:sz w:val="20"/>
+        </w:rPr>
+        <w:t>（底座 + 六部门流程提速 + 供应链/质量减负，40 场景）。</w:t>
+      </w:r>
+      <w:r>
+        <w:rPr>
+          <w:rFonts w:ascii="Microsoft YaHei" w:hAnsi="Microsoft YaHei" w:eastAsia="Microsoft YaHei" w:cs="Microsoft YaHei"/>
+          <w:b/>
+          <w:sz w:val="20"/>
+        </w:rPr>
+        <w:t>Phase 2 = 月 19-24（2028 H1）</w:t>
+      </w:r>
+      <w:r>
+        <w:rPr>
+          <w:rFonts w:ascii="Microsoft YaHei" w:hAnsi="Microsoft YaHei" w:eastAsia="Microsoft YaHei" w:cs="Microsoft YaHei"/>
+          <w:b w:val="0"/>
+          <w:sz w:val="20"/>
+        </w:rPr>
+        <w:t>，把 AI 嵌入 ECU 产品工程核心。下列为</w:t>
+      </w:r>
+      <w:r>
+        <w:rPr>
+          <w:rFonts w:ascii="Microsoft YaHei" w:hAnsi="Microsoft YaHei" w:eastAsia="Microsoft YaHei" w:cs="Microsoft YaHei"/>
+          <w:b/>
+          <w:sz w:val="20"/>
+        </w:rPr>
+        <w:t>候选增补，不并入 40、不打乱 Phase 1</w:t>
+      </w:r>
+      <w:r>
+        <w:rPr>
+          <w:rFonts w:ascii="Microsoft YaHei" w:hAnsi="Microsoft YaHei" w:eastAsia="Microsoft YaHei" w:cs="Microsoft YaHei"/>
+          <w:b w:val="0"/>
+          <w:sz w:val="20"/>
+        </w:rPr>
+        <w:t>；</w:t>
+      </w:r>
+      <w:r>
+        <w:rPr>
+          <w:rFonts w:ascii="Microsoft YaHei" w:hAnsi="Microsoft YaHei" w:eastAsia="Microsoft YaHei" w:cs="Microsoft YaHei"/>
+          <w:b/>
+          <w:sz w:val="20"/>
+        </w:rPr>
+        <w:t>统一 Phase-1 末（2027-12，底座稳定）评估立项</w:t>
+      </w:r>
+      <w:r>
+        <w:rPr>
+          <w:rFonts w:ascii="Microsoft YaHei" w:hAnsi="Microsoft YaHei" w:eastAsia="Microsoft YaHei" w:cs="Microsoft YaHei"/>
+          <w:b w:val="0"/>
+          <w:sz w:val="20"/>
+        </w:rPr>
+        <w:t xml:space="preserve">，通过者月 19-24 实现。详见 </w:t>
+      </w:r>
+      <w:r>
+        <w:rPr>
+          <w:rFonts w:ascii="Consolas" w:hAnsi="Consolas" w:eastAsia="Consolas" w:cs="Consolas"/>
+          <w:b w:val="0"/>
+          <w:sz w:val="20"/>
+        </w:rPr>
+        <w:t>1-转型规划/AI候选场景增补-backlog（产品工程方向）.md</w:t>
+      </w:r>
+      <w:r>
+        <w:rPr>
+          <w:rFonts w:ascii="Microsoft YaHei" w:hAnsi="Microsoft YaHei" w:eastAsia="Microsoft YaHei" w:cs="Microsoft YaHei"/>
+          <w:b w:val="0"/>
+          <w:sz w:val="20"/>
+        </w:rPr>
+        <w:t xml:space="preserve"> + 全景规划"第四阶段"。</w:t>
+      </w:r>
+    </w:p>
+    <w:tbl>
+      <w:tblPr>
+        <w:tblW w:type="auto" w:w="0"/>
+        <w:jc w:val="center"/>
+        <w:tblLayout w:type="autofit"/>
+        <w:tblLook w:firstColumn="1" w:firstRow="1" w:lastColumn="0" w:lastRow="0" w:noHBand="0" w:noVBand="1" w:val="04A0"/>
+      </w:tblPr>
+      <w:tblGrid>
+        <w:gridCol w:w="1872"/>
+        <w:gridCol w:w="1872"/>
+        <w:gridCol w:w="1872"/>
+        <w:gridCol w:w="1872"/>
+        <w:gridCol w:w="1872"/>
+      </w:tblGrid>
+      <w:tr>
+        <w:tc>
+          <w:tcPr>
+            <w:tcW w:type="dxa" w:w="1872"/>
+            <w:tcBorders>
+              <w:top w:val="single" w:sz="4" w:space="0" w:color="BBBBBB"/>
+              <w:left w:val="single" w:sz="4" w:space="0" w:color="BBBBBB"/>
+              <w:bottom w:val="single" w:sz="4" w:space="0" w:color="BBBBBB"/>
+              <w:right w:val="single" w:sz="4" w:space="0" w:color="BBBBBB"/>
+            </w:tcBorders>
+            <w:shd w:val="clear" w:color="auto" w:fill="1F4E79"/>
+          </w:tcPr>
+          <w:p>
+            <w:pPr>
+              <w:spacing w:before="0" w:after="0" w:line="240" w:lineRule="auto"/>
+              <w:jc w:val="center"/>
+            </w:pPr>
+            <w:r>
+              <w:rPr>
+                <w:rFonts w:ascii="Microsoft YaHei" w:hAnsi="Microsoft YaHei" w:eastAsia="Microsoft YaHei" w:cs="Microsoft YaHei"/>
+                <w:b/>
+                <w:color w:val="FFFFFF"/>
+                <w:sz w:val="19"/>
+              </w:rPr>
+              <w:t>候选(暂编)</w:t>
+            </w:r>
+          </w:p>
+        </w:tc>
+        <w:tc>
+          <w:tcPr>
+            <w:tcW w:type="dxa" w:w="1872"/>
+            <w:tcBorders>
+              <w:top w:val="single" w:sz="4" w:space="0" w:color="BBBBBB"/>
+              <w:left w:val="single" w:sz="4" w:space="0" w:color="BBBBBB"/>
+              <w:bottom w:val="single" w:sz="4" w:space="0" w:color="BBBBBB"/>
+              <w:right w:val="single" w:sz="4" w:space="0" w:color="BBBBBB"/>
+            </w:tcBorders>
+            <w:shd w:val="clear" w:color="auto" w:fill="1F4E79"/>
+          </w:tcPr>
+          <w:p>
+            <w:pPr>
+              <w:spacing w:before="0" w:after="0" w:line="240" w:lineRule="auto"/>
+              <w:jc w:val="center"/>
+            </w:pPr>
+            <w:r>
+              <w:rPr>
+                <w:rFonts w:ascii="Microsoft YaHei" w:hAnsi="Microsoft YaHei" w:eastAsia="Microsoft YaHei" w:cs="Microsoft YaHei"/>
+                <w:b/>
+                <w:color w:val="FFFFFF"/>
+                <w:sz w:val="19"/>
+              </w:rPr>
+              <w:t>场景</w:t>
+            </w:r>
+          </w:p>
+        </w:tc>
+        <w:tc>
+          <w:tcPr>
+            <w:tcW w:type="dxa" w:w="1872"/>
+            <w:tcBorders>
+              <w:top w:val="single" w:sz="4" w:space="0" w:color="BBBBBB"/>
+              <w:left w:val="single" w:sz="4" w:space="0" w:color="BBBBBB"/>
+              <w:bottom w:val="single" w:sz="4" w:space="0" w:color="BBBBBB"/>
+              <w:right w:val="single" w:sz="4" w:space="0" w:color="BBBBBB"/>
+            </w:tcBorders>
+            <w:shd w:val="clear" w:color="auto" w:fill="1F4E79"/>
+          </w:tcPr>
+          <w:p>
+            <w:pPr>
+              <w:spacing w:before="0" w:after="0" w:line="240" w:lineRule="auto"/>
+              <w:jc w:val="center"/>
+            </w:pPr>
+            <w:r>
+              <w:rPr>
+                <w:rFonts w:ascii="Microsoft YaHei" w:hAnsi="Microsoft YaHei" w:eastAsia="Microsoft YaHei" w:cs="Microsoft YaHei"/>
+                <w:b/>
+                <w:color w:val="FFFFFF"/>
+                <w:sz w:val="19"/>
+              </w:rPr>
+              <w:t>归属</w:t>
+            </w:r>
+          </w:p>
+        </w:tc>
+        <w:tc>
+          <w:tcPr>
+            <w:tcW w:type="dxa" w:w="1872"/>
+            <w:tcBorders>
+              <w:top w:val="single" w:sz="4" w:space="0" w:color="BBBBBB"/>
+              <w:left w:val="single" w:sz="4" w:space="0" w:color="BBBBBB"/>
+              <w:bottom w:val="single" w:sz="4" w:space="0" w:color="BBBBBB"/>
+              <w:right w:val="single" w:sz="4" w:space="0" w:color="BBBBBB"/>
+            </w:tcBorders>
+            <w:shd w:val="clear" w:color="auto" w:fill="1F4E79"/>
+          </w:tcPr>
+          <w:p>
+            <w:pPr>
+              <w:spacing w:before="0" w:after="0" w:line="240" w:lineRule="auto"/>
+              <w:jc w:val="center"/>
+            </w:pPr>
+            <w:r>
+              <w:rPr>
+                <w:rFonts w:ascii="Microsoft YaHei" w:hAnsi="Microsoft YaHei" w:eastAsia="Microsoft YaHei" w:cs="Microsoft YaHei"/>
+                <w:b/>
+                <w:color w:val="FFFFFF"/>
+                <w:sz w:val="19"/>
+              </w:rPr>
+              <w:t>评估</w:t>
+            </w:r>
+          </w:p>
+        </w:tc>
+        <w:tc>
+          <w:tcPr>
+            <w:tcW w:type="dxa" w:w="1872"/>
+            <w:tcBorders>
+              <w:top w:val="single" w:sz="4" w:space="0" w:color="BBBBBB"/>
+              <w:left w:val="single" w:sz="4" w:space="0" w:color="BBBBBB"/>
+              <w:bottom w:val="single" w:sz="4" w:space="0" w:color="BBBBBB"/>
+              <w:right w:val="single" w:sz="4" w:space="0" w:color="BBBBBB"/>
+            </w:tcBorders>
+            <w:shd w:val="clear" w:color="auto" w:fill="1F4E79"/>
+          </w:tcPr>
+          <w:p>
+            <w:pPr>
+              <w:spacing w:before="0" w:after="0" w:line="240" w:lineRule="auto"/>
+              <w:jc w:val="center"/>
+            </w:pPr>
+            <w:r>
+              <w:rPr>
+                <w:rFonts w:ascii="Microsoft YaHei" w:hAnsi="Microsoft YaHei" w:eastAsia="Microsoft YaHei" w:cs="Microsoft YaHei"/>
+                <w:b/>
+                <w:color w:val="FFFFFF"/>
+                <w:sz w:val="19"/>
+              </w:rPr>
+              <w:t>实现</w:t>
+            </w:r>
+          </w:p>
+        </w:tc>
+      </w:tr>
+      <w:tr>
+        <w:tc>
+          <w:tcPr>
+            <w:tcW w:type="dxa" w:w="1872"/>
+            <w:tcBorders>
+              <w:top w:val="single" w:sz="4" w:space="0" w:color="BBBBBB"/>
+              <w:left w:val="single" w:sz="4" w:space="0" w:color="BBBBBB"/>
+              <w:bottom w:val="single" w:sz="4" w:space="0" w:color="BBBBBB"/>
+              <w:right w:val="single" w:sz="4" w:space="0" w:color="BBBBBB"/>
+            </w:tcBorders>
+          </w:tcPr>
+          <w:p>
+            <w:pPr>
+              <w:spacing w:before="0" w:after="0" w:line="240" w:lineRule="auto"/>
+            </w:pPr>
+            <w:r>
+              <w:rPr>
+                <w:rFonts w:ascii="Microsoft YaHei" w:hAnsi="Microsoft YaHei" w:eastAsia="Microsoft YaHei" w:cs="Microsoft YaHei"/>
+                <w:b w:val="0"/>
+                <w:sz w:val="18"/>
+              </w:rPr>
+              <w:t>Q9</w:t>
+            </w:r>
+          </w:p>
+        </w:tc>
+        <w:tc>
+          <w:tcPr>
+            <w:tcW w:type="dxa" w:w="1872"/>
+            <w:tcBorders>
+              <w:top w:val="single" w:sz="4" w:space="0" w:color="BBBBBB"/>
+              <w:left w:val="single" w:sz="4" w:space="0" w:color="BBBBBB"/>
+              <w:bottom w:val="single" w:sz="4" w:space="0" w:color="BBBBBB"/>
+              <w:right w:val="single" w:sz="4" w:space="0" w:color="BBBBBB"/>
+            </w:tcBorders>
+          </w:tcPr>
+          <w:p>
+            <w:pPr>
+              <w:spacing w:before="0" w:after="0" w:line="240" w:lineRule="auto"/>
+            </w:pPr>
+            <w:r>
+              <w:rPr>
+                <w:rFonts w:ascii="Microsoft YaHei" w:hAnsi="Microsoft YaHei" w:eastAsia="Microsoft YaHei" w:cs="Microsoft YaHei"/>
+                <w:b w:val="0"/>
+                <w:sz w:val="18"/>
+              </w:rPr>
+              <w:t>APQP 阶段评审数字网关（事前预防，补 8D 事后）</w:t>
+            </w:r>
+          </w:p>
+        </w:tc>
+        <w:tc>
+          <w:tcPr>
+            <w:tcW w:type="dxa" w:w="1872"/>
+            <w:tcBorders>
+              <w:top w:val="single" w:sz="4" w:space="0" w:color="BBBBBB"/>
+              <w:left w:val="single" w:sz="4" w:space="0" w:color="BBBBBB"/>
+              <w:bottom w:val="single" w:sz="4" w:space="0" w:color="BBBBBB"/>
+              <w:right w:val="single" w:sz="4" w:space="0" w:color="BBBBBB"/>
+            </w:tcBorders>
+          </w:tcPr>
+          <w:p>
+            <w:pPr>
+              <w:spacing w:before="0" w:after="0" w:line="240" w:lineRule="auto"/>
+            </w:pPr>
+            <w:r>
+              <w:rPr>
+                <w:rFonts w:ascii="Microsoft YaHei" w:hAnsi="Microsoft YaHei" w:eastAsia="Microsoft YaHei" w:cs="Microsoft YaHei"/>
+                <w:b w:val="0"/>
+                <w:sz w:val="18"/>
+              </w:rPr>
+              <w:t>质量（Paul，优先）</w:t>
+            </w:r>
+          </w:p>
+        </w:tc>
+        <w:tc>
+          <w:tcPr>
+            <w:tcW w:type="dxa" w:w="1872"/>
+            <w:tcBorders>
+              <w:top w:val="single" w:sz="4" w:space="0" w:color="BBBBBB"/>
+              <w:left w:val="single" w:sz="4" w:space="0" w:color="BBBBBB"/>
+              <w:bottom w:val="single" w:sz="4" w:space="0" w:color="BBBBBB"/>
+              <w:right w:val="single" w:sz="4" w:space="0" w:color="BBBBBB"/>
+            </w:tcBorders>
+          </w:tcPr>
+          <w:p>
+            <w:pPr>
+              <w:spacing w:before="0" w:after="0" w:line="240" w:lineRule="auto"/>
+            </w:pPr>
+            <w:r>
+              <w:rPr>
+                <w:rFonts w:ascii="Microsoft YaHei" w:hAnsi="Microsoft YaHei" w:eastAsia="Microsoft YaHei" w:cs="Microsoft YaHei"/>
+                <w:b w:val="0"/>
+                <w:sz w:val="18"/>
+              </w:rPr>
+              <w:t>Phase-1 末</w:t>
+            </w:r>
+          </w:p>
+        </w:tc>
+        <w:tc>
+          <w:tcPr>
+            <w:tcW w:type="dxa" w:w="1872"/>
+            <w:tcBorders>
+              <w:top w:val="single" w:sz="4" w:space="0" w:color="BBBBBB"/>
+              <w:left w:val="single" w:sz="4" w:space="0" w:color="BBBBBB"/>
+              <w:bottom w:val="single" w:sz="4" w:space="0" w:color="BBBBBB"/>
+              <w:right w:val="single" w:sz="4" w:space="0" w:color="BBBBBB"/>
+            </w:tcBorders>
+          </w:tcPr>
+          <w:p>
+            <w:pPr>
+              <w:spacing w:before="0" w:after="0" w:line="240" w:lineRule="auto"/>
+            </w:pPr>
+            <w:r>
+              <w:rPr>
+                <w:rFonts w:ascii="Microsoft YaHei" w:hAnsi="Microsoft YaHei" w:eastAsia="Microsoft YaHei" w:cs="Microsoft YaHei"/>
+                <w:b w:val="0"/>
+                <w:sz w:val="18"/>
+              </w:rPr>
+              <w:t>月 19-24</w:t>
+            </w:r>
+          </w:p>
+        </w:tc>
+      </w:tr>
+      <w:tr>
+        <w:tc>
+          <w:tcPr>
+            <w:tcW w:type="dxa" w:w="1872"/>
+            <w:tcBorders>
+              <w:top w:val="single" w:sz="4" w:space="0" w:color="BBBBBB"/>
+              <w:left w:val="single" w:sz="4" w:space="0" w:color="BBBBBB"/>
+              <w:bottom w:val="single" w:sz="4" w:space="0" w:color="BBBBBB"/>
+              <w:right w:val="single" w:sz="4" w:space="0" w:color="BBBBBB"/>
+            </w:tcBorders>
+            <w:shd w:val="clear" w:color="auto" w:fill="F2F6FB"/>
+          </w:tcPr>
+          <w:p>
+            <w:pPr>
+              <w:spacing w:before="0" w:after="0" w:line="240" w:lineRule="auto"/>
+            </w:pPr>
+            <w:r>
+              <w:rPr>
+                <w:rFonts w:ascii="Microsoft YaHei" w:hAnsi="Microsoft YaHei" w:eastAsia="Microsoft YaHei" w:cs="Microsoft YaHei"/>
+                <w:b w:val="0"/>
+                <w:sz w:val="18"/>
+              </w:rPr>
+              <w:t>R6</w:t>
+            </w:r>
+          </w:p>
+        </w:tc>
+        <w:tc>
+          <w:tcPr>
+            <w:tcW w:type="dxa" w:w="1872"/>
+            <w:tcBorders>
+              <w:top w:val="single" w:sz="4" w:space="0" w:color="BBBBBB"/>
+              <w:left w:val="single" w:sz="4" w:space="0" w:color="BBBBBB"/>
+              <w:bottom w:val="single" w:sz="4" w:space="0" w:color="BBBBBB"/>
+              <w:right w:val="single" w:sz="4" w:space="0" w:color="BBBBBB"/>
+            </w:tcBorders>
+            <w:shd w:val="clear" w:color="auto" w:fill="F2F6FB"/>
+          </w:tcPr>
+          <w:p>
+            <w:pPr>
+              <w:spacing w:before="0" w:after="0" w:line="240" w:lineRule="auto"/>
+            </w:pPr>
+            <w:r>
+              <w:rPr>
+                <w:rFonts w:ascii="Microsoft YaHei" w:hAnsi="Microsoft YaHei" w:eastAsia="Microsoft YaHei" w:cs="Microsoft YaHei"/>
+                <w:b w:val="0"/>
+                <w:sz w:val="18"/>
+              </w:rPr>
+              <w:t>ASPICE 追溯链自动化构建</w:t>
+            </w:r>
+          </w:p>
+        </w:tc>
+        <w:tc>
+          <w:tcPr>
+            <w:tcW w:type="dxa" w:w="1872"/>
+            <w:tcBorders>
+              <w:top w:val="single" w:sz="4" w:space="0" w:color="BBBBBB"/>
+              <w:left w:val="single" w:sz="4" w:space="0" w:color="BBBBBB"/>
+              <w:bottom w:val="single" w:sz="4" w:space="0" w:color="BBBBBB"/>
+              <w:right w:val="single" w:sz="4" w:space="0" w:color="BBBBBB"/>
+            </w:tcBorders>
+            <w:shd w:val="clear" w:color="auto" w:fill="F2F6FB"/>
+          </w:tcPr>
+          <w:p>
+            <w:pPr>
+              <w:spacing w:before="0" w:after="0" w:line="240" w:lineRule="auto"/>
+            </w:pPr>
+            <w:r>
+              <w:rPr>
+                <w:rFonts w:ascii="Microsoft YaHei" w:hAnsi="Microsoft YaHei" w:eastAsia="Microsoft YaHei" w:cs="Microsoft YaHei"/>
+                <w:b w:val="0"/>
+                <w:sz w:val="18"/>
+              </w:rPr>
+              <w:t>工程研发</w:t>
+            </w:r>
+          </w:p>
+        </w:tc>
+        <w:tc>
+          <w:tcPr>
+            <w:tcW w:type="dxa" w:w="1872"/>
+            <w:tcBorders>
+              <w:top w:val="single" w:sz="4" w:space="0" w:color="BBBBBB"/>
+              <w:left w:val="single" w:sz="4" w:space="0" w:color="BBBBBB"/>
+              <w:bottom w:val="single" w:sz="4" w:space="0" w:color="BBBBBB"/>
+              <w:right w:val="single" w:sz="4" w:space="0" w:color="BBBBBB"/>
+            </w:tcBorders>
+            <w:shd w:val="clear" w:color="auto" w:fill="F2F6FB"/>
+          </w:tcPr>
+          <w:p>
+            <w:pPr>
+              <w:spacing w:before="0" w:after="0" w:line="240" w:lineRule="auto"/>
+            </w:pPr>
+            <w:r>
+              <w:rPr>
+                <w:rFonts w:ascii="Microsoft YaHei" w:hAnsi="Microsoft YaHei" w:eastAsia="Microsoft YaHei" w:cs="Microsoft YaHei"/>
+                <w:b w:val="0"/>
+                <w:sz w:val="18"/>
+              </w:rPr>
+              <w:t>Phase-1 末</w:t>
+            </w:r>
+          </w:p>
+        </w:tc>
+        <w:tc>
+          <w:tcPr>
+            <w:tcW w:type="dxa" w:w="1872"/>
+            <w:tcBorders>
+              <w:top w:val="single" w:sz="4" w:space="0" w:color="BBBBBB"/>
+              <w:left w:val="single" w:sz="4" w:space="0" w:color="BBBBBB"/>
+              <w:bottom w:val="single" w:sz="4" w:space="0" w:color="BBBBBB"/>
+              <w:right w:val="single" w:sz="4" w:space="0" w:color="BBBBBB"/>
+            </w:tcBorders>
+            <w:shd w:val="clear" w:color="auto" w:fill="F2F6FB"/>
+          </w:tcPr>
+          <w:p>
+            <w:pPr>
+              <w:spacing w:before="0" w:after="0" w:line="240" w:lineRule="auto"/>
+            </w:pPr>
+            <w:r>
+              <w:rPr>
+                <w:rFonts w:ascii="Microsoft YaHei" w:hAnsi="Microsoft YaHei" w:eastAsia="Microsoft YaHei" w:cs="Microsoft YaHei"/>
+                <w:b w:val="0"/>
+                <w:sz w:val="18"/>
+              </w:rPr>
+              <w:t>月 19-24</w:t>
+            </w:r>
+          </w:p>
+        </w:tc>
+      </w:tr>
+      <w:tr>
+        <w:tc>
+          <w:tcPr>
+            <w:tcW w:type="dxa" w:w="1872"/>
+            <w:tcBorders>
+              <w:top w:val="single" w:sz="4" w:space="0" w:color="BBBBBB"/>
+              <w:left w:val="single" w:sz="4" w:space="0" w:color="BBBBBB"/>
+              <w:bottom w:val="single" w:sz="4" w:space="0" w:color="BBBBBB"/>
+              <w:right w:val="single" w:sz="4" w:space="0" w:color="BBBBBB"/>
+            </w:tcBorders>
+          </w:tcPr>
+          <w:p>
+            <w:pPr>
+              <w:spacing w:before="0" w:after="0" w:line="240" w:lineRule="auto"/>
+            </w:pPr>
+            <w:r>
+              <w:rPr>
+                <w:rFonts w:ascii="Microsoft YaHei" w:hAnsi="Microsoft YaHei" w:eastAsia="Microsoft YaHei" w:cs="Microsoft YaHei"/>
+                <w:b w:val="0"/>
+                <w:sz w:val="18"/>
+              </w:rPr>
+              <w:t>R7</w:t>
+            </w:r>
+          </w:p>
+        </w:tc>
+        <w:tc>
+          <w:tcPr>
+            <w:tcW w:type="dxa" w:w="1872"/>
+            <w:tcBorders>
+              <w:top w:val="single" w:sz="4" w:space="0" w:color="BBBBBB"/>
+              <w:left w:val="single" w:sz="4" w:space="0" w:color="BBBBBB"/>
+              <w:bottom w:val="single" w:sz="4" w:space="0" w:color="BBBBBB"/>
+              <w:right w:val="single" w:sz="4" w:space="0" w:color="BBBBBB"/>
+            </w:tcBorders>
+          </w:tcPr>
+          <w:p>
+            <w:pPr>
+              <w:spacing w:before="0" w:after="0" w:line="240" w:lineRule="auto"/>
+            </w:pPr>
+            <w:r>
+              <w:rPr>
+                <w:rFonts w:ascii="Microsoft YaHei" w:hAnsi="Microsoft YaHei" w:eastAsia="Microsoft YaHei" w:cs="Microsoft YaHei"/>
+                <w:b w:val="0"/>
+                <w:sz w:val="18"/>
+              </w:rPr>
+              <w:t>HIL 测试日志智能定位/Bug 分类</w:t>
+            </w:r>
+          </w:p>
+        </w:tc>
+        <w:tc>
+          <w:tcPr>
+            <w:tcW w:type="dxa" w:w="1872"/>
+            <w:tcBorders>
+              <w:top w:val="single" w:sz="4" w:space="0" w:color="BBBBBB"/>
+              <w:left w:val="single" w:sz="4" w:space="0" w:color="BBBBBB"/>
+              <w:bottom w:val="single" w:sz="4" w:space="0" w:color="BBBBBB"/>
+              <w:right w:val="single" w:sz="4" w:space="0" w:color="BBBBBB"/>
+            </w:tcBorders>
+          </w:tcPr>
+          <w:p>
+            <w:pPr>
+              <w:spacing w:before="0" w:after="0" w:line="240" w:lineRule="auto"/>
+            </w:pPr>
+            <w:r>
+              <w:rPr>
+                <w:rFonts w:ascii="Microsoft YaHei" w:hAnsi="Microsoft YaHei" w:eastAsia="Microsoft YaHei" w:cs="Microsoft YaHei"/>
+                <w:b w:val="0"/>
+                <w:sz w:val="18"/>
+              </w:rPr>
+              <w:t>工程研发</w:t>
+            </w:r>
+          </w:p>
+        </w:tc>
+        <w:tc>
+          <w:tcPr>
+            <w:tcW w:type="dxa" w:w="1872"/>
+            <w:tcBorders>
+              <w:top w:val="single" w:sz="4" w:space="0" w:color="BBBBBB"/>
+              <w:left w:val="single" w:sz="4" w:space="0" w:color="BBBBBB"/>
+              <w:bottom w:val="single" w:sz="4" w:space="0" w:color="BBBBBB"/>
+              <w:right w:val="single" w:sz="4" w:space="0" w:color="BBBBBB"/>
+            </w:tcBorders>
+          </w:tcPr>
+          <w:p>
+            <w:pPr>
+              <w:spacing w:before="0" w:after="0" w:line="240" w:lineRule="auto"/>
+            </w:pPr>
+            <w:r>
+              <w:rPr>
+                <w:rFonts w:ascii="Microsoft YaHei" w:hAnsi="Microsoft YaHei" w:eastAsia="Microsoft YaHei" w:cs="Microsoft YaHei"/>
+                <w:b w:val="0"/>
+                <w:sz w:val="18"/>
+              </w:rPr>
+              <w:t>Phase-1 末</w:t>
+            </w:r>
+          </w:p>
+        </w:tc>
+        <w:tc>
+          <w:tcPr>
+            <w:tcW w:type="dxa" w:w="1872"/>
+            <w:tcBorders>
+              <w:top w:val="single" w:sz="4" w:space="0" w:color="BBBBBB"/>
+              <w:left w:val="single" w:sz="4" w:space="0" w:color="BBBBBB"/>
+              <w:bottom w:val="single" w:sz="4" w:space="0" w:color="BBBBBB"/>
+              <w:right w:val="single" w:sz="4" w:space="0" w:color="BBBBBB"/>
+            </w:tcBorders>
+          </w:tcPr>
+          <w:p>
+            <w:pPr>
+              <w:spacing w:before="0" w:after="0" w:line="240" w:lineRule="auto"/>
+            </w:pPr>
+            <w:r>
+              <w:rPr>
+                <w:rFonts w:ascii="Microsoft YaHei" w:hAnsi="Microsoft YaHei" w:eastAsia="Microsoft YaHei" w:cs="Microsoft YaHei"/>
+                <w:b w:val="0"/>
+                <w:sz w:val="18"/>
+              </w:rPr>
+              <w:t>月 19-24</w:t>
+            </w:r>
+          </w:p>
+        </w:tc>
+      </w:tr>
+      <w:tr>
+        <w:tc>
+          <w:tcPr>
+            <w:tcW w:type="dxa" w:w="1872"/>
+            <w:tcBorders>
+              <w:top w:val="single" w:sz="4" w:space="0" w:color="BBBBBB"/>
+              <w:left w:val="single" w:sz="4" w:space="0" w:color="BBBBBB"/>
+              <w:bottom w:val="single" w:sz="4" w:space="0" w:color="BBBBBB"/>
+              <w:right w:val="single" w:sz="4" w:space="0" w:color="BBBBBB"/>
+            </w:tcBorders>
+            <w:shd w:val="clear" w:color="auto" w:fill="F2F6FB"/>
+          </w:tcPr>
+          <w:p>
+            <w:pPr>
+              <w:spacing w:before="0" w:after="0" w:line="240" w:lineRule="auto"/>
+            </w:pPr>
+            <w:r>
+              <w:rPr>
+                <w:rFonts w:ascii="Microsoft YaHei" w:hAnsi="Microsoft YaHei" w:eastAsia="Microsoft YaHei" w:cs="Microsoft YaHei"/>
+                <w:b w:val="0"/>
+                <w:sz w:val="18"/>
+              </w:rPr>
+              <w:t>S3+</w:t>
+            </w:r>
+          </w:p>
+        </w:tc>
+        <w:tc>
+          <w:tcPr>
+            <w:tcW w:type="dxa" w:w="1872"/>
+            <w:tcBorders>
+              <w:top w:val="single" w:sz="4" w:space="0" w:color="BBBBBB"/>
+              <w:left w:val="single" w:sz="4" w:space="0" w:color="BBBBBB"/>
+              <w:bottom w:val="single" w:sz="4" w:space="0" w:color="BBBBBB"/>
+              <w:right w:val="single" w:sz="4" w:space="0" w:color="BBBBBB"/>
+            </w:tcBorders>
+            <w:shd w:val="clear" w:color="auto" w:fill="F2F6FB"/>
+          </w:tcPr>
+          <w:p>
+            <w:pPr>
+              <w:spacing w:before="0" w:after="0" w:line="240" w:lineRule="auto"/>
+            </w:pPr>
+            <w:r>
+              <w:rPr>
+                <w:rFonts w:ascii="Microsoft YaHei" w:hAnsi="Microsoft YaHei" w:eastAsia="Microsoft YaHei" w:cs="Microsoft YaHei"/>
+                <w:b w:val="0"/>
+                <w:sz w:val="18"/>
+              </w:rPr>
+              <w:t>NRE 智能成本估算深化（S3 已含子场景）</w:t>
+            </w:r>
+          </w:p>
+        </w:tc>
+        <w:tc>
+          <w:tcPr>
+            <w:tcW w:type="dxa" w:w="1872"/>
+            <w:tcBorders>
+              <w:top w:val="single" w:sz="4" w:space="0" w:color="BBBBBB"/>
+              <w:left w:val="single" w:sz="4" w:space="0" w:color="BBBBBB"/>
+              <w:bottom w:val="single" w:sz="4" w:space="0" w:color="BBBBBB"/>
+              <w:right w:val="single" w:sz="4" w:space="0" w:color="BBBBBB"/>
+            </w:tcBorders>
+            <w:shd w:val="clear" w:color="auto" w:fill="F2F6FB"/>
+          </w:tcPr>
+          <w:p>
+            <w:pPr>
+              <w:spacing w:before="0" w:after="0" w:line="240" w:lineRule="auto"/>
+            </w:pPr>
+            <w:r>
+              <w:rPr>
+                <w:rFonts w:ascii="Microsoft YaHei" w:hAnsi="Microsoft YaHei" w:eastAsia="Microsoft YaHei" w:cs="Microsoft YaHei"/>
+                <w:b w:val="0"/>
+                <w:sz w:val="18"/>
+              </w:rPr>
+              <w:t>销售/BD</w:t>
+            </w:r>
+          </w:p>
+        </w:tc>
+        <w:tc>
+          <w:tcPr>
+            <w:tcW w:type="dxa" w:w="1872"/>
+            <w:tcBorders>
+              <w:top w:val="single" w:sz="4" w:space="0" w:color="BBBBBB"/>
+              <w:left w:val="single" w:sz="4" w:space="0" w:color="BBBBBB"/>
+              <w:bottom w:val="single" w:sz="4" w:space="0" w:color="BBBBBB"/>
+              <w:right w:val="single" w:sz="4" w:space="0" w:color="BBBBBB"/>
+            </w:tcBorders>
+            <w:shd w:val="clear" w:color="auto" w:fill="F2F6FB"/>
+          </w:tcPr>
+          <w:p>
+            <w:pPr>
+              <w:spacing w:before="0" w:after="0" w:line="240" w:lineRule="auto"/>
+            </w:pPr>
+            <w:r>
+              <w:rPr>
+                <w:rFonts w:ascii="Microsoft YaHei" w:hAnsi="Microsoft YaHei" w:eastAsia="Microsoft YaHei" w:cs="Microsoft YaHei"/>
+                <w:b w:val="0"/>
+                <w:sz w:val="18"/>
+              </w:rPr>
+              <w:t>随 S3 评估</w:t>
+            </w:r>
+          </w:p>
+        </w:tc>
+        <w:tc>
+          <w:tcPr>
+            <w:tcW w:type="dxa" w:w="1872"/>
+            <w:tcBorders>
+              <w:top w:val="single" w:sz="4" w:space="0" w:color="BBBBBB"/>
+              <w:left w:val="single" w:sz="4" w:space="0" w:color="BBBBBB"/>
+              <w:bottom w:val="single" w:sz="4" w:space="0" w:color="BBBBBB"/>
+              <w:right w:val="single" w:sz="4" w:space="0" w:color="BBBBBB"/>
+            </w:tcBorders>
+            <w:shd w:val="clear" w:color="auto" w:fill="F2F6FB"/>
+          </w:tcPr>
+          <w:p>
+            <w:pPr>
+              <w:spacing w:before="0" w:after="0" w:line="240" w:lineRule="auto"/>
+            </w:pPr>
+            <w:r>
+              <w:rPr>
+                <w:rFonts w:ascii="Microsoft YaHei" w:hAnsi="Microsoft YaHei" w:eastAsia="Microsoft YaHei" w:cs="Microsoft YaHei"/>
+                <w:b w:val="0"/>
+                <w:sz w:val="18"/>
+              </w:rPr>
+              <w:t>Phase 1 深化 / Phase 2 扩展</w:t>
+            </w:r>
+          </w:p>
+        </w:tc>
+      </w:tr>
+    </w:tbl>
+    <w:p>
+      <w:pPr>
+        <w:spacing w:after="40"/>
+      </w:pPr>
+    </w:p>
+    <w:p>
+      <w:pPr>
+        <w:pBdr>
+          <w:left w:val="single" w:sz="18" w:space="8" w:color="1F4E79"/>
+        </w:pBdr>
+        <w:shd w:val="clear" w:color="auto" w:fill="EAF1FB"/>
+        <w:spacing w:before="80" w:after="160"/>
+        <w:ind w:left="160"/>
+      </w:pPr>
+      <w:r>
+        <w:rPr>
+          <w:rFonts w:ascii="Microsoft YaHei" w:hAnsi="Microsoft YaHei" w:eastAsia="Microsoft YaHei" w:cs="Microsoft YaHei"/>
+          <w:b w:val="0"/>
+          <w:sz w:val="20"/>
+        </w:rPr>
+        <w:t>ASPICE/HIL 涉安全相关代码须守 ISO 26262 规范（ASIL C/D = AI 禁区）。Phase 2 范围与排期在 Phase-1 末复盘定稿。</w:t>
+      </w:r>
+    </w:p>
+    <w:p>
+      <w:pPr>
+        <w:spacing w:after="100"/>
+      </w:pPr>
+      <w:r>
+        <w:rPr>
+          <w:rFonts w:ascii="Microsoft YaHei" w:hAnsi="Microsoft YaHei" w:eastAsia="Microsoft YaHei" w:cs="Microsoft YaHei"/>
+          <w:b w:val="0"/>
+          <w:sz w:val="21"/>
+        </w:rPr>
+        <w:t>*版本：2026-06-11（含 Phase 1 修正 + supplychain 收割重排 + 七.1 收割收尾进度 + 质量域序列修订 + Phase 2 展望）| 财务部采用 FI1-FI8 连续编号，已删除 U9C 原生功能场景*</w:t>
+      </w:r>
     </w:p>
     <w:sectPr>
       <w:headerReference w:type="default" r:id="rId9"/>

--- a/0-学习与工具/卓品智能AI转型实施计划（最新版）.docx
+++ b/0-学习与工具/卓品智能AI转型实施计划（最新版）.docx
@@ -63,7 +63,7 @@
           <w:b w:val="0"/>
           <w:sz w:val="20"/>
         </w:rPr>
-        <w:t>版本：2026-06-11（含 Phase 1 修正 + supplychain 收割重排 + 收割收尾进度，见第七节及七.1）</w:t>
+        <w:t>版本：2026-06-13（含 Phase 1 修正 + supplychain 收割重排 + 收割收尾进度 + 七.2 执行治理；阶段命名采用 Phase+Stage 两级制，见《全景规划》§0.1：Phase 1 = S1 筑基期/S2 扩面期/S3 深化期，Phase 2 = 产品工程跃升期）</w:t>
       </w:r>
       <w:r>
         <w:br/>
@@ -1475,7 +1475,23 @@
                 <w:b w:val="0"/>
                 <w:sz w:val="18"/>
               </w:rPr>
-              <w:t>待开发（预测类，需历史数据积累，维持）</w:t>
+              <w:t>待开发；</w:t>
+            </w:r>
+            <w:r>
+              <w:rPr>
+                <w:rFonts w:ascii="Microsoft YaHei" w:hAnsi="Microsoft YaHei" w:eastAsia="Microsoft YaHei" w:cs="Microsoft YaHei"/>
+                <w:b/>
+                <w:sz w:val="18"/>
+              </w:rPr>
+              <w:t>降范围 MVP</w:t>
+            </w:r>
+            <w:r>
+              <w:rPr>
+                <w:rFonts w:ascii="Microsoft YaHei" w:hAnsi="Microsoft YaHei" w:eastAsia="Microsoft YaHei" w:cs="Microsoft YaHei"/>
+                <w:b w:val="0"/>
+                <w:sz w:val="18"/>
+              </w:rPr>
+              <w:t>（2026-06-13 决策 D-3=A：首版仅 OEM 历史订单+公开车市数据，SC7/SC8 特征后续迭代）</w:t>
             </w:r>
           </w:p>
         </w:tc>
@@ -3717,7 +3733,7 @@
                 <w:b w:val="0"/>
                 <w:sz w:val="18"/>
               </w:rPr>
-              <w:t>2027-01</w:t>
+              <w:t>2026-12</w:t>
             </w:r>
           </w:p>
         </w:tc>
@@ -3765,7 +3781,7 @@
                 <w:b w:val="0"/>
                 <w:sz w:val="18"/>
               </w:rPr>
-              <w:t>为 8D 喂入口</w:t>
+              <w:t>为 8D 喂入口；2026-06-19 稳妥版提前</w:t>
             </w:r>
           </w:p>
         </w:tc>
@@ -4223,7 +4239,7 @@
                 <w:b w:val="0"/>
                 <w:sz w:val="18"/>
               </w:rPr>
-              <w:t>2027-02</w:t>
+              <w:t>2027-01</w:t>
             </w:r>
           </w:p>
         </w:tc>
@@ -4265,6 +4281,14 @@
             <w:pPr>
               <w:spacing w:before="0" w:after="0" w:line="240" w:lineRule="auto"/>
             </w:pPr>
+            <w:r>
+              <w:rPr>
+                <w:rFonts w:ascii="Microsoft YaHei" w:hAnsi="Microsoft YaHei" w:eastAsia="Microsoft YaHei" w:cs="Microsoft YaHei"/>
+                <w:b w:val="0"/>
+                <w:sz w:val="18"/>
+              </w:rPr>
+              <w:t>2026-06-19 稳妥版提前</w:t>
+            </w:r>
           </w:p>
         </w:tc>
       </w:tr>
@@ -6142,7 +6166,7 @@
           <w:b/>
           <w:sz w:val="20"/>
         </w:rPr>
-        <w:t>质量域排期 2026-06-11 修订</w:t>
+        <w:t>质量域排期（2026-06-11 修订 + 2026-06-19 稳妥版优化，Paul 批准）</w:t>
       </w:r>
       <w:r>
         <w:rPr>
@@ -6150,7 +6174,39 @@
           <w:b w:val="0"/>
           <w:sz w:val="20"/>
         </w:rPr>
-        <w:t>（Paul 批准）：质量旗舰 8D①（10月入轨）、立项门禁②（11月）前置；客诉分流→2027-01、IATF/体系→02、PPAP→04、FMEA→05、新增 Q7 IQC→05/Q8 SPC→06。与《全景规划》§加速启动总览权威排期表一致。</w:t>
+        <w:t>：8D①（10月入轨）、立项门禁②（11月）前置；</w:t>
+      </w:r>
+      <w:r>
+        <w:rPr>
+          <w:rFonts w:ascii="Microsoft YaHei" w:hAnsi="Microsoft YaHei" w:eastAsia="Microsoft YaHei" w:cs="Microsoft YaHei"/>
+          <w:b/>
+          <w:sz w:val="20"/>
+        </w:rPr>
+        <w:t>客诉分流→2026-12、IATF/体系→2027-01</w:t>
+      </w:r>
+      <w:r>
+        <w:rPr>
+          <w:rFonts w:ascii="Microsoft YaHei" w:hAnsi="Microsoft YaHei" w:eastAsia="Microsoft YaHei" w:cs="Microsoft YaHei"/>
+          <w:b w:val="0"/>
+          <w:sz w:val="20"/>
+        </w:rPr>
+        <w:t>（陈忱就位+人力增援，自由档各再提前 1 月）；PPAP→04、FMEA→05、Q7 IQC→05、Q8 SPC→06 维持现档、</w:t>
+      </w:r>
+      <w:r>
+        <w:rPr>
+          <w:rFonts w:ascii="Microsoft YaHei" w:hAnsi="Microsoft YaHei" w:eastAsia="Microsoft YaHei" w:cs="Microsoft YaHei"/>
+          <w:b/>
+          <w:sz w:val="20"/>
+        </w:rPr>
+        <w:t>标"基础设施(MES/隔离层)就绪即提前"</w:t>
+      </w:r>
+      <w:r>
+        <w:rPr>
+          <w:rFonts w:ascii="Microsoft YaHei" w:hAnsi="Microsoft YaHei" w:eastAsia="Microsoft YaHei" w:cs="Microsoft YaHei"/>
+          <w:b w:val="0"/>
+          <w:sz w:val="20"/>
+        </w:rPr>
+        <w:t>。与《全景规划》§加速启动总览权威排期表一致。</w:t>
       </w:r>
     </w:p>
     <w:p>
@@ -6609,7 +6665,7 @@
           <w:rFonts w:ascii="NSimSun" w:hAnsi="NSimSun" w:eastAsia="NSimSun" w:cs="NSimSun"/>
           <w:sz w:val="17"/>
         </w:rPr>
-        <w:t xml:space="preserve">       [质量]    立项门禁 试点（FMEA 后置至 2027-05）</w:t>
+        <w:t xml:space="preserve">       [质量]    立项门禁 试点 + 客诉分流启动（提前至 12 月；FMEA 后置 2027-05）</w:t>
       </w:r>
     </w:p>
     <w:p>
@@ -6796,7 +6852,7 @@
           <w:rFonts w:ascii="NSimSun" w:hAnsi="NSimSun" w:eastAsia="NSimSun" w:cs="NSimSun"/>
           <w:sz w:val="17"/>
         </w:rPr>
-        <w:t xml:space="preserve">       [质量]    Q1 客诉分流（修订后；为 8D 喂入口）</w:t>
+        <w:t xml:space="preserve">       [质量]    Q5 IATF 审核准备/体系文档助手（提前自 2 月；客诉已 12 月上线）</w:t>
       </w:r>
     </w:p>
     <w:p>
@@ -6932,7 +6988,7 @@
           <w:rFonts w:ascii="NSimSun" w:hAnsi="NSimSun" w:eastAsia="NSimSun" w:cs="NSimSun"/>
           <w:sz w:val="17"/>
         </w:rPr>
-        <w:t xml:space="preserve">       [质量]    Q5 IATF 审核准备 / 体系文档助手</w:t>
+        <w:t xml:space="preserve">       [质量]    （8D①/立项门禁②/客诉 稳定运行；PPAP 准备）</w:t>
       </w:r>
     </w:p>
     <w:p>
@@ -8869,7 +8925,7 @@
                 <w:b w:val="0"/>
                 <w:sz w:val="18"/>
               </w:rPr>
-              <w:t>已接通 ✅</w:t>
+              <w:t>已收割 ⚠️</w:t>
             </w:r>
           </w:p>
         </w:tc>
@@ -8893,23 +8949,23 @@
                 <w:b w:val="0"/>
                 <w:sz w:val="18"/>
               </w:rPr>
-              <w:t xml:space="preserve">supplychain </w:t>
-            </w:r>
-            <w:r>
-              <w:rPr>
-                <w:rFonts w:ascii="Consolas" w:hAnsi="Consolas" w:eastAsia="Consolas" w:cs="Consolas"/>
+              <w:t>连接器已收割进底座；</w:t>
+            </w:r>
+            <w:r>
+              <w:rPr>
+                <w:rFonts w:ascii="Microsoft YaHei" w:hAnsi="Microsoft YaHei" w:eastAsia="Microsoft YaHei" w:cs="Microsoft YaHei"/>
+                <w:b/>
+                <w:sz w:val="18"/>
+              </w:rPr>
+              <w:t>当前 SC8 真实切换中 SRM 降级运行，凭据待迁本仓库 `.env` 解 900401</w:t>
+            </w:r>
+            <w:r>
+              <w:rPr>
+                <w:rFonts w:ascii="Microsoft YaHei" w:hAnsi="Microsoft YaHei" w:eastAsia="Microsoft YaHei" w:cs="Microsoft YaHei"/>
                 <w:b w:val="0"/>
                 <w:sz w:val="18"/>
               </w:rPr>
-              <w:t>xky_srm_connector</w:t>
-            </w:r>
-            <w:r>
-              <w:rPr>
-                <w:rFonts w:ascii="Microsoft YaHei" w:hAnsi="Microsoft YaHei" w:eastAsia="Microsoft YaHei" w:cs="Microsoft YaHei"/>
-                <w:b w:val="0"/>
-                <w:sz w:val="18"/>
-              </w:rPr>
-              <w:t xml:space="preserve"> 生产中，收割进平台底座</w:t>
+              <w:t>（CLAUDE.md 未结项②），恢复后回"生产中"</w:t>
             </w:r>
           </w:p>
         </w:tc>
@@ -10527,7 +10583,7 @@
           <w:b w:val="0"/>
           <w:sz w:val="21"/>
         </w:rPr>
-        <w:t xml:space="preserve"> = 平台底座 + SC1 正式上线 + 解依赖。指令点名的 SC6/Q1/Q6/FI1/FI2 五场景均被硬依赖阻塞（U9C MCP / 外部 API / 知识库未就绪），Phase 1 先做原型，数据闸门打开再真上线；</w:t>
+        <w:t xml:space="preserve"> = 平台底座 + SC1 正式上线 + 解依赖。指令点名的 SC6/Q1/Q6/FI1/FI2 五场景均被硬依赖阻塞（U9C MCP / 外部 API / 知识库未就绪），Phase 1 先做原型，数据闸门打开再真上线；Q6 当时结论为"维持 2027-03 后置"——</w:t>
       </w:r>
       <w:r>
         <w:rPr>
@@ -10535,7 +10591,7 @@
           <w:b/>
           <w:sz w:val="21"/>
         </w:rPr>
-        <w:t>Q6 维持 2027-03 后置</w:t>
+        <w:t>该结论已被 2026-06-11 质量域序列修订推翻：Q6 立项门禁提前至 2026-11（旗舰②），以 §一质量部表为准</w:t>
       </w:r>
       <w:r>
         <w:rPr>
@@ -10543,7 +10599,7 @@
           <w:b w:val="0"/>
           <w:sz w:val="21"/>
         </w:rPr>
-        <w:t>（依赖质量 Champion 黄金标准库）。</w:t>
+        <w:t>。</w:t>
       </w:r>
     </w:p>
     <w:p>
@@ -12156,7 +12212,7 @@
           <w:b/>
           <w:sz w:val="21"/>
         </w:rPr>
-        <w:t>总计 175 tests 全绿</w:t>
+        <w:t>收割合并时点 175 tests 全绿</w:t>
       </w:r>
       <w:r>
         <w:rPr>
@@ -12164,7 +12220,7 @@
           <w:b w:val="0"/>
           <w:sz w:val="21"/>
         </w:rPr>
-        <w:t>（底座 114 + O2 20 + SC5 41）。引擎落位遵循 rule-of-three：默认场景本地，第 2 真实消费方出现才提升底座（kit_engine 因 O2+SC5 双消费方已提升；compute_dos 仅 SC3 单消费方未提升）。</w:t>
+        <w:t>（底座 114 + O2 20 + SC5 41；PR #8/#9 后底座实测 117，全仓含 SC1/SC3/SC8 约 300+，以 CI 实测为准、本数字不再手工滚动）。引擎落位遵循 rule-of-three：默认场景本地，第 2 真实消费方出现才提升底座（kit_engine 因 O2+SC5 双消费方已提升；compute_dos 仅 SC3 单消费方未提升）。</w:t>
       </w:r>
     </w:p>
     <w:p>
@@ -12252,6 +12308,1249 @@
           <w:sz w:val="21"/>
         </w:rPr>
         <w:t xml:space="preserve"> — 7/1 申请；销售订单接入等被阻塞场景依赖其解锁。</w:t>
+      </w:r>
+    </w:p>
+    <w:p>
+      <w:pPr>
+        <w:pStyle w:val="Heading3"/>
+        <w:spacing w:before="180" w:after="120"/>
+      </w:pPr>
+      <w:r>
+        <w:rPr>
+          <w:rFonts w:ascii="Microsoft YaHei" w:hAnsi="Microsoft YaHei" w:eastAsia="Microsoft YaHei" w:cs="Microsoft YaHei"/>
+          <w:b/>
+          <w:color w:val="2E5B8A"/>
+          <w:sz w:val="25"/>
+        </w:rPr>
+        <w:t>七.2 执行治理：外部依赖升级机制、砍单规则与缓冲管理（2026-06-13 新增）</w:t>
+      </w:r>
+    </w:p>
+    <w:p>
+      <w:pPr>
+        <w:pBdr>
+          <w:left w:val="single" w:sz="18" w:space="8" w:color="1F4E79"/>
+        </w:pBdr>
+        <w:shd w:val="clear" w:color="auto" w:fill="EAF1FB"/>
+        <w:spacing w:before="80" w:after="160"/>
+        <w:ind w:left="160"/>
+      </w:pPr>
+      <w:r>
+        <w:rPr>
+          <w:rFonts w:ascii="Microsoft YaHei" w:hAnsi="Microsoft YaHei" w:eastAsia="Microsoft YaHei" w:cs="Microsoft YaHei"/>
+          <w:b w:val="0"/>
+          <w:sz w:val="20"/>
+        </w:rPr>
+        <w:t>来源：《全盘审计与差距分析报告-2026-06-13》§1.3——排期可信度取决于四个 AI 团队之外的外部方，本节把"指望"变成"机制"。</w:t>
+      </w:r>
+    </w:p>
+    <w:p>
+      <w:pPr>
+        <w:spacing w:after="100"/>
+      </w:pPr>
+      <w:r>
+        <w:rPr>
+          <w:rFonts w:ascii="Microsoft YaHei" w:hAnsi="Microsoft YaHei" w:eastAsia="Microsoft YaHei" w:cs="Microsoft YaHei"/>
+          <w:b/>
+          <w:sz w:val="21"/>
+        </w:rPr>
+        <w:t>1. 外部依赖升级机制（红线日 + 自动升级）</w:t>
+      </w:r>
+    </w:p>
+    <w:tbl>
+      <w:tblPr>
+        <w:tblW w:type="auto" w:w="0"/>
+        <w:jc w:val="center"/>
+        <w:tblLayout w:type="autofit"/>
+        <w:tblLook w:firstColumn="1" w:firstRow="1" w:lastColumn="0" w:lastRow="0" w:noHBand="0" w:noVBand="1" w:val="04A0"/>
+      </w:tblPr>
+      <w:tblGrid>
+        <w:gridCol w:w="1872"/>
+        <w:gridCol w:w="1872"/>
+        <w:gridCol w:w="1872"/>
+        <w:gridCol w:w="1872"/>
+        <w:gridCol w:w="1872"/>
+      </w:tblGrid>
+      <w:tr>
+        <w:tc>
+          <w:tcPr>
+            <w:tcW w:type="dxa" w:w="1872"/>
+            <w:tcBorders>
+              <w:top w:val="single" w:sz="4" w:space="0" w:color="BBBBBB"/>
+              <w:left w:val="single" w:sz="4" w:space="0" w:color="BBBBBB"/>
+              <w:bottom w:val="single" w:sz="4" w:space="0" w:color="BBBBBB"/>
+              <w:right w:val="single" w:sz="4" w:space="0" w:color="BBBBBB"/>
+            </w:tcBorders>
+            <w:shd w:val="clear" w:color="auto" w:fill="1F4E79"/>
+          </w:tcPr>
+          <w:p>
+            <w:pPr>
+              <w:spacing w:before="0" w:after="0" w:line="240" w:lineRule="auto"/>
+              <w:jc w:val="center"/>
+            </w:pPr>
+            <w:r>
+              <w:rPr>
+                <w:rFonts w:ascii="Microsoft YaHei" w:hAnsi="Microsoft YaHei" w:eastAsia="Microsoft YaHei" w:cs="Microsoft YaHei"/>
+                <w:b/>
+                <w:color w:val="FFFFFF"/>
+                <w:sz w:val="19"/>
+              </w:rPr>
+              <w:t>依赖链路</w:t>
+            </w:r>
+          </w:p>
+        </w:tc>
+        <w:tc>
+          <w:tcPr>
+            <w:tcW w:type="dxa" w:w="1872"/>
+            <w:tcBorders>
+              <w:top w:val="single" w:sz="4" w:space="0" w:color="BBBBBB"/>
+              <w:left w:val="single" w:sz="4" w:space="0" w:color="BBBBBB"/>
+              <w:bottom w:val="single" w:sz="4" w:space="0" w:color="BBBBBB"/>
+              <w:right w:val="single" w:sz="4" w:space="0" w:color="BBBBBB"/>
+            </w:tcBorders>
+            <w:shd w:val="clear" w:color="auto" w:fill="1F4E79"/>
+          </w:tcPr>
+          <w:p>
+            <w:pPr>
+              <w:spacing w:before="0" w:after="0" w:line="240" w:lineRule="auto"/>
+              <w:jc w:val="center"/>
+            </w:pPr>
+            <w:r>
+              <w:rPr>
+                <w:rFonts w:ascii="Microsoft YaHei" w:hAnsi="Microsoft YaHei" w:eastAsia="Microsoft YaHei" w:cs="Microsoft YaHei"/>
+                <w:b/>
+                <w:color w:val="FFFFFF"/>
+                <w:sz w:val="19"/>
+              </w:rPr>
+              <w:t>Owner</w:t>
+            </w:r>
+          </w:p>
+        </w:tc>
+        <w:tc>
+          <w:tcPr>
+            <w:tcW w:type="dxa" w:w="1872"/>
+            <w:tcBorders>
+              <w:top w:val="single" w:sz="4" w:space="0" w:color="BBBBBB"/>
+              <w:left w:val="single" w:sz="4" w:space="0" w:color="BBBBBB"/>
+              <w:bottom w:val="single" w:sz="4" w:space="0" w:color="BBBBBB"/>
+              <w:right w:val="single" w:sz="4" w:space="0" w:color="BBBBBB"/>
+            </w:tcBorders>
+            <w:shd w:val="clear" w:color="auto" w:fill="1F4E79"/>
+          </w:tcPr>
+          <w:p>
+            <w:pPr>
+              <w:spacing w:before="0" w:after="0" w:line="240" w:lineRule="auto"/>
+              <w:jc w:val="center"/>
+            </w:pPr>
+            <w:r>
+              <w:rPr>
+                <w:rFonts w:ascii="Microsoft YaHei" w:hAnsi="Microsoft YaHei" w:eastAsia="Microsoft YaHei" w:cs="Microsoft YaHei"/>
+                <w:b/>
+                <w:color w:val="FFFFFF"/>
+                <w:sz w:val="19"/>
+              </w:rPr>
+              <w:t>红线日</w:t>
+            </w:r>
+          </w:p>
+        </w:tc>
+        <w:tc>
+          <w:tcPr>
+            <w:tcW w:type="dxa" w:w="1872"/>
+            <w:tcBorders>
+              <w:top w:val="single" w:sz="4" w:space="0" w:color="BBBBBB"/>
+              <w:left w:val="single" w:sz="4" w:space="0" w:color="BBBBBB"/>
+              <w:bottom w:val="single" w:sz="4" w:space="0" w:color="BBBBBB"/>
+              <w:right w:val="single" w:sz="4" w:space="0" w:color="BBBBBB"/>
+            </w:tcBorders>
+            <w:shd w:val="clear" w:color="auto" w:fill="1F4E79"/>
+          </w:tcPr>
+          <w:p>
+            <w:pPr>
+              <w:spacing w:before="0" w:after="0" w:line="240" w:lineRule="auto"/>
+              <w:jc w:val="center"/>
+            </w:pPr>
+            <w:r>
+              <w:rPr>
+                <w:rFonts w:ascii="Microsoft YaHei" w:hAnsi="Microsoft YaHei" w:eastAsia="Microsoft YaHei" w:cs="Microsoft YaHei"/>
+                <w:b/>
+                <w:color w:val="FFFFFF"/>
+                <w:sz w:val="19"/>
+              </w:rPr>
+              <w:t>逾期动作</w:t>
+            </w:r>
+          </w:p>
+        </w:tc>
+        <w:tc>
+          <w:tcPr>
+            <w:tcW w:type="dxa" w:w="1872"/>
+            <w:tcBorders>
+              <w:top w:val="single" w:sz="4" w:space="0" w:color="BBBBBB"/>
+              <w:left w:val="single" w:sz="4" w:space="0" w:color="BBBBBB"/>
+              <w:bottom w:val="single" w:sz="4" w:space="0" w:color="BBBBBB"/>
+              <w:right w:val="single" w:sz="4" w:space="0" w:color="BBBBBB"/>
+            </w:tcBorders>
+            <w:shd w:val="clear" w:color="auto" w:fill="1F4E79"/>
+          </w:tcPr>
+          <w:p>
+            <w:pPr>
+              <w:spacing w:before="0" w:after="0" w:line="240" w:lineRule="auto"/>
+              <w:jc w:val="center"/>
+            </w:pPr>
+            <w:r>
+              <w:rPr>
+                <w:rFonts w:ascii="Microsoft YaHei" w:hAnsi="Microsoft YaHei" w:eastAsia="Microsoft YaHei" w:cs="Microsoft YaHei"/>
+                <w:b/>
+                <w:color w:val="FFFFFF"/>
+                <w:sz w:val="19"/>
+              </w:rPr>
+              <w:t>影响面</w:t>
+            </w:r>
+          </w:p>
+        </w:tc>
+      </w:tr>
+      <w:tr>
+        <w:tc>
+          <w:tcPr>
+            <w:tcW w:type="dxa" w:w="1872"/>
+            <w:tcBorders>
+              <w:top w:val="single" w:sz="4" w:space="0" w:color="BBBBBB"/>
+              <w:left w:val="single" w:sz="4" w:space="0" w:color="BBBBBB"/>
+              <w:bottom w:val="single" w:sz="4" w:space="0" w:color="BBBBBB"/>
+              <w:right w:val="single" w:sz="4" w:space="0" w:color="BBBBBB"/>
+            </w:tcBorders>
+          </w:tcPr>
+          <w:p>
+            <w:pPr>
+              <w:spacing w:before="0" w:after="0" w:line="240" w:lineRule="auto"/>
+            </w:pPr>
+            <w:r>
+              <w:rPr>
+                <w:rFonts w:ascii="Microsoft YaHei" w:hAnsi="Microsoft YaHei" w:eastAsia="Microsoft YaHei" w:cs="Microsoft YaHei"/>
+                <w:b w:val="0"/>
+                <w:sz w:val="18"/>
+              </w:rPr>
+              <w:t>U9C client_secret 轮换</w:t>
+            </w:r>
+          </w:p>
+        </w:tc>
+        <w:tc>
+          <w:tcPr>
+            <w:tcW w:type="dxa" w:w="1872"/>
+            <w:tcBorders>
+              <w:top w:val="single" w:sz="4" w:space="0" w:color="BBBBBB"/>
+              <w:left w:val="single" w:sz="4" w:space="0" w:color="BBBBBB"/>
+              <w:bottom w:val="single" w:sz="4" w:space="0" w:color="BBBBBB"/>
+              <w:right w:val="single" w:sz="4" w:space="0" w:color="BBBBBB"/>
+            </w:tcBorders>
+          </w:tcPr>
+          <w:p>
+            <w:pPr>
+              <w:spacing w:before="0" w:after="0" w:line="240" w:lineRule="auto"/>
+            </w:pPr>
+            <w:r>
+              <w:rPr>
+                <w:rFonts w:ascii="Microsoft YaHei" w:hAnsi="Microsoft YaHei" w:eastAsia="Microsoft YaHei" w:cs="Microsoft YaHei"/>
+                <w:b w:val="0"/>
+                <w:sz w:val="18"/>
+              </w:rPr>
+              <w:t>IT</w:t>
+            </w:r>
+          </w:p>
+        </w:tc>
+        <w:tc>
+          <w:tcPr>
+            <w:tcW w:type="dxa" w:w="1872"/>
+            <w:tcBorders>
+              <w:top w:val="single" w:sz="4" w:space="0" w:color="BBBBBB"/>
+              <w:left w:val="single" w:sz="4" w:space="0" w:color="BBBBBB"/>
+              <w:bottom w:val="single" w:sz="4" w:space="0" w:color="BBBBBB"/>
+              <w:right w:val="single" w:sz="4" w:space="0" w:color="BBBBBB"/>
+            </w:tcBorders>
+          </w:tcPr>
+          <w:p>
+            <w:pPr>
+              <w:spacing w:before="0" w:after="0" w:line="240" w:lineRule="auto"/>
+            </w:pPr>
+            <w:r>
+              <w:rPr>
+                <w:rFonts w:ascii="Microsoft YaHei" w:hAnsi="Microsoft YaHei" w:eastAsia="Microsoft YaHei" w:cs="Microsoft YaHei"/>
+                <w:b/>
+                <w:sz w:val="18"/>
+              </w:rPr>
+              <w:t>2026-06-20</w:t>
+            </w:r>
+          </w:p>
+        </w:tc>
+        <w:tc>
+          <w:tcPr>
+            <w:tcW w:type="dxa" w:w="1872"/>
+            <w:tcBorders>
+              <w:top w:val="single" w:sz="4" w:space="0" w:color="BBBBBB"/>
+              <w:left w:val="single" w:sz="4" w:space="0" w:color="BBBBBB"/>
+              <w:bottom w:val="single" w:sz="4" w:space="0" w:color="BBBBBB"/>
+              <w:right w:val="single" w:sz="4" w:space="0" w:color="BBBBBB"/>
+            </w:tcBorders>
+          </w:tcPr>
+          <w:p>
+            <w:pPr>
+              <w:spacing w:before="0" w:after="0" w:line="240" w:lineRule="auto"/>
+            </w:pPr>
+            <w:r>
+              <w:rPr>
+                <w:rFonts w:ascii="Microsoft YaHei" w:hAnsi="Microsoft YaHei" w:eastAsia="Microsoft YaHei" w:cs="Microsoft YaHei"/>
+                <w:b w:val="0"/>
+                <w:sz w:val="18"/>
+              </w:rPr>
+              <w:t>升级 Paul → CIO 当面催办</w:t>
+            </w:r>
+          </w:p>
+        </w:tc>
+        <w:tc>
+          <w:tcPr>
+            <w:tcW w:type="dxa" w:w="1872"/>
+            <w:tcBorders>
+              <w:top w:val="single" w:sz="4" w:space="0" w:color="BBBBBB"/>
+              <w:left w:val="single" w:sz="4" w:space="0" w:color="BBBBBB"/>
+              <w:bottom w:val="single" w:sz="4" w:space="0" w:color="BBBBBB"/>
+              <w:right w:val="single" w:sz="4" w:space="0" w:color="BBBBBB"/>
+            </w:tcBorders>
+          </w:tcPr>
+          <w:p>
+            <w:pPr>
+              <w:spacing w:before="0" w:after="0" w:line="240" w:lineRule="auto"/>
+            </w:pPr>
+            <w:r>
+              <w:rPr>
+                <w:rFonts w:ascii="Microsoft YaHei" w:hAnsi="Microsoft YaHei" w:eastAsia="Microsoft YaHei" w:cs="Microsoft YaHei"/>
+                <w:b w:val="0"/>
+                <w:sz w:val="18"/>
+              </w:rPr>
+              <w:t>安全红线（活凭据暴露中）</w:t>
+            </w:r>
+          </w:p>
+        </w:tc>
+      </w:tr>
+      <w:tr>
+        <w:tc>
+          <w:tcPr>
+            <w:tcW w:type="dxa" w:w="1872"/>
+            <w:tcBorders>
+              <w:top w:val="single" w:sz="4" w:space="0" w:color="BBBBBB"/>
+              <w:left w:val="single" w:sz="4" w:space="0" w:color="BBBBBB"/>
+              <w:bottom w:val="single" w:sz="4" w:space="0" w:color="BBBBBB"/>
+              <w:right w:val="single" w:sz="4" w:space="0" w:color="BBBBBB"/>
+            </w:tcBorders>
+            <w:shd w:val="clear" w:color="auto" w:fill="F2F6FB"/>
+          </w:tcPr>
+          <w:p>
+            <w:pPr>
+              <w:spacing w:before="0" w:after="0" w:line="240" w:lineRule="auto"/>
+            </w:pPr>
+            <w:r>
+              <w:rPr>
+                <w:rFonts w:ascii="Microsoft YaHei" w:hAnsi="Microsoft YaHei" w:eastAsia="Microsoft YaHei" w:cs="Microsoft YaHei"/>
+                <w:b w:val="0"/>
+                <w:sz w:val="18"/>
+              </w:rPr>
+              <w:t>U9C ERP MCP 接口就绪</w:t>
+            </w:r>
+          </w:p>
+        </w:tc>
+        <w:tc>
+          <w:tcPr>
+            <w:tcW w:type="dxa" w:w="1872"/>
+            <w:tcBorders>
+              <w:top w:val="single" w:sz="4" w:space="0" w:color="BBBBBB"/>
+              <w:left w:val="single" w:sz="4" w:space="0" w:color="BBBBBB"/>
+              <w:bottom w:val="single" w:sz="4" w:space="0" w:color="BBBBBB"/>
+              <w:right w:val="single" w:sz="4" w:space="0" w:color="BBBBBB"/>
+            </w:tcBorders>
+            <w:shd w:val="clear" w:color="auto" w:fill="F2F6FB"/>
+          </w:tcPr>
+          <w:p>
+            <w:pPr>
+              <w:spacing w:before="0" w:after="0" w:line="240" w:lineRule="auto"/>
+            </w:pPr>
+            <w:r>
+              <w:rPr>
+                <w:rFonts w:ascii="Microsoft YaHei" w:hAnsi="Microsoft YaHei" w:eastAsia="Microsoft YaHei" w:cs="Microsoft YaHei"/>
+                <w:b w:val="0"/>
+                <w:sz w:val="18"/>
+              </w:rPr>
+              <w:t>IT</w:t>
+            </w:r>
+          </w:p>
+        </w:tc>
+        <w:tc>
+          <w:tcPr>
+            <w:tcW w:type="dxa" w:w="1872"/>
+            <w:tcBorders>
+              <w:top w:val="single" w:sz="4" w:space="0" w:color="BBBBBB"/>
+              <w:left w:val="single" w:sz="4" w:space="0" w:color="BBBBBB"/>
+              <w:bottom w:val="single" w:sz="4" w:space="0" w:color="BBBBBB"/>
+              <w:right w:val="single" w:sz="4" w:space="0" w:color="BBBBBB"/>
+            </w:tcBorders>
+            <w:shd w:val="clear" w:color="auto" w:fill="F2F6FB"/>
+          </w:tcPr>
+          <w:p>
+            <w:pPr>
+              <w:spacing w:before="0" w:after="0" w:line="240" w:lineRule="auto"/>
+            </w:pPr>
+            <w:r>
+              <w:rPr>
+                <w:rFonts w:ascii="Microsoft YaHei" w:hAnsi="Microsoft YaHei" w:eastAsia="Microsoft YaHei" w:cs="Microsoft YaHei"/>
+                <w:b/>
+                <w:sz w:val="18"/>
+              </w:rPr>
+              <w:t>2026-08-31</w:t>
+            </w:r>
+          </w:p>
+        </w:tc>
+        <w:tc>
+          <w:tcPr>
+            <w:tcW w:type="dxa" w:w="1872"/>
+            <w:tcBorders>
+              <w:top w:val="single" w:sz="4" w:space="0" w:color="BBBBBB"/>
+              <w:left w:val="single" w:sz="4" w:space="0" w:color="BBBBBB"/>
+              <w:bottom w:val="single" w:sz="4" w:space="0" w:color="BBBBBB"/>
+              <w:right w:val="single" w:sz="4" w:space="0" w:color="BBBBBB"/>
+            </w:tcBorders>
+            <w:shd w:val="clear" w:color="auto" w:fill="F2F6FB"/>
+          </w:tcPr>
+          <w:p>
+            <w:pPr>
+              <w:spacing w:before="0" w:after="0" w:line="240" w:lineRule="auto"/>
+            </w:pPr>
+            <w:r>
+              <w:rPr>
+                <w:rFonts w:ascii="Microsoft YaHei" w:hAnsi="Microsoft YaHei" w:eastAsia="Microsoft YaHei" w:cs="Microsoft YaHei"/>
+                <w:b w:val="0"/>
+                <w:sz w:val="18"/>
+              </w:rPr>
+              <w:t>启动 SQL 只读直连备选（7 月预演过）；SC2 改 9 月试点不变、FI1 评估顺延</w:t>
+            </w:r>
+          </w:p>
+        </w:tc>
+        <w:tc>
+          <w:tcPr>
+            <w:tcW w:type="dxa" w:w="1872"/>
+            <w:tcBorders>
+              <w:top w:val="single" w:sz="4" w:space="0" w:color="BBBBBB"/>
+              <w:left w:val="single" w:sz="4" w:space="0" w:color="BBBBBB"/>
+              <w:bottom w:val="single" w:sz="4" w:space="0" w:color="BBBBBB"/>
+              <w:right w:val="single" w:sz="4" w:space="0" w:color="BBBBBB"/>
+            </w:tcBorders>
+            <w:shd w:val="clear" w:color="auto" w:fill="F2F6FB"/>
+          </w:tcPr>
+          <w:p>
+            <w:pPr>
+              <w:spacing w:before="0" w:after="0" w:line="240" w:lineRule="auto"/>
+            </w:pPr>
+            <w:r>
+              <w:rPr>
+                <w:rFonts w:ascii="Microsoft YaHei" w:hAnsi="Microsoft YaHei" w:eastAsia="Microsoft YaHei" w:cs="Microsoft YaHei"/>
+                <w:b w:val="0"/>
+                <w:sz w:val="18"/>
+              </w:rPr>
+              <w:t>SC2/SC6/SC7 + FI1-FI6</w:t>
+            </w:r>
+          </w:p>
+        </w:tc>
+      </w:tr>
+      <w:tr>
+        <w:tc>
+          <w:tcPr>
+            <w:tcW w:type="dxa" w:w="1872"/>
+            <w:tcBorders>
+              <w:top w:val="single" w:sz="4" w:space="0" w:color="BBBBBB"/>
+              <w:left w:val="single" w:sz="4" w:space="0" w:color="BBBBBB"/>
+              <w:bottom w:val="single" w:sz="4" w:space="0" w:color="BBBBBB"/>
+              <w:right w:val="single" w:sz="4" w:space="0" w:color="BBBBBB"/>
+            </w:tcBorders>
+          </w:tcPr>
+          <w:p>
+            <w:pPr>
+              <w:spacing w:before="0" w:after="0" w:line="240" w:lineRule="auto"/>
+            </w:pPr>
+            <w:r>
+              <w:rPr>
+                <w:rFonts w:ascii="Microsoft YaHei" w:hAnsi="Microsoft YaHei" w:eastAsia="Microsoft YaHei" w:cs="Microsoft YaHei"/>
+                <w:b w:val="0"/>
+                <w:sz w:val="18"/>
+              </w:rPr>
+              <w:t>AIOps 第 2 人到位</w:t>
+            </w:r>
+          </w:p>
+        </w:tc>
+        <w:tc>
+          <w:tcPr>
+            <w:tcW w:type="dxa" w:w="1872"/>
+            <w:tcBorders>
+              <w:top w:val="single" w:sz="4" w:space="0" w:color="BBBBBB"/>
+              <w:left w:val="single" w:sz="4" w:space="0" w:color="BBBBBB"/>
+              <w:bottom w:val="single" w:sz="4" w:space="0" w:color="BBBBBB"/>
+              <w:right w:val="single" w:sz="4" w:space="0" w:color="BBBBBB"/>
+            </w:tcBorders>
+          </w:tcPr>
+          <w:p>
+            <w:pPr>
+              <w:spacing w:before="0" w:after="0" w:line="240" w:lineRule="auto"/>
+            </w:pPr>
+            <w:r>
+              <w:rPr>
+                <w:rFonts w:ascii="Microsoft YaHei" w:hAnsi="Microsoft YaHei" w:eastAsia="Microsoft YaHei" w:cs="Microsoft YaHei"/>
+                <w:b w:val="0"/>
+                <w:sz w:val="18"/>
+              </w:rPr>
+              <w:t>HR + Paul</w:t>
+            </w:r>
+          </w:p>
+        </w:tc>
+        <w:tc>
+          <w:tcPr>
+            <w:tcW w:type="dxa" w:w="1872"/>
+            <w:tcBorders>
+              <w:top w:val="single" w:sz="4" w:space="0" w:color="BBBBBB"/>
+              <w:left w:val="single" w:sz="4" w:space="0" w:color="BBBBBB"/>
+              <w:bottom w:val="single" w:sz="4" w:space="0" w:color="BBBBBB"/>
+              <w:right w:val="single" w:sz="4" w:space="0" w:color="BBBBBB"/>
+            </w:tcBorders>
+          </w:tcPr>
+          <w:p>
+            <w:pPr>
+              <w:spacing w:before="0" w:after="0" w:line="240" w:lineRule="auto"/>
+            </w:pPr>
+            <w:r>
+              <w:rPr>
+                <w:rFonts w:ascii="Microsoft YaHei" w:hAnsi="Microsoft YaHei" w:eastAsia="Microsoft YaHei" w:cs="Microsoft YaHei"/>
+                <w:b/>
+                <w:sz w:val="18"/>
+              </w:rPr>
+              <w:t>2026-07-31</w:t>
+            </w:r>
+          </w:p>
+        </w:tc>
+        <w:tc>
+          <w:tcPr>
+            <w:tcW w:type="dxa" w:w="1872"/>
+            <w:tcBorders>
+              <w:top w:val="single" w:sz="4" w:space="0" w:color="BBBBBB"/>
+              <w:left w:val="single" w:sz="4" w:space="0" w:color="BBBBBB"/>
+              <w:bottom w:val="single" w:sz="4" w:space="0" w:color="BBBBBB"/>
+              <w:right w:val="single" w:sz="4" w:space="0" w:color="BBBBBB"/>
+            </w:tcBorders>
+          </w:tcPr>
+          <w:p>
+            <w:pPr>
+              <w:spacing w:before="0" w:after="0" w:line="240" w:lineRule="auto"/>
+            </w:pPr>
+            <w:r>
+              <w:rPr>
+                <w:rFonts w:ascii="Microsoft YaHei" w:hAnsi="Microsoft YaHei" w:eastAsia="Microsoft YaHei" w:cs="Microsoft YaHei"/>
+                <w:b w:val="0"/>
+                <w:sz w:val="18"/>
+              </w:rPr>
+              <w:t>滑 2 周内：压缩 onboarding；滑 1 个月：触发 Q2 8D 顺延预案（见下）</w:t>
+            </w:r>
+          </w:p>
+        </w:tc>
+        <w:tc>
+          <w:tcPr>
+            <w:tcW w:type="dxa" w:w="1872"/>
+            <w:tcBorders>
+              <w:top w:val="single" w:sz="4" w:space="0" w:color="BBBBBB"/>
+              <w:left w:val="single" w:sz="4" w:space="0" w:color="BBBBBB"/>
+              <w:bottom w:val="single" w:sz="4" w:space="0" w:color="BBBBBB"/>
+              <w:right w:val="single" w:sz="4" w:space="0" w:color="BBBBBB"/>
+            </w:tcBorders>
+          </w:tcPr>
+          <w:p>
+            <w:pPr>
+              <w:spacing w:before="0" w:after="0" w:line="240" w:lineRule="auto"/>
+            </w:pPr>
+            <w:r>
+              <w:rPr>
+                <w:rFonts w:ascii="Microsoft YaHei" w:hAnsi="Microsoft YaHei" w:eastAsia="Microsoft YaHei" w:cs="Microsoft YaHei"/>
+                <w:b w:val="0"/>
+                <w:sz w:val="18"/>
+              </w:rPr>
+              <w:t>质量域全部 8 场景</w:t>
+            </w:r>
+          </w:p>
+        </w:tc>
+      </w:tr>
+      <w:tr>
+        <w:tc>
+          <w:tcPr>
+            <w:tcW w:type="dxa" w:w="1872"/>
+            <w:tcBorders>
+              <w:top w:val="single" w:sz="4" w:space="0" w:color="BBBBBB"/>
+              <w:left w:val="single" w:sz="4" w:space="0" w:color="BBBBBB"/>
+              <w:bottom w:val="single" w:sz="4" w:space="0" w:color="BBBBBB"/>
+              <w:right w:val="single" w:sz="4" w:space="0" w:color="BBBBBB"/>
+            </w:tcBorders>
+            <w:shd w:val="clear" w:color="auto" w:fill="F2F6FB"/>
+          </w:tcPr>
+          <w:p>
+            <w:pPr>
+              <w:spacing w:before="0" w:after="0" w:line="240" w:lineRule="auto"/>
+            </w:pPr>
+            <w:r>
+              <w:rPr>
+                <w:rFonts w:ascii="Microsoft YaHei" w:hAnsi="Microsoft YaHei" w:eastAsia="Microsoft YaHei" w:cs="Microsoft YaHei"/>
+                <w:b w:val="0"/>
+                <w:sz w:val="18"/>
+              </w:rPr>
+              <w:t>8D 历史库归集（30-50 份脱敏）</w:t>
+            </w:r>
+          </w:p>
+        </w:tc>
+        <w:tc>
+          <w:tcPr>
+            <w:tcW w:type="dxa" w:w="1872"/>
+            <w:tcBorders>
+              <w:top w:val="single" w:sz="4" w:space="0" w:color="BBBBBB"/>
+              <w:left w:val="single" w:sz="4" w:space="0" w:color="BBBBBB"/>
+              <w:bottom w:val="single" w:sz="4" w:space="0" w:color="BBBBBB"/>
+              <w:right w:val="single" w:sz="4" w:space="0" w:color="BBBBBB"/>
+            </w:tcBorders>
+            <w:shd w:val="clear" w:color="auto" w:fill="F2F6FB"/>
+          </w:tcPr>
+          <w:p>
+            <w:pPr>
+              <w:spacing w:before="0" w:after="0" w:line="240" w:lineRule="auto"/>
+            </w:pPr>
+            <w:r>
+              <w:rPr>
+                <w:rFonts w:ascii="Microsoft YaHei" w:hAnsi="Microsoft YaHei" w:eastAsia="Microsoft YaHei" w:cs="Microsoft YaHei"/>
+                <w:b w:val="0"/>
+                <w:sz w:val="18"/>
+              </w:rPr>
+              <w:t>质量部 Champion</w:t>
+            </w:r>
+          </w:p>
+        </w:tc>
+        <w:tc>
+          <w:tcPr>
+            <w:tcW w:type="dxa" w:w="1872"/>
+            <w:tcBorders>
+              <w:top w:val="single" w:sz="4" w:space="0" w:color="BBBBBB"/>
+              <w:left w:val="single" w:sz="4" w:space="0" w:color="BBBBBB"/>
+              <w:bottom w:val="single" w:sz="4" w:space="0" w:color="BBBBBB"/>
+              <w:right w:val="single" w:sz="4" w:space="0" w:color="BBBBBB"/>
+            </w:tcBorders>
+            <w:shd w:val="clear" w:color="auto" w:fill="F2F6FB"/>
+          </w:tcPr>
+          <w:p>
+            <w:pPr>
+              <w:spacing w:before="0" w:after="0" w:line="240" w:lineRule="auto"/>
+            </w:pPr>
+            <w:r>
+              <w:rPr>
+                <w:rFonts w:ascii="Microsoft YaHei" w:hAnsi="Microsoft YaHei" w:eastAsia="Microsoft YaHei" w:cs="Microsoft YaHei"/>
+                <w:b/>
+                <w:sz w:val="18"/>
+              </w:rPr>
+              <w:t>2026-09-30</w:t>
+            </w:r>
+          </w:p>
+        </w:tc>
+        <w:tc>
+          <w:tcPr>
+            <w:tcW w:type="dxa" w:w="1872"/>
+            <w:tcBorders>
+              <w:top w:val="single" w:sz="4" w:space="0" w:color="BBBBBB"/>
+              <w:left w:val="single" w:sz="4" w:space="0" w:color="BBBBBB"/>
+              <w:bottom w:val="single" w:sz="4" w:space="0" w:color="BBBBBB"/>
+              <w:right w:val="single" w:sz="4" w:space="0" w:color="BBBBBB"/>
+            </w:tcBorders>
+            <w:shd w:val="clear" w:color="auto" w:fill="F2F6FB"/>
+          </w:tcPr>
+          <w:p>
+            <w:pPr>
+              <w:spacing w:before="0" w:after="0" w:line="240" w:lineRule="auto"/>
+            </w:pPr>
+            <w:r>
+              <w:rPr>
+                <w:rFonts w:ascii="Microsoft YaHei" w:hAnsi="Microsoft YaHei" w:eastAsia="Microsoft YaHei" w:cs="Microsoft YaHei"/>
+                <w:b w:val="0"/>
+                <w:sz w:val="18"/>
+              </w:rPr>
+              <w:t>触发数据就绪门顺延条款，Q2 顺延、不空转</w:t>
+            </w:r>
+          </w:p>
+        </w:tc>
+        <w:tc>
+          <w:tcPr>
+            <w:tcW w:type="dxa" w:w="1872"/>
+            <w:tcBorders>
+              <w:top w:val="single" w:sz="4" w:space="0" w:color="BBBBBB"/>
+              <w:left w:val="single" w:sz="4" w:space="0" w:color="BBBBBB"/>
+              <w:bottom w:val="single" w:sz="4" w:space="0" w:color="BBBBBB"/>
+              <w:right w:val="single" w:sz="4" w:space="0" w:color="BBBBBB"/>
+            </w:tcBorders>
+            <w:shd w:val="clear" w:color="auto" w:fill="F2F6FB"/>
+          </w:tcPr>
+          <w:p>
+            <w:pPr>
+              <w:spacing w:before="0" w:after="0" w:line="240" w:lineRule="auto"/>
+            </w:pPr>
+            <w:r>
+              <w:rPr>
+                <w:rFonts w:ascii="Microsoft YaHei" w:hAnsi="Microsoft YaHei" w:eastAsia="Microsoft YaHei" w:cs="Microsoft YaHei"/>
+                <w:b w:val="0"/>
+                <w:sz w:val="18"/>
+              </w:rPr>
+              <w:t>Q2 旗舰①</w:t>
+            </w:r>
+          </w:p>
+        </w:tc>
+      </w:tr>
+      <w:tr>
+        <w:tc>
+          <w:tcPr>
+            <w:tcW w:type="dxa" w:w="1872"/>
+            <w:tcBorders>
+              <w:top w:val="single" w:sz="4" w:space="0" w:color="BBBBBB"/>
+              <w:left w:val="single" w:sz="4" w:space="0" w:color="BBBBBB"/>
+              <w:bottom w:val="single" w:sz="4" w:space="0" w:color="BBBBBB"/>
+              <w:right w:val="single" w:sz="4" w:space="0" w:color="BBBBBB"/>
+            </w:tcBorders>
+          </w:tcPr>
+          <w:p>
+            <w:pPr>
+              <w:spacing w:before="0" w:after="0" w:line="240" w:lineRule="auto"/>
+            </w:pPr>
+            <w:r>
+              <w:rPr>
+                <w:rFonts w:ascii="Microsoft YaHei" w:hAnsi="Microsoft YaHei" w:eastAsia="Microsoft YaHei" w:cs="Microsoft YaHei"/>
+                <w:b w:val="0"/>
+                <w:sz w:val="18"/>
+              </w:rPr>
+              <w:t>立项"可机器核规则"边界共识</w:t>
+            </w:r>
+          </w:p>
+        </w:tc>
+        <w:tc>
+          <w:tcPr>
+            <w:tcW w:type="dxa" w:w="1872"/>
+            <w:tcBorders>
+              <w:top w:val="single" w:sz="4" w:space="0" w:color="BBBBBB"/>
+              <w:left w:val="single" w:sz="4" w:space="0" w:color="BBBBBB"/>
+              <w:bottom w:val="single" w:sz="4" w:space="0" w:color="BBBBBB"/>
+              <w:right w:val="single" w:sz="4" w:space="0" w:color="BBBBBB"/>
+            </w:tcBorders>
+          </w:tcPr>
+          <w:p>
+            <w:pPr>
+              <w:spacing w:before="0" w:after="0" w:line="240" w:lineRule="auto"/>
+            </w:pPr>
+            <w:r>
+              <w:rPr>
+                <w:rFonts w:ascii="Microsoft YaHei" w:hAnsi="Microsoft YaHei" w:eastAsia="Microsoft YaHei" w:cs="Microsoft YaHei"/>
+                <w:b w:val="0"/>
+                <w:sz w:val="18"/>
+              </w:rPr>
+              <w:t>PMO + 财务</w:t>
+            </w:r>
+          </w:p>
+        </w:tc>
+        <w:tc>
+          <w:tcPr>
+            <w:tcW w:type="dxa" w:w="1872"/>
+            <w:tcBorders>
+              <w:top w:val="single" w:sz="4" w:space="0" w:color="BBBBBB"/>
+              <w:left w:val="single" w:sz="4" w:space="0" w:color="BBBBBB"/>
+              <w:bottom w:val="single" w:sz="4" w:space="0" w:color="BBBBBB"/>
+              <w:right w:val="single" w:sz="4" w:space="0" w:color="BBBBBB"/>
+            </w:tcBorders>
+          </w:tcPr>
+          <w:p>
+            <w:pPr>
+              <w:spacing w:before="0" w:after="0" w:line="240" w:lineRule="auto"/>
+            </w:pPr>
+            <w:r>
+              <w:rPr>
+                <w:rFonts w:ascii="Microsoft YaHei" w:hAnsi="Microsoft YaHei" w:eastAsia="Microsoft YaHei" w:cs="Microsoft YaHei"/>
+                <w:b/>
+                <w:sz w:val="18"/>
+              </w:rPr>
+              <w:t>2026-09-30</w:t>
+            </w:r>
+          </w:p>
+        </w:tc>
+        <w:tc>
+          <w:tcPr>
+            <w:tcW w:type="dxa" w:w="1872"/>
+            <w:tcBorders>
+              <w:top w:val="single" w:sz="4" w:space="0" w:color="BBBBBB"/>
+              <w:left w:val="single" w:sz="4" w:space="0" w:color="BBBBBB"/>
+              <w:bottom w:val="single" w:sz="4" w:space="0" w:color="BBBBBB"/>
+              <w:right w:val="single" w:sz="4" w:space="0" w:color="BBBBBB"/>
+            </w:tcBorders>
+          </w:tcPr>
+          <w:p>
+            <w:pPr>
+              <w:spacing w:before="0" w:after="0" w:line="240" w:lineRule="auto"/>
+            </w:pPr>
+            <w:r>
+              <w:rPr>
+                <w:rFonts w:ascii="Microsoft YaHei" w:hAnsi="Microsoft YaHei" w:eastAsia="Microsoft YaHei" w:cs="Microsoft YaHei"/>
+                <w:b w:val="0"/>
+                <w:sz w:val="18"/>
+              </w:rPr>
+              <w:t>Q6 范围降级：先上模板完整性核查，财务规则核查二期</w:t>
+            </w:r>
+          </w:p>
+        </w:tc>
+        <w:tc>
+          <w:tcPr>
+            <w:tcW w:type="dxa" w:w="1872"/>
+            <w:tcBorders>
+              <w:top w:val="single" w:sz="4" w:space="0" w:color="BBBBBB"/>
+              <w:left w:val="single" w:sz="4" w:space="0" w:color="BBBBBB"/>
+              <w:bottom w:val="single" w:sz="4" w:space="0" w:color="BBBBBB"/>
+              <w:right w:val="single" w:sz="4" w:space="0" w:color="BBBBBB"/>
+            </w:tcBorders>
+          </w:tcPr>
+          <w:p>
+            <w:pPr>
+              <w:spacing w:before="0" w:after="0" w:line="240" w:lineRule="auto"/>
+            </w:pPr>
+            <w:r>
+              <w:rPr>
+                <w:rFonts w:ascii="Microsoft YaHei" w:hAnsi="Microsoft YaHei" w:eastAsia="Microsoft YaHei" w:cs="Microsoft YaHei"/>
+                <w:b w:val="0"/>
+                <w:sz w:val="18"/>
+              </w:rPr>
+              <w:t>Q6 旗舰②</w:t>
+            </w:r>
+          </w:p>
+        </w:tc>
+      </w:tr>
+      <w:tr>
+        <w:tc>
+          <w:tcPr>
+            <w:tcW w:type="dxa" w:w="1872"/>
+            <w:tcBorders>
+              <w:top w:val="single" w:sz="4" w:space="0" w:color="BBBBBB"/>
+              <w:left w:val="single" w:sz="4" w:space="0" w:color="BBBBBB"/>
+              <w:bottom w:val="single" w:sz="4" w:space="0" w:color="BBBBBB"/>
+              <w:right w:val="single" w:sz="4" w:space="0" w:color="BBBBBB"/>
+            </w:tcBorders>
+            <w:shd w:val="clear" w:color="auto" w:fill="F2F6FB"/>
+          </w:tcPr>
+          <w:p>
+            <w:pPr>
+              <w:spacing w:before="0" w:after="0" w:line="240" w:lineRule="auto"/>
+            </w:pPr>
+            <w:r>
+              <w:rPr>
+                <w:rFonts w:ascii="Microsoft YaHei" w:hAnsi="Microsoft YaHei" w:eastAsia="Microsoft YaHei" w:cs="Microsoft YaHei"/>
+                <w:b w:val="0"/>
+                <w:sz w:val="18"/>
+              </w:rPr>
+              <w:t>FI1 委外商务数据条款</w:t>
+            </w:r>
+          </w:p>
+        </w:tc>
+        <w:tc>
+          <w:tcPr>
+            <w:tcW w:type="dxa" w:w="1872"/>
+            <w:tcBorders>
+              <w:top w:val="single" w:sz="4" w:space="0" w:color="BBBBBB"/>
+              <w:left w:val="single" w:sz="4" w:space="0" w:color="BBBBBB"/>
+              <w:bottom w:val="single" w:sz="4" w:space="0" w:color="BBBBBB"/>
+              <w:right w:val="single" w:sz="4" w:space="0" w:color="BBBBBB"/>
+            </w:tcBorders>
+            <w:shd w:val="clear" w:color="auto" w:fill="F2F6FB"/>
+          </w:tcPr>
+          <w:p>
+            <w:pPr>
+              <w:spacing w:before="0" w:after="0" w:line="240" w:lineRule="auto"/>
+            </w:pPr>
+            <w:r>
+              <w:rPr>
+                <w:rFonts w:ascii="Microsoft YaHei" w:hAnsi="Microsoft YaHei" w:eastAsia="Microsoft YaHei" w:cs="Microsoft YaHei"/>
+                <w:b w:val="0"/>
+                <w:sz w:val="18"/>
+              </w:rPr>
+              <w:t>财务 + 商务</w:t>
+            </w:r>
+          </w:p>
+        </w:tc>
+        <w:tc>
+          <w:tcPr>
+            <w:tcW w:type="dxa" w:w="1872"/>
+            <w:tcBorders>
+              <w:top w:val="single" w:sz="4" w:space="0" w:color="BBBBBB"/>
+              <w:left w:val="single" w:sz="4" w:space="0" w:color="BBBBBB"/>
+              <w:bottom w:val="single" w:sz="4" w:space="0" w:color="BBBBBB"/>
+              <w:right w:val="single" w:sz="4" w:space="0" w:color="BBBBBB"/>
+            </w:tcBorders>
+            <w:shd w:val="clear" w:color="auto" w:fill="F2F6FB"/>
+          </w:tcPr>
+          <w:p>
+            <w:pPr>
+              <w:spacing w:before="0" w:after="0" w:line="240" w:lineRule="auto"/>
+            </w:pPr>
+            <w:r>
+              <w:rPr>
+                <w:rFonts w:ascii="Microsoft YaHei" w:hAnsi="Microsoft YaHei" w:eastAsia="Microsoft YaHei" w:cs="Microsoft YaHei"/>
+                <w:b/>
+                <w:sz w:val="18"/>
+              </w:rPr>
+              <w:t>2026-08-15</w:t>
+            </w:r>
+          </w:p>
+        </w:tc>
+        <w:tc>
+          <w:tcPr>
+            <w:tcW w:type="dxa" w:w="1872"/>
+            <w:tcBorders>
+              <w:top w:val="single" w:sz="4" w:space="0" w:color="BBBBBB"/>
+              <w:left w:val="single" w:sz="4" w:space="0" w:color="BBBBBB"/>
+              <w:bottom w:val="single" w:sz="4" w:space="0" w:color="BBBBBB"/>
+              <w:right w:val="single" w:sz="4" w:space="0" w:color="BBBBBB"/>
+            </w:tcBorders>
+            <w:shd w:val="clear" w:color="auto" w:fill="F2F6FB"/>
+          </w:tcPr>
+          <w:p>
+            <w:pPr>
+              <w:spacing w:before="0" w:after="0" w:line="240" w:lineRule="auto"/>
+            </w:pPr>
+            <w:r>
+              <w:rPr>
+                <w:rFonts w:ascii="Microsoft YaHei" w:hAnsi="Microsoft YaHei" w:eastAsia="Microsoft YaHei" w:cs="Microsoft YaHei"/>
+                <w:b w:val="0"/>
+                <w:sz w:val="18"/>
+              </w:rPr>
+              <w:t>FI1 降范围（先做 SMT 内部对账，委外二期）或顺延</w:t>
+            </w:r>
+          </w:p>
+        </w:tc>
+        <w:tc>
+          <w:tcPr>
+            <w:tcW w:type="dxa" w:w="1872"/>
+            <w:tcBorders>
+              <w:top w:val="single" w:sz="4" w:space="0" w:color="BBBBBB"/>
+              <w:left w:val="single" w:sz="4" w:space="0" w:color="BBBBBB"/>
+              <w:bottom w:val="single" w:sz="4" w:space="0" w:color="BBBBBB"/>
+              <w:right w:val="single" w:sz="4" w:space="0" w:color="BBBBBB"/>
+            </w:tcBorders>
+            <w:shd w:val="clear" w:color="auto" w:fill="F2F6FB"/>
+          </w:tcPr>
+          <w:p>
+            <w:pPr>
+              <w:spacing w:before="0" w:after="0" w:line="240" w:lineRule="auto"/>
+            </w:pPr>
+            <w:r>
+              <w:rPr>
+                <w:rFonts w:ascii="Microsoft YaHei" w:hAnsi="Microsoft YaHei" w:eastAsia="Microsoft YaHei" w:cs="Microsoft YaHei"/>
+                <w:b w:val="0"/>
+                <w:sz w:val="18"/>
+              </w:rPr>
+              <w:t>FI1</w:t>
+            </w:r>
+          </w:p>
+        </w:tc>
+      </w:tr>
+    </w:tbl>
+    <w:p>
+      <w:pPr>
+        <w:spacing w:after="40"/>
+      </w:pPr>
+    </w:p>
+    <w:p>
+      <w:pPr>
+        <w:pBdr>
+          <w:left w:val="single" w:sz="18" w:space="8" w:color="1F4E79"/>
+        </w:pBdr>
+        <w:shd w:val="clear" w:color="auto" w:fill="EAF1FB"/>
+        <w:spacing w:before="80" w:after="160"/>
+        <w:ind w:left="160"/>
+      </w:pPr>
+      <w:r>
+        <w:rPr>
+          <w:rFonts w:ascii="Microsoft YaHei" w:hAnsi="Microsoft YaHei" w:eastAsia="Microsoft YaHei" w:cs="Microsoft YaHei"/>
+          <w:b w:val="0"/>
+          <w:sz w:val="20"/>
+        </w:rPr>
+        <w:t>红线日逾期当周必须出现在月度 AI 运营 Review 的第一页；连续两期逾期自动升级公司经营会。</w:t>
+      </w:r>
+    </w:p>
+    <w:p>
+      <w:pPr>
+        <w:spacing w:after="100"/>
+      </w:pPr>
+      <w:r>
+        <w:rPr>
+          <w:rFonts w:ascii="Microsoft YaHei" w:hAnsi="Microsoft YaHei" w:eastAsia="Microsoft YaHei" w:cs="Microsoft YaHei"/>
+          <w:b/>
+          <w:sz w:val="21"/>
+        </w:rPr>
+        <w:t>2. 砍单规则（10/12 月预设，参照 11 月先例）</w:t>
+      </w:r>
+    </w:p>
+    <w:p>
+      <w:pPr>
+        <w:pStyle w:val="ListBullet"/>
+        <w:spacing w:after="60"/>
+      </w:pPr>
+      <w:r>
+        <w:rPr>
+          <w:rFonts w:ascii="Microsoft YaHei" w:hAnsi="Microsoft YaHei" w:eastAsia="Microsoft YaHei" w:cs="Microsoft YaHei"/>
+          <w:b w:val="0"/>
+          <w:sz w:val="21"/>
+        </w:rPr>
+        <w:t>11 月已定：原排 9 场景砍到 4-5 个（高价值 + 数据就绪优先）。</w:t>
+      </w:r>
+    </w:p>
+    <w:p>
+      <w:pPr>
+        <w:pStyle w:val="ListBullet"/>
+        <w:spacing w:after="60"/>
+      </w:pPr>
+      <w:r>
+        <w:rPr>
+          <w:rFonts w:ascii="Microsoft YaHei" w:hAnsi="Microsoft YaHei" w:eastAsia="Microsoft YaHei" w:cs="Microsoft YaHei"/>
+          <w:b/>
+          <w:sz w:val="21"/>
+        </w:rPr>
+        <w:t>10 月预设</w:t>
+      </w:r>
+      <w:r>
+        <w:rPr>
+          <w:rFonts w:ascii="Microsoft YaHei" w:hAnsi="Microsoft YaHei" w:eastAsia="Microsoft YaHei" w:cs="Microsoft YaHei"/>
+          <w:b w:val="0"/>
+          <w:sz w:val="21"/>
+        </w:rPr>
+        <w:t>：原排 4 场景（SC4/R1/Q2/S2）。若第 2 人未到位或 8D 归集未完成 → Q2 顺延（见预案）；若 ISO26262 规范未发布 → R1 顺延、不挤压其他场景。10 月底最多并行 3 个新启动。</w:t>
+      </w:r>
+    </w:p>
+    <w:p>
+      <w:pPr>
+        <w:pStyle w:val="ListBullet"/>
+        <w:spacing w:after="60"/>
+      </w:pPr>
+      <w:r>
+        <w:rPr>
+          <w:rFonts w:ascii="Microsoft YaHei" w:hAnsi="Microsoft YaHei" w:eastAsia="Microsoft YaHei" w:cs="Microsoft YaHei"/>
+          <w:b/>
+          <w:sz w:val="21"/>
+        </w:rPr>
+        <w:t>12 月预设</w:t>
+      </w:r>
+      <w:r>
+        <w:rPr>
+          <w:rFonts w:ascii="Microsoft YaHei" w:hAnsi="Microsoft YaHei" w:eastAsia="Microsoft YaHei" w:cs="Microsoft YaHei"/>
+          <w:b w:val="0"/>
+          <w:sz w:val="21"/>
+        </w:rPr>
+        <w:t>：原排 5 个（SC6/R3/立项试点/S4/O3）。SC6 依赖外部 API 签约（9 月红线），未签则顺延 SC6、保 R3/O3。</w:t>
+      </w:r>
+    </w:p>
+    <w:p>
+      <w:pPr>
+        <w:pStyle w:val="ListBullet"/>
+        <w:spacing w:after="60"/>
+      </w:pPr>
+      <w:r>
+        <w:rPr>
+          <w:rFonts w:ascii="Microsoft YaHei" w:hAnsi="Microsoft YaHei" w:eastAsia="Microsoft YaHei" w:cs="Microsoft YaHei"/>
+          <w:b w:val="0"/>
+          <w:sz w:val="21"/>
+        </w:rPr>
+        <w:t>砍单优先序（保留优先级从高到低）：已收割引擎落位 &gt; 旗舰场景 &gt; 数据已就绪的新建 &gt; 数据未就绪的新建。</w:t>
+      </w:r>
+    </w:p>
+    <w:p>
+      <w:pPr>
+        <w:spacing w:after="100"/>
+      </w:pPr>
+      <w:r>
+        <w:rPr>
+          <w:rFonts w:ascii="Microsoft YaHei" w:hAnsi="Microsoft YaHei" w:eastAsia="Microsoft YaHei" w:cs="Microsoft YaHei"/>
+          <w:b/>
+          <w:sz w:val="21"/>
+        </w:rPr>
+        <w:t>3. Q2 8D 顺延预案（显式化）</w:t>
+      </w:r>
+    </w:p>
+    <w:p>
+      <w:pPr>
+        <w:spacing w:after="100"/>
+      </w:pPr>
+      <w:r>
+        <w:rPr>
+          <w:rFonts w:ascii="Microsoft YaHei" w:hAnsi="Microsoft YaHei" w:eastAsia="Microsoft YaHei" w:cs="Microsoft YaHei"/>
+          <w:b w:val="0"/>
+          <w:sz w:val="21"/>
+        </w:rPr>
+        <w:t>触发条件：AIOps 第 2 人 8 月底仍未到位，或 8D 归集 9 月底未达 30 份。动作：Q2 启动从 2026-10 顺延至数据/人力就绪后 4 周，落入 S3 缓冲消化；Q6 立项门禁（不依赖 8D 库）按期推进不受牵连；顺延决定由 Paul 在触发当周确认，同步质量部启动会口径。</w:t>
+      </w:r>
+    </w:p>
+    <w:p>
+      <w:pPr>
+        <w:spacing w:after="100"/>
+      </w:pPr>
+      <w:r>
+        <w:rPr>
+          <w:rFonts w:ascii="Microsoft YaHei" w:hAnsi="Microsoft YaHei" w:eastAsia="Microsoft YaHei" w:cs="Microsoft YaHei"/>
+          <w:b/>
+          <w:sz w:val="21"/>
+        </w:rPr>
+        <w:t>4. 缓冲管理</w:t>
+      </w:r>
+    </w:p>
+    <w:p>
+      <w:pPr>
+        <w:spacing w:after="100"/>
+      </w:pPr>
+      <w:r>
+        <w:rPr>
+          <w:rFonts w:ascii="Microsoft YaHei" w:hAnsi="Microsoft YaHei" w:eastAsia="Microsoft YaHei" w:cs="Microsoft YaHei"/>
+          <w:b w:val="0"/>
+          <w:sz w:val="21"/>
+        </w:rPr>
+        <w:t>S3 深化期（2027-07~12）为显式规划缓冲（见全景规划 §0.1/S3 缓冲声明）。缓冲消耗记录在月度 Review；累计顺延场景 &gt;5 个或缓冲消耗过半时，Paul 评估调整 Phase 2 启动时点，</w:t>
+      </w:r>
+      <w:r>
+        <w:rPr>
+          <w:rFonts w:ascii="Microsoft YaHei" w:hAnsi="Microsoft YaHei" w:eastAsia="Microsoft YaHei" w:cs="Microsoft YaHei"/>
+          <w:b/>
+          <w:sz w:val="21"/>
+        </w:rPr>
+        <w:t>不得以压缩测试/合规门禁的方式赶进度</w:t>
+      </w:r>
+      <w:r>
+        <w:rPr>
+          <w:rFonts w:ascii="Microsoft YaHei" w:hAnsi="Microsoft YaHei" w:eastAsia="Microsoft YaHei" w:cs="Microsoft YaHei"/>
+          <w:b w:val="0"/>
+          <w:sz w:val="21"/>
+        </w:rPr>
+        <w:t>（红线）。</w:t>
+      </w:r>
+    </w:p>
+    <w:p>
+      <w:pPr>
+        <w:spacing w:after="100"/>
+      </w:pPr>
+      <w:r>
+        <w:rPr>
+          <w:rFonts w:ascii="Microsoft YaHei" w:hAnsi="Microsoft YaHei" w:eastAsia="Microsoft YaHei" w:cs="Microsoft YaHei"/>
+          <w:b/>
+          <w:sz w:val="21"/>
+        </w:rPr>
+        <w:t>5. 场景价值验收标准（2026-06-13 已决策，待决策清单 D-4=A）</w:t>
+      </w:r>
+    </w:p>
+    <w:p>
+      <w:pPr>
+        <w:spacing w:after="100"/>
+      </w:pPr>
+      <w:r>
+        <w:rPr>
+          <w:rFonts w:ascii="Microsoft YaHei" w:hAnsi="Microsoft YaHei" w:eastAsia="Microsoft YaHei" w:cs="Microsoft YaHei"/>
+          <w:b w:val="0"/>
+          <w:sz w:val="21"/>
+        </w:rPr>
+        <w:t>每场景执行</w:t>
+      </w:r>
+      <w:r>
+        <w:rPr>
+          <w:rFonts w:ascii="Microsoft YaHei" w:hAnsi="Microsoft YaHei" w:eastAsia="Microsoft YaHei" w:cs="Microsoft YaHei"/>
+          <w:b/>
+          <w:sz w:val="21"/>
+        </w:rPr>
+        <w:t>两级验收</w:t>
+      </w:r>
+      <w:r>
+        <w:rPr>
+          <w:rFonts w:ascii="Microsoft YaHei" w:hAnsi="Microsoft YaHei" w:eastAsia="Microsoft YaHei" w:cs="Microsoft YaHei"/>
+          <w:b w:val="0"/>
+          <w:sz w:val="21"/>
+        </w:rPr>
+        <w:t xml:space="preserve">：① </w:t>
+      </w:r>
+      <w:r>
+        <w:rPr>
+          <w:rFonts w:ascii="Microsoft YaHei" w:hAnsi="Microsoft YaHei" w:eastAsia="Microsoft YaHei" w:cs="Microsoft YaHei"/>
+          <w:b/>
+          <w:sz w:val="21"/>
+        </w:rPr>
+        <w:t>上线验收</w:t>
+      </w:r>
+      <w:r>
+        <w:rPr>
+          <w:rFonts w:ascii="Microsoft YaHei" w:hAnsi="Microsoft YaHei" w:eastAsia="Microsoft YaHei" w:cs="Microsoft YaHei"/>
+          <w:b w:val="0"/>
+          <w:sz w:val="21"/>
+        </w:rPr>
+        <w:t xml:space="preserve">——功能 + 合规门禁（既有流程）；② </w:t>
+      </w:r>
+      <w:r>
+        <w:rPr>
+          <w:rFonts w:ascii="Microsoft YaHei" w:hAnsi="Microsoft YaHei" w:eastAsia="Microsoft YaHei" w:cs="Microsoft YaHei"/>
+          <w:b/>
+          <w:sz w:val="21"/>
+        </w:rPr>
+        <w:t>价值验收</w:t>
+      </w:r>
+      <w:r>
+        <w:rPr>
+          <w:rFonts w:ascii="Microsoft YaHei" w:hAnsi="Microsoft YaHei" w:eastAsia="Microsoft YaHei" w:cs="Microsoft YaHei"/>
+          <w:b w:val="0"/>
+          <w:sz w:val="21"/>
+        </w:rPr>
+        <w:t>——上线运行 3 个月后对标价值指标，不达标进入改进或退役评估（衔接失败案例库机制）。价值指标在场景启动时于 openspec proposal 中定义 1-2 个，三类模板任选：</w:t>
+      </w:r>
+      <w:r>
+        <w:rPr>
+          <w:rFonts w:ascii="Microsoft YaHei" w:hAnsi="Microsoft YaHei" w:eastAsia="Microsoft YaHei" w:cs="Microsoft YaHei"/>
+          <w:b/>
+          <w:sz w:val="21"/>
+        </w:rPr>
+        <w:t>工时型</w:t>
+      </w:r>
+      <w:r>
+        <w:rPr>
+          <w:rFonts w:ascii="Microsoft YaHei" w:hAnsi="Microsoft YaHei" w:eastAsia="Microsoft YaHei" w:cs="Microsoft YaHei"/>
+          <w:b w:val="0"/>
+          <w:sz w:val="21"/>
+        </w:rPr>
+        <w:t>（基线人工耗时 vs AI 后耗时 × 月采用量）、</w:t>
+      </w:r>
+      <w:r>
+        <w:rPr>
+          <w:rFonts w:ascii="Microsoft YaHei" w:hAnsi="Microsoft YaHei" w:eastAsia="Microsoft YaHei" w:cs="Microsoft YaHei"/>
+          <w:b/>
+          <w:sz w:val="21"/>
+        </w:rPr>
+        <w:t>质量型</w:t>
+      </w:r>
+      <w:r>
+        <w:rPr>
+          <w:rFonts w:ascii="Microsoft YaHei" w:hAnsi="Microsoft YaHei" w:eastAsia="Microsoft YaHei" w:cs="Microsoft YaHei"/>
+          <w:b w:val="0"/>
+          <w:sz w:val="21"/>
+        </w:rPr>
+        <w:t>（错漏率/返工轮次/检出率）、</w:t>
+      </w:r>
+      <w:r>
+        <w:rPr>
+          <w:rFonts w:ascii="Microsoft YaHei" w:hAnsi="Microsoft YaHei" w:eastAsia="Microsoft YaHei" w:cs="Microsoft YaHei"/>
+          <w:b/>
+          <w:sz w:val="21"/>
+        </w:rPr>
+        <w:t>风险型</w:t>
+      </w:r>
+      <w:r>
+        <w:rPr>
+          <w:rFonts w:ascii="Microsoft YaHei" w:hAnsi="Microsoft YaHei" w:eastAsia="Microsoft YaHei" w:cs="Microsoft YaHei"/>
+          <w:b w:val="0"/>
+          <w:sz w:val="21"/>
+        </w:rPr>
+        <w:t>（预警提前量/拦截事件数）。指标基线由业务 Champion 在启动前确认存档（防基线漂移），月度 Review 汇总，作为半年度/年度报告 ROI 证据链。</w:t>
       </w:r>
     </w:p>
     <w:p>
@@ -12364,7 +13663,7 @@
           <w:b w:val="0"/>
           <w:sz w:val="20"/>
         </w:rPr>
-        <w:t xml:space="preserve"> + 全景规划"第四阶段"。</w:t>
+        <w:t xml:space="preserve"> + 全景规划 "Phase 2 · 产品工程跃升期" 章节。</w:t>
       </w:r>
     </w:p>
     <w:tbl>
